--- a/AWSToolkit/AWSToolkitSetup.docx
+++ b/AWSToolkit/AWSToolkitSetup.docx
@@ -1555,6 +1555,2400 @@
       </w:pPr>
       <w:r>
         <w:rPr/>
+      </w:r>
+    </w:p>
+    <w:p>
+      <w:pPr>
+        <w:pStyle w:val="Normal"/>
+        <w:bidi w:val="0"/>
+        <w:jc w:val="start"/>
+        <w:rPr/>
+      </w:pPr>
+      <w:r>
+        <w:rPr/>
+      </w:r>
+    </w:p>
+    <w:p>
+      <w:pPr>
+        <w:pStyle w:val="Normal"/>
+        <w:bidi w:val="0"/>
+        <w:jc w:val="start"/>
+        <w:rPr/>
+      </w:pPr>
+      <w:r>
+        <w:rPr/>
+      </w:r>
+    </w:p>
+    <w:p>
+      <w:pPr>
+        <w:pStyle w:val="Normal"/>
+        <w:bidi w:val="0"/>
+        <w:jc w:val="start"/>
+        <w:rPr/>
+      </w:pPr>
+      <w:r>
+        <w:rPr/>
+      </w:r>
+    </w:p>
+    <w:p>
+      <w:pPr>
+        <w:pStyle w:val="Normal"/>
+        <w:bidi w:val="0"/>
+        <w:jc w:val="start"/>
+        <w:rPr/>
+      </w:pPr>
+      <w:r>
+        <w:rPr/>
+      </w:r>
+    </w:p>
+    <w:p>
+      <w:pPr>
+        <w:pStyle w:val="Normal"/>
+        <w:bidi w:val="0"/>
+        <w:jc w:val="start"/>
+        <w:rPr/>
+      </w:pPr>
+      <w:r>
+        <w:rPr/>
+      </w:r>
+    </w:p>
+    <w:p>
+      <w:pPr>
+        <w:pStyle w:val="Normal"/>
+        <w:bidi w:val="0"/>
+        <w:jc w:val="start"/>
+        <w:rPr/>
+      </w:pPr>
+      <w:r>
+        <w:rPr/>
+      </w:r>
+    </w:p>
+    <w:p>
+      <w:pPr>
+        <w:pStyle w:val="Normal"/>
+        <w:bidi w:val="0"/>
+        <w:jc w:val="start"/>
+        <w:rPr/>
+      </w:pPr>
+      <w:r>
+        <w:rPr/>
+      </w:r>
+    </w:p>
+    <w:p>
+      <w:pPr>
+        <w:pStyle w:val="Normal"/>
+        <w:bidi w:val="0"/>
+        <w:jc w:val="start"/>
+        <w:rPr/>
+      </w:pPr>
+      <w:r>
+        <w:rPr/>
+      </w:r>
+    </w:p>
+    <w:p>
+      <w:pPr>
+        <w:pStyle w:val="Normal"/>
+        <w:bidi w:val="0"/>
+        <w:jc w:val="start"/>
+        <w:rPr/>
+      </w:pPr>
+      <w:r>
+        <w:rPr/>
+      </w:r>
+    </w:p>
+    <w:p>
+      <w:pPr>
+        <w:pStyle w:val="Normal"/>
+        <w:bidi w:val="0"/>
+        <w:jc w:val="start"/>
+        <w:rPr/>
+      </w:pPr>
+      <w:r>
+        <w:rPr/>
+      </w:r>
+    </w:p>
+    <w:p>
+      <w:pPr>
+        <w:pStyle w:val="Normal"/>
+        <w:bidi w:val="0"/>
+        <w:jc w:val="start"/>
+        <w:rPr/>
+      </w:pPr>
+      <w:r>
+        <w:rPr/>
+      </w:r>
+    </w:p>
+    <w:p>
+      <w:pPr>
+        <w:pStyle w:val="Normal"/>
+        <w:bidi w:val="0"/>
+        <w:jc w:val="start"/>
+        <w:rPr/>
+      </w:pPr>
+      <w:r>
+        <w:rPr/>
+      </w:r>
+    </w:p>
+    <w:p>
+      <w:pPr>
+        <w:pStyle w:val="Normal"/>
+        <w:bidi w:val="0"/>
+        <w:jc w:val="start"/>
+        <w:rPr/>
+      </w:pPr>
+      <w:r>
+        <w:rPr/>
+      </w:r>
+    </w:p>
+    <w:p>
+      <w:pPr>
+        <w:pStyle w:val="Normal"/>
+        <w:bidi w:val="0"/>
+        <w:jc w:val="start"/>
+        <w:rPr/>
+      </w:pPr>
+      <w:r>
+        <w:rPr/>
+      </w:r>
+    </w:p>
+    <w:p>
+      <w:pPr>
+        <w:pStyle w:val="Normal"/>
+        <w:bidi w:val="0"/>
+        <w:jc w:val="start"/>
+        <w:rPr/>
+      </w:pPr>
+      <w:r>
+        <w:rPr/>
+      </w:r>
+    </w:p>
+    <w:p>
+      <w:pPr>
+        <w:pStyle w:val="Normal"/>
+        <w:bidi w:val="0"/>
+        <w:jc w:val="start"/>
+        <w:rPr/>
+      </w:pPr>
+      <w:r>
+        <w:rPr/>
+      </w:r>
+    </w:p>
+    <w:p>
+      <w:pPr>
+        <w:pStyle w:val="Normal"/>
+        <w:bidi w:val="0"/>
+        <w:jc w:val="start"/>
+        <w:rPr/>
+      </w:pPr>
+      <w:r>
+        <w:rPr/>
+      </w:r>
+    </w:p>
+    <w:p>
+      <w:pPr>
+        <w:pStyle w:val="Normal"/>
+        <w:bidi w:val="0"/>
+        <w:jc w:val="start"/>
+        <w:rPr/>
+      </w:pPr>
+      <w:r>
+        <w:rPr/>
+      </w:r>
+    </w:p>
+    <w:p>
+      <w:pPr>
+        <w:pStyle w:val="Normal"/>
+        <w:bidi w:val="0"/>
+        <w:jc w:val="start"/>
+        <w:rPr/>
+      </w:pPr>
+      <w:r>
+        <w:rPr/>
+      </w:r>
+    </w:p>
+    <w:p>
+      <w:pPr>
+        <w:pStyle w:val="Normal"/>
+        <w:bidi w:val="0"/>
+        <w:jc w:val="start"/>
+        <w:rPr/>
+      </w:pPr>
+      <w:r>
+        <w:rPr/>
+        <w:drawing>
+          <wp:anchor distT="0" distB="0" distL="0" distR="0" simplePos="0" relativeHeight="10" behindDoc="0" locked="0" layoutInCell="0" allowOverlap="1">
+            <wp:simplePos x="0" y="0"/>
+            <wp:positionH relativeFrom="column">
+              <wp:align>center</wp:align>
+            </wp:positionH>
+            <wp:positionV relativeFrom="paragraph">
+              <wp:posOffset>635</wp:posOffset>
+            </wp:positionV>
+            <wp:extent cx="6332220" cy="4639945"/>
+            <wp:effectExtent l="0" t="0" r="0" b="0"/>
+            <wp:wrapSquare wrapText="largest"/>
+            <wp:docPr id="9" name="Image10"/>
+            <wp:cNvGraphicFramePr>
+              <a:graphicFrameLocks xmlns:a="http://schemas.openxmlformats.org/drawingml/2006/main" noChangeAspect="1"/>
+            </wp:cNvGraphicFramePr>
+            <a:graphic xmlns:a="http://schemas.openxmlformats.org/drawingml/2006/main">
+              <a:graphicData uri="http://schemas.openxmlformats.org/drawingml/2006/picture">
+                <pic:pic xmlns:pic="http://schemas.openxmlformats.org/drawingml/2006/picture">
+                  <pic:nvPicPr>
+                    <pic:cNvPr id="9" name="Image10"/>
+                    <pic:cNvPicPr>
+                      <a:picLocks noChangeAspect="1" noChangeArrowheads="1"/>
+                    </pic:cNvPicPr>
+                  </pic:nvPicPr>
+                  <pic:blipFill>
+                    <a:blip r:embed="rId10"/>
+                    <a:stretch>
+                      <a:fillRect/>
+                    </a:stretch>
+                  </pic:blipFill>
+                  <pic:spPr bwMode="auto">
+                    <a:xfrm>
+                      <a:off x="0" y="0"/>
+                      <a:ext cx="6332220" cy="4639945"/>
+                    </a:xfrm>
+                    <a:prstGeom prst="rect">
+                      <a:avLst/>
+                    </a:prstGeom>
+                    <a:noFill/>
+                  </pic:spPr>
+                </pic:pic>
+              </a:graphicData>
+            </a:graphic>
+          </wp:anchor>
+        </w:drawing>
+      </w:r>
+    </w:p>
+    <w:p>
+      <w:pPr>
+        <w:pStyle w:val="Normal"/>
+        <w:bidi w:val="0"/>
+        <w:jc w:val="start"/>
+        <w:rPr/>
+      </w:pPr>
+      <w:r>
+        <w:rPr/>
+        <w:t>Now add connection ==&gt; Add Access key and Secret key for the IAM user</w:t>
+      </w:r>
+    </w:p>
+    <w:p>
+      <w:pPr>
+        <w:pStyle w:val="Normal"/>
+        <w:bidi w:val="0"/>
+        <w:jc w:val="start"/>
+        <w:rPr/>
+      </w:pPr>
+      <w:r>
+        <w:rPr/>
+      </w:r>
+    </w:p>
+    <w:p>
+      <w:pPr>
+        <w:pStyle w:val="Normal"/>
+        <w:bidi w:val="0"/>
+        <w:jc w:val="start"/>
+        <w:rPr/>
+      </w:pPr>
+      <w:r>
+        <w:rPr/>
+      </w:r>
+    </w:p>
+    <w:p>
+      <w:pPr>
+        <w:pStyle w:val="Normal"/>
+        <w:bidi w:val="0"/>
+        <w:jc w:val="start"/>
+        <w:rPr/>
+      </w:pPr>
+      <w:r>
+        <w:rPr/>
+      </w:r>
+    </w:p>
+    <w:p>
+      <w:pPr>
+        <w:pStyle w:val="Normal"/>
+        <w:bidi w:val="0"/>
+        <w:jc w:val="start"/>
+        <w:rPr/>
+      </w:pPr>
+      <w:r>
+        <w:rPr/>
+      </w:r>
+    </w:p>
+    <w:p>
+      <w:pPr>
+        <w:pStyle w:val="Normal"/>
+        <w:bidi w:val="0"/>
+        <w:jc w:val="start"/>
+        <w:rPr/>
+      </w:pPr>
+      <w:r>
+        <w:rPr/>
+      </w:r>
+    </w:p>
+    <w:p>
+      <w:pPr>
+        <w:pStyle w:val="Normal"/>
+        <w:bidi w:val="0"/>
+        <w:jc w:val="start"/>
+        <w:rPr/>
+      </w:pPr>
+      <w:r>
+        <w:rPr/>
+      </w:r>
+    </w:p>
+    <w:p>
+      <w:pPr>
+        <w:pStyle w:val="Normal"/>
+        <w:bidi w:val="0"/>
+        <w:jc w:val="start"/>
+        <w:rPr/>
+      </w:pPr>
+      <w:r>
+        <w:rPr/>
+      </w:r>
+    </w:p>
+    <w:p>
+      <w:pPr>
+        <w:pStyle w:val="Normal"/>
+        <w:bidi w:val="0"/>
+        <w:jc w:val="start"/>
+        <w:rPr/>
+      </w:pPr>
+      <w:r>
+        <w:rPr/>
+      </w:r>
+    </w:p>
+    <w:p>
+      <w:pPr>
+        <w:pStyle w:val="Normal"/>
+        <w:bidi w:val="0"/>
+        <w:jc w:val="start"/>
+        <w:rPr/>
+      </w:pPr>
+      <w:r>
+        <w:rPr/>
+      </w:r>
+    </w:p>
+    <w:p>
+      <w:pPr>
+        <w:pStyle w:val="Normal"/>
+        <w:bidi w:val="0"/>
+        <w:jc w:val="start"/>
+        <w:rPr/>
+      </w:pPr>
+      <w:r>
+        <w:rPr/>
+      </w:r>
+    </w:p>
+    <w:p>
+      <w:pPr>
+        <w:pStyle w:val="Normal"/>
+        <w:bidi w:val="0"/>
+        <w:jc w:val="start"/>
+        <w:rPr/>
+      </w:pPr>
+      <w:r>
+        <w:rPr/>
+      </w:r>
+    </w:p>
+    <w:p>
+      <w:pPr>
+        <w:pStyle w:val="Normal"/>
+        <w:bidi w:val="0"/>
+        <w:jc w:val="start"/>
+        <w:rPr/>
+      </w:pPr>
+      <w:r>
+        <w:rPr/>
+      </w:r>
+    </w:p>
+    <w:p>
+      <w:pPr>
+        <w:pStyle w:val="Normal"/>
+        <w:bidi w:val="0"/>
+        <w:jc w:val="start"/>
+        <w:rPr/>
+      </w:pPr>
+      <w:r>
+        <w:rPr/>
+      </w:r>
+    </w:p>
+    <w:p>
+      <w:pPr>
+        <w:pStyle w:val="Normal"/>
+        <w:bidi w:val="0"/>
+        <w:jc w:val="start"/>
+        <w:rPr/>
+      </w:pPr>
+      <w:r>
+        <w:rPr/>
+      </w:r>
+    </w:p>
+    <w:p>
+      <w:pPr>
+        <w:pStyle w:val="Normal"/>
+        <w:bidi w:val="0"/>
+        <w:jc w:val="start"/>
+        <w:rPr/>
+      </w:pPr>
+      <w:r>
+        <w:rPr/>
+      </w:r>
+    </w:p>
+    <w:p>
+      <w:pPr>
+        <w:pStyle w:val="Normal"/>
+        <w:bidi w:val="0"/>
+        <w:jc w:val="start"/>
+        <w:rPr/>
+      </w:pPr>
+      <w:r>
+        <w:rPr/>
+      </w:r>
+    </w:p>
+    <w:p>
+      <w:pPr>
+        <w:pStyle w:val="Normal"/>
+        <w:bidi w:val="0"/>
+        <w:jc w:val="start"/>
+        <w:rPr/>
+      </w:pPr>
+      <w:r>
+        <w:rPr/>
+      </w:r>
+    </w:p>
+    <w:p>
+      <w:pPr>
+        <w:pStyle w:val="Normal"/>
+        <w:bidi w:val="0"/>
+        <w:jc w:val="start"/>
+        <w:rPr/>
+      </w:pPr>
+      <w:r>
+        <w:rPr/>
+      </w:r>
+    </w:p>
+    <w:p>
+      <w:pPr>
+        <w:pStyle w:val="Normal"/>
+        <w:bidi w:val="0"/>
+        <w:jc w:val="start"/>
+        <w:rPr/>
+      </w:pPr>
+      <w:r>
+        <w:rPr/>
+      </w:r>
+    </w:p>
+    <w:p>
+      <w:pPr>
+        <w:pStyle w:val="Normal"/>
+        <w:bidi w:val="0"/>
+        <w:jc w:val="start"/>
+        <w:rPr/>
+      </w:pPr>
+      <w:r>
+        <w:rPr/>
+      </w:r>
+    </w:p>
+    <w:p>
+      <w:pPr>
+        <w:pStyle w:val="Normal"/>
+        <w:bidi w:val="0"/>
+        <w:jc w:val="start"/>
+        <w:rPr/>
+      </w:pPr>
+      <w:r>
+        <w:rPr/>
+        <w:drawing>
+          <wp:anchor distT="0" distB="0" distL="0" distR="0" simplePos="0" relativeHeight="11" behindDoc="0" locked="0" layoutInCell="0" allowOverlap="1">
+            <wp:simplePos x="0" y="0"/>
+            <wp:positionH relativeFrom="column">
+              <wp:posOffset>1587500</wp:posOffset>
+            </wp:positionH>
+            <wp:positionV relativeFrom="paragraph">
+              <wp:posOffset>60960</wp:posOffset>
+            </wp:positionV>
+            <wp:extent cx="3086100" cy="4610100"/>
+            <wp:effectExtent l="0" t="0" r="0" b="0"/>
+            <wp:wrapSquare wrapText="largest"/>
+            <wp:docPr id="10" name="Image9"/>
+            <wp:cNvGraphicFramePr>
+              <a:graphicFrameLocks xmlns:a="http://schemas.openxmlformats.org/drawingml/2006/main" noChangeAspect="1"/>
+            </wp:cNvGraphicFramePr>
+            <a:graphic xmlns:a="http://schemas.openxmlformats.org/drawingml/2006/main">
+              <a:graphicData uri="http://schemas.openxmlformats.org/drawingml/2006/picture">
+                <pic:pic xmlns:pic="http://schemas.openxmlformats.org/drawingml/2006/picture">
+                  <pic:nvPicPr>
+                    <pic:cNvPr id="10" name="Image9"/>
+                    <pic:cNvPicPr>
+                      <a:picLocks noChangeAspect="1" noChangeArrowheads="1"/>
+                    </pic:cNvPicPr>
+                  </pic:nvPicPr>
+                  <pic:blipFill>
+                    <a:blip r:embed="rId11"/>
+                    <a:stretch>
+                      <a:fillRect/>
+                    </a:stretch>
+                  </pic:blipFill>
+                  <pic:spPr bwMode="auto">
+                    <a:xfrm>
+                      <a:off x="0" y="0"/>
+                      <a:ext cx="3086100" cy="4610100"/>
+                    </a:xfrm>
+                    <a:prstGeom prst="rect">
+                      <a:avLst/>
+                    </a:prstGeom>
+                    <a:noFill/>
+                  </pic:spPr>
+                </pic:pic>
+              </a:graphicData>
+            </a:graphic>
+          </wp:anchor>
+        </w:drawing>
+      </w:r>
+    </w:p>
+    <w:p>
+      <w:pPr>
+        <w:pStyle w:val="Normal"/>
+        <w:bidi w:val="0"/>
+        <w:jc w:val="start"/>
+        <w:rPr/>
+      </w:pPr>
+      <w:r>
+        <w:rPr/>
+      </w:r>
+    </w:p>
+    <w:p>
+      <w:pPr>
+        <w:pStyle w:val="Normal"/>
+        <w:bidi w:val="0"/>
+        <w:jc w:val="start"/>
+        <w:rPr/>
+      </w:pPr>
+      <w:r>
+        <w:rPr/>
+      </w:r>
+    </w:p>
+    <w:p>
+      <w:pPr>
+        <w:pStyle w:val="Normal"/>
+        <w:bidi w:val="0"/>
+        <w:jc w:val="start"/>
+        <w:rPr/>
+      </w:pPr>
+      <w:r>
+        <w:rPr/>
+      </w:r>
+    </w:p>
+    <w:p>
+      <w:pPr>
+        <w:pStyle w:val="Normal"/>
+        <w:bidi w:val="0"/>
+        <w:jc w:val="start"/>
+        <w:rPr/>
+      </w:pPr>
+      <w:r>
+        <w:rPr/>
+      </w:r>
+    </w:p>
+    <w:p>
+      <w:pPr>
+        <w:pStyle w:val="Normal"/>
+        <w:bidi w:val="0"/>
+        <w:jc w:val="start"/>
+        <w:rPr/>
+      </w:pPr>
+      <w:r>
+        <w:rPr/>
+      </w:r>
+    </w:p>
+    <w:p>
+      <w:pPr>
+        <w:pStyle w:val="Normal"/>
+        <w:bidi w:val="0"/>
+        <w:jc w:val="start"/>
+        <w:rPr/>
+      </w:pPr>
+      <w:r>
+        <w:rPr/>
+      </w:r>
+    </w:p>
+    <w:p>
+      <w:pPr>
+        <w:pStyle w:val="Normal"/>
+        <w:bidi w:val="0"/>
+        <w:jc w:val="start"/>
+        <w:rPr/>
+      </w:pPr>
+      <w:r>
+        <w:rPr/>
+      </w:r>
+    </w:p>
+    <w:p>
+      <w:pPr>
+        <w:pStyle w:val="Normal"/>
+        <w:bidi w:val="0"/>
+        <w:jc w:val="start"/>
+        <w:rPr/>
+      </w:pPr>
+      <w:r>
+        <w:rPr/>
+      </w:r>
+    </w:p>
+    <w:p>
+      <w:pPr>
+        <w:pStyle w:val="Normal"/>
+        <w:bidi w:val="0"/>
+        <w:jc w:val="start"/>
+        <w:rPr/>
+      </w:pPr>
+      <w:r>
+        <w:rPr/>
+      </w:r>
+    </w:p>
+    <w:p>
+      <w:pPr>
+        <w:pStyle w:val="Normal"/>
+        <w:bidi w:val="0"/>
+        <w:jc w:val="start"/>
+        <w:rPr/>
+      </w:pPr>
+      <w:r>
+        <w:rPr/>
+      </w:r>
+    </w:p>
+    <w:p>
+      <w:pPr>
+        <w:pStyle w:val="Normal"/>
+        <w:bidi w:val="0"/>
+        <w:jc w:val="start"/>
+        <w:rPr/>
+      </w:pPr>
+      <w:r>
+        <w:rPr/>
+      </w:r>
+    </w:p>
+    <w:p>
+      <w:pPr>
+        <w:pStyle w:val="Normal"/>
+        <w:bidi w:val="0"/>
+        <w:jc w:val="start"/>
+        <w:rPr/>
+      </w:pPr>
+      <w:r>
+        <w:rPr/>
+      </w:r>
+    </w:p>
+    <w:p>
+      <w:pPr>
+        <w:pStyle w:val="Normal"/>
+        <w:bidi w:val="0"/>
+        <w:jc w:val="start"/>
+        <w:rPr/>
+      </w:pPr>
+      <w:r>
+        <w:rPr/>
+      </w:r>
+    </w:p>
+    <w:p>
+      <w:pPr>
+        <w:pStyle w:val="Normal"/>
+        <w:bidi w:val="0"/>
+        <w:jc w:val="start"/>
+        <w:rPr/>
+      </w:pPr>
+      <w:r>
+        <w:rPr/>
+      </w:r>
+    </w:p>
+    <w:p>
+      <w:pPr>
+        <w:pStyle w:val="Normal"/>
+        <w:bidi w:val="0"/>
+        <w:jc w:val="start"/>
+        <w:rPr/>
+      </w:pPr>
+      <w:r>
+        <w:rPr/>
+      </w:r>
+    </w:p>
+    <w:p>
+      <w:pPr>
+        <w:pStyle w:val="Normal"/>
+        <w:bidi w:val="0"/>
+        <w:jc w:val="start"/>
+        <w:rPr/>
+      </w:pPr>
+      <w:r>
+        <w:rPr/>
+      </w:r>
+    </w:p>
+    <w:p>
+      <w:pPr>
+        <w:pStyle w:val="Normal"/>
+        <w:bidi w:val="0"/>
+        <w:jc w:val="start"/>
+        <w:rPr/>
+      </w:pPr>
+      <w:r>
+        <w:rPr/>
+      </w:r>
+    </w:p>
+    <w:p>
+      <w:pPr>
+        <w:pStyle w:val="Normal"/>
+        <w:bidi w:val="0"/>
+        <w:jc w:val="start"/>
+        <w:rPr/>
+      </w:pPr>
+      <w:r>
+        <w:rPr/>
+      </w:r>
+    </w:p>
+    <w:p>
+      <w:pPr>
+        <w:pStyle w:val="Normal"/>
+        <w:bidi w:val="0"/>
+        <w:jc w:val="start"/>
+        <w:rPr/>
+      </w:pPr>
+      <w:r>
+        <w:rPr/>
+      </w:r>
+    </w:p>
+    <w:p>
+      <w:pPr>
+        <w:pStyle w:val="Normal"/>
+        <w:bidi w:val="0"/>
+        <w:jc w:val="start"/>
+        <w:rPr/>
+      </w:pPr>
+      <w:r>
+        <w:rPr/>
+      </w:r>
+    </w:p>
+    <w:p>
+      <w:pPr>
+        <w:pStyle w:val="Normal"/>
+        <w:bidi w:val="0"/>
+        <w:jc w:val="start"/>
+        <w:rPr/>
+      </w:pPr>
+      <w:r>
+        <w:rPr/>
+      </w:r>
+    </w:p>
+    <w:p>
+      <w:pPr>
+        <w:pStyle w:val="Normal"/>
+        <w:bidi w:val="0"/>
+        <w:jc w:val="start"/>
+        <w:rPr/>
+      </w:pPr>
+      <w:r>
+        <w:rPr/>
+      </w:r>
+    </w:p>
+    <w:p>
+      <w:pPr>
+        <w:pStyle w:val="Normal"/>
+        <w:bidi w:val="0"/>
+        <w:jc w:val="start"/>
+        <w:rPr/>
+      </w:pPr>
+      <w:r>
+        <w:rPr/>
+      </w:r>
+    </w:p>
+    <w:p>
+      <w:pPr>
+        <w:pStyle w:val="Normal"/>
+        <w:bidi w:val="0"/>
+        <w:jc w:val="start"/>
+        <w:rPr/>
+      </w:pPr>
+      <w:r>
+        <w:rPr/>
+      </w:r>
+    </w:p>
+    <w:p>
+      <w:pPr>
+        <w:pStyle w:val="Normal"/>
+        <w:bidi w:val="0"/>
+        <w:jc w:val="start"/>
+        <w:rPr/>
+      </w:pPr>
+      <w:r>
+        <w:rPr/>
+      </w:r>
+    </w:p>
+    <w:p>
+      <w:pPr>
+        <w:pStyle w:val="Normal"/>
+        <w:bidi w:val="0"/>
+        <w:jc w:val="start"/>
+        <w:rPr/>
+      </w:pPr>
+      <w:r>
+        <w:rPr/>
+      </w:r>
+    </w:p>
+    <w:p>
+      <w:pPr>
+        <w:pStyle w:val="Normal"/>
+        <w:bidi w:val="0"/>
+        <w:jc w:val="start"/>
+        <w:rPr/>
+      </w:pPr>
+      <w:r>
+        <w:rPr/>
+      </w:r>
+    </w:p>
+    <w:p>
+      <w:pPr>
+        <w:pStyle w:val="Normal"/>
+        <w:bidi w:val="0"/>
+        <w:jc w:val="start"/>
+        <w:rPr/>
+      </w:pPr>
+      <w:r>
+        <w:rPr/>
+      </w:r>
+    </w:p>
+    <w:p>
+      <w:pPr>
+        <w:pStyle w:val="Normal"/>
+        <w:bidi w:val="0"/>
+        <w:jc w:val="start"/>
+        <w:rPr/>
+      </w:pPr>
+      <w:r>
+        <w:rPr/>
+        <w:t>Sign into Amazon Q</w:t>
+      </w:r>
+    </w:p>
+    <w:p>
+      <w:pPr>
+        <w:pStyle w:val="Normal"/>
+        <w:bidi w:val="0"/>
+        <w:jc w:val="start"/>
+        <w:rPr/>
+      </w:pPr>
+      <w:r>
+        <w:rPr/>
+      </w:r>
+    </w:p>
+    <w:p>
+      <w:pPr>
+        <w:pStyle w:val="Normal"/>
+        <w:bidi w:val="0"/>
+        <w:jc w:val="start"/>
+        <w:rPr/>
+      </w:pPr>
+      <w:r>
+        <w:rPr/>
+      </w:r>
+    </w:p>
+    <w:p>
+      <w:pPr>
+        <w:pStyle w:val="Normal"/>
+        <w:bidi w:val="0"/>
+        <w:jc w:val="start"/>
+        <w:rPr/>
+      </w:pPr>
+      <w:r>
+        <w:rPr/>
+      </w:r>
+    </w:p>
+    <w:p>
+      <w:pPr>
+        <w:pStyle w:val="Normal"/>
+        <w:bidi w:val="0"/>
+        <w:jc w:val="start"/>
+        <w:rPr/>
+      </w:pPr>
+      <w:r>
+        <w:rPr/>
+      </w:r>
+    </w:p>
+    <w:p>
+      <w:pPr>
+        <w:pStyle w:val="Normal"/>
+        <w:bidi w:val="0"/>
+        <w:jc w:val="start"/>
+        <w:rPr/>
+      </w:pPr>
+      <w:r>
+        <w:rPr/>
+      </w:r>
+    </w:p>
+    <w:p>
+      <w:pPr>
+        <w:pStyle w:val="Normal"/>
+        <w:bidi w:val="0"/>
+        <w:jc w:val="start"/>
+        <w:rPr/>
+      </w:pPr>
+      <w:r>
+        <w:rPr/>
+      </w:r>
+    </w:p>
+    <w:p>
+      <w:pPr>
+        <w:pStyle w:val="Normal"/>
+        <w:bidi w:val="0"/>
+        <w:jc w:val="start"/>
+        <w:rPr/>
+      </w:pPr>
+      <w:r>
+        <w:rPr/>
+      </w:r>
+    </w:p>
+    <w:p>
+      <w:pPr>
+        <w:pStyle w:val="Normal"/>
+        <w:bidi w:val="0"/>
+        <w:jc w:val="start"/>
+        <w:rPr/>
+      </w:pPr>
+      <w:r>
+        <w:rPr/>
+      </w:r>
+    </w:p>
+    <w:p>
+      <w:pPr>
+        <w:pStyle w:val="Normal"/>
+        <w:bidi w:val="0"/>
+        <w:jc w:val="start"/>
+        <w:rPr/>
+      </w:pPr>
+      <w:r>
+        <w:rPr/>
+      </w:r>
+    </w:p>
+    <w:p>
+      <w:pPr>
+        <w:pStyle w:val="Normal"/>
+        <w:bidi w:val="0"/>
+        <w:jc w:val="start"/>
+        <w:rPr/>
+      </w:pPr>
+      <w:r>
+        <w:rPr/>
+      </w:r>
+    </w:p>
+    <w:p>
+      <w:pPr>
+        <w:pStyle w:val="Normal"/>
+        <w:bidi w:val="0"/>
+        <w:jc w:val="start"/>
+        <w:rPr/>
+      </w:pPr>
+      <w:r>
+        <w:rPr/>
+      </w:r>
+    </w:p>
+    <w:p>
+      <w:pPr>
+        <w:pStyle w:val="Normal"/>
+        <w:bidi w:val="0"/>
+        <w:jc w:val="start"/>
+        <w:rPr/>
+      </w:pPr>
+      <w:r>
+        <w:rPr/>
+      </w:r>
+    </w:p>
+    <w:p>
+      <w:pPr>
+        <w:pStyle w:val="Normal"/>
+        <w:bidi w:val="0"/>
+        <w:jc w:val="start"/>
+        <w:rPr/>
+      </w:pPr>
+      <w:r>
+        <w:rPr/>
+      </w:r>
+    </w:p>
+    <w:p>
+      <w:pPr>
+        <w:pStyle w:val="Normal"/>
+        <w:bidi w:val="0"/>
+        <w:jc w:val="start"/>
+        <w:rPr/>
+      </w:pPr>
+      <w:r>
+        <w:rPr/>
+      </w:r>
+    </w:p>
+    <w:p>
+      <w:pPr>
+        <w:pStyle w:val="Normal"/>
+        <w:bidi w:val="0"/>
+        <w:jc w:val="start"/>
+        <w:rPr/>
+      </w:pPr>
+      <w:r>
+        <w:rPr/>
+      </w:r>
+    </w:p>
+    <w:p>
+      <w:pPr>
+        <w:pStyle w:val="Normal"/>
+        <w:bidi w:val="0"/>
+        <w:jc w:val="start"/>
+        <w:rPr/>
+      </w:pPr>
+      <w:r>
+        <w:rPr/>
+      </w:r>
+    </w:p>
+    <w:p>
+      <w:pPr>
+        <w:pStyle w:val="Normal"/>
+        <w:bidi w:val="0"/>
+        <w:jc w:val="start"/>
+        <w:rPr/>
+      </w:pPr>
+      <w:r>
+        <w:rPr/>
+      </w:r>
+    </w:p>
+    <w:p>
+      <w:pPr>
+        <w:pStyle w:val="Normal"/>
+        <w:bidi w:val="0"/>
+        <w:jc w:val="start"/>
+        <w:rPr/>
+      </w:pPr>
+      <w:r>
+        <w:rPr/>
+      </w:r>
+    </w:p>
+    <w:p>
+      <w:pPr>
+        <w:pStyle w:val="Normal"/>
+        <w:bidi w:val="0"/>
+        <w:jc w:val="start"/>
+        <w:rPr/>
+      </w:pPr>
+      <w:r>
+        <w:rPr/>
+      </w:r>
+    </w:p>
+    <w:p>
+      <w:pPr>
+        <w:pStyle w:val="Normal"/>
+        <w:bidi w:val="0"/>
+        <w:jc w:val="start"/>
+        <w:rPr/>
+      </w:pPr>
+      <w:r>
+        <w:rPr/>
+        <w:drawing>
+          <wp:anchor distT="0" distB="0" distL="0" distR="0" simplePos="0" relativeHeight="12" behindDoc="0" locked="0" layoutInCell="0" allowOverlap="1">
+            <wp:simplePos x="0" y="0"/>
+            <wp:positionH relativeFrom="column">
+              <wp:posOffset>1851660</wp:posOffset>
+            </wp:positionH>
+            <wp:positionV relativeFrom="paragraph">
+              <wp:posOffset>-55880</wp:posOffset>
+            </wp:positionV>
+            <wp:extent cx="2720340" cy="7171055"/>
+            <wp:effectExtent l="0" t="0" r="0" b="0"/>
+            <wp:wrapSquare wrapText="largest"/>
+            <wp:docPr id="11" name="Image11"/>
+            <wp:cNvGraphicFramePr>
+              <a:graphicFrameLocks xmlns:a="http://schemas.openxmlformats.org/drawingml/2006/main" noChangeAspect="1"/>
+            </wp:cNvGraphicFramePr>
+            <a:graphic xmlns:a="http://schemas.openxmlformats.org/drawingml/2006/main">
+              <a:graphicData uri="http://schemas.openxmlformats.org/drawingml/2006/picture">
+                <pic:pic xmlns:pic="http://schemas.openxmlformats.org/drawingml/2006/picture">
+                  <pic:nvPicPr>
+                    <pic:cNvPr id="11" name="Image11"/>
+                    <pic:cNvPicPr>
+                      <a:picLocks noChangeAspect="1" noChangeArrowheads="1"/>
+                    </pic:cNvPicPr>
+                  </pic:nvPicPr>
+                  <pic:blipFill>
+                    <a:blip r:embed="rId12"/>
+                    <a:stretch>
+                      <a:fillRect/>
+                    </a:stretch>
+                  </pic:blipFill>
+                  <pic:spPr bwMode="auto">
+                    <a:xfrm>
+                      <a:off x="0" y="0"/>
+                      <a:ext cx="2720340" cy="7171055"/>
+                    </a:xfrm>
+                    <a:prstGeom prst="rect">
+                      <a:avLst/>
+                    </a:prstGeom>
+                    <a:noFill/>
+                  </pic:spPr>
+                </pic:pic>
+              </a:graphicData>
+            </a:graphic>
+          </wp:anchor>
+        </w:drawing>
+      </w:r>
+    </w:p>
+    <w:p>
+      <w:pPr>
+        <w:pStyle w:val="Normal"/>
+        <w:bidi w:val="0"/>
+        <w:jc w:val="start"/>
+        <w:rPr/>
+      </w:pPr>
+      <w:r>
+        <w:rPr/>
+      </w:r>
+    </w:p>
+    <w:p>
+      <w:pPr>
+        <w:pStyle w:val="Normal"/>
+        <w:bidi w:val="0"/>
+        <w:jc w:val="start"/>
+        <w:rPr/>
+      </w:pPr>
+      <w:r>
+        <w:rPr/>
+      </w:r>
+    </w:p>
+    <w:p>
+      <w:pPr>
+        <w:pStyle w:val="Normal"/>
+        <w:bidi w:val="0"/>
+        <w:jc w:val="start"/>
+        <w:rPr/>
+      </w:pPr>
+      <w:r>
+        <w:rPr/>
+      </w:r>
+    </w:p>
+    <w:p>
+      <w:pPr>
+        <w:pStyle w:val="Normal"/>
+        <w:bidi w:val="0"/>
+        <w:jc w:val="start"/>
+        <w:rPr/>
+      </w:pPr>
+      <w:r>
+        <w:rPr/>
+      </w:r>
+    </w:p>
+    <w:p>
+      <w:pPr>
+        <w:pStyle w:val="Normal"/>
+        <w:bidi w:val="0"/>
+        <w:jc w:val="start"/>
+        <w:rPr/>
+      </w:pPr>
+      <w:r>
+        <w:rPr/>
+      </w:r>
+    </w:p>
+    <w:p>
+      <w:pPr>
+        <w:pStyle w:val="Normal"/>
+        <w:bidi w:val="0"/>
+        <w:jc w:val="start"/>
+        <w:rPr/>
+      </w:pPr>
+      <w:r>
+        <w:rPr/>
+      </w:r>
+    </w:p>
+    <w:p>
+      <w:pPr>
+        <w:pStyle w:val="Normal"/>
+        <w:bidi w:val="0"/>
+        <w:jc w:val="start"/>
+        <w:rPr/>
+      </w:pPr>
+      <w:r>
+        <w:rPr/>
+      </w:r>
+    </w:p>
+    <w:p>
+      <w:pPr>
+        <w:pStyle w:val="Normal"/>
+        <w:bidi w:val="0"/>
+        <w:jc w:val="start"/>
+        <w:rPr/>
+      </w:pPr>
+      <w:r>
+        <w:rPr/>
+      </w:r>
+    </w:p>
+    <w:p>
+      <w:pPr>
+        <w:pStyle w:val="Normal"/>
+        <w:bidi w:val="0"/>
+        <w:jc w:val="start"/>
+        <w:rPr/>
+      </w:pPr>
+      <w:r>
+        <w:rPr/>
+      </w:r>
+    </w:p>
+    <w:p>
+      <w:pPr>
+        <w:pStyle w:val="Normal"/>
+        <w:bidi w:val="0"/>
+        <w:jc w:val="start"/>
+        <w:rPr/>
+      </w:pPr>
+      <w:r>
+        <w:rPr/>
+      </w:r>
+    </w:p>
+    <w:p>
+      <w:pPr>
+        <w:pStyle w:val="Normal"/>
+        <w:bidi w:val="0"/>
+        <w:jc w:val="start"/>
+        <w:rPr/>
+      </w:pPr>
+      <w:r>
+        <w:rPr/>
+      </w:r>
+    </w:p>
+    <w:p>
+      <w:pPr>
+        <w:pStyle w:val="Normal"/>
+        <w:bidi w:val="0"/>
+        <w:jc w:val="start"/>
+        <w:rPr/>
+      </w:pPr>
+      <w:r>
+        <w:rPr/>
+      </w:r>
+    </w:p>
+    <w:p>
+      <w:pPr>
+        <w:pStyle w:val="Normal"/>
+        <w:bidi w:val="0"/>
+        <w:jc w:val="start"/>
+        <w:rPr/>
+      </w:pPr>
+      <w:r>
+        <w:rPr/>
+      </w:r>
+    </w:p>
+    <w:p>
+      <w:pPr>
+        <w:pStyle w:val="Normal"/>
+        <w:bidi w:val="0"/>
+        <w:jc w:val="start"/>
+        <w:rPr/>
+      </w:pPr>
+      <w:r>
+        <w:rPr/>
+      </w:r>
+    </w:p>
+    <w:p>
+      <w:pPr>
+        <w:pStyle w:val="Normal"/>
+        <w:bidi w:val="0"/>
+        <w:jc w:val="start"/>
+        <w:rPr/>
+      </w:pPr>
+      <w:r>
+        <w:rPr/>
+      </w:r>
+    </w:p>
+    <w:p>
+      <w:pPr>
+        <w:pStyle w:val="Normal"/>
+        <w:bidi w:val="0"/>
+        <w:jc w:val="start"/>
+        <w:rPr/>
+      </w:pPr>
+      <w:r>
+        <w:rPr/>
+      </w:r>
+    </w:p>
+    <w:p>
+      <w:pPr>
+        <w:pStyle w:val="Normal"/>
+        <w:bidi w:val="0"/>
+        <w:jc w:val="start"/>
+        <w:rPr/>
+      </w:pPr>
+      <w:r>
+        <w:rPr/>
+      </w:r>
+    </w:p>
+    <w:p>
+      <w:pPr>
+        <w:pStyle w:val="Normal"/>
+        <w:bidi w:val="0"/>
+        <w:jc w:val="start"/>
+        <w:rPr/>
+      </w:pPr>
+      <w:r>
+        <w:rPr/>
+      </w:r>
+    </w:p>
+    <w:p>
+      <w:pPr>
+        <w:pStyle w:val="Normal"/>
+        <w:bidi w:val="0"/>
+        <w:jc w:val="start"/>
+        <w:rPr/>
+      </w:pPr>
+      <w:r>
+        <w:rPr/>
+      </w:r>
+    </w:p>
+    <w:p>
+      <w:pPr>
+        <w:pStyle w:val="Normal"/>
+        <w:bidi w:val="0"/>
+        <w:jc w:val="start"/>
+        <w:rPr/>
+      </w:pPr>
+      <w:r>
+        <w:rPr/>
+      </w:r>
+    </w:p>
+    <w:p>
+      <w:pPr>
+        <w:pStyle w:val="Normal"/>
+        <w:bidi w:val="0"/>
+        <w:jc w:val="start"/>
+        <w:rPr/>
+      </w:pPr>
+      <w:r>
+        <w:rPr/>
+      </w:r>
+    </w:p>
+    <w:p>
+      <w:pPr>
+        <w:pStyle w:val="Normal"/>
+        <w:bidi w:val="0"/>
+        <w:jc w:val="start"/>
+        <w:rPr/>
+      </w:pPr>
+      <w:r>
+        <w:rPr/>
+      </w:r>
+    </w:p>
+    <w:p>
+      <w:pPr>
+        <w:pStyle w:val="Normal"/>
+        <w:bidi w:val="0"/>
+        <w:jc w:val="start"/>
+        <w:rPr/>
+      </w:pPr>
+      <w:r>
+        <w:rPr/>
+      </w:r>
+    </w:p>
+    <w:p>
+      <w:pPr>
+        <w:pStyle w:val="Normal"/>
+        <w:bidi w:val="0"/>
+        <w:jc w:val="start"/>
+        <w:rPr/>
+      </w:pPr>
+      <w:r>
+        <w:rPr/>
+      </w:r>
+    </w:p>
+    <w:p>
+      <w:pPr>
+        <w:pStyle w:val="Normal"/>
+        <w:bidi w:val="0"/>
+        <w:jc w:val="start"/>
+        <w:rPr/>
+      </w:pPr>
+      <w:r>
+        <w:rPr/>
+      </w:r>
+    </w:p>
+    <w:p>
+      <w:pPr>
+        <w:pStyle w:val="Normal"/>
+        <w:bidi w:val="0"/>
+        <w:jc w:val="start"/>
+        <w:rPr/>
+      </w:pPr>
+      <w:r>
+        <w:rPr/>
+      </w:r>
+    </w:p>
+    <w:p>
+      <w:pPr>
+        <w:pStyle w:val="Normal"/>
+        <w:bidi w:val="0"/>
+        <w:jc w:val="start"/>
+        <w:rPr/>
+      </w:pPr>
+      <w:r>
+        <w:rPr/>
+      </w:r>
+    </w:p>
+    <w:p>
+      <w:pPr>
+        <w:pStyle w:val="Normal"/>
+        <w:bidi w:val="0"/>
+        <w:jc w:val="start"/>
+        <w:rPr/>
+      </w:pPr>
+      <w:r>
+        <w:rPr/>
+      </w:r>
+    </w:p>
+    <w:p>
+      <w:pPr>
+        <w:pStyle w:val="Normal"/>
+        <w:bidi w:val="0"/>
+        <w:jc w:val="start"/>
+        <w:rPr/>
+      </w:pPr>
+      <w:r>
+        <w:rPr/>
+      </w:r>
+    </w:p>
+    <w:p>
+      <w:pPr>
+        <w:pStyle w:val="Normal"/>
+        <w:bidi w:val="0"/>
+        <w:jc w:val="start"/>
+        <w:rPr/>
+      </w:pPr>
+      <w:r>
+        <w:rPr/>
+      </w:r>
+    </w:p>
+    <w:p>
+      <w:pPr>
+        <w:pStyle w:val="Normal"/>
+        <w:bidi w:val="0"/>
+        <w:jc w:val="start"/>
+        <w:rPr/>
+      </w:pPr>
+      <w:r>
+        <w:rPr/>
+      </w:r>
+    </w:p>
+    <w:p>
+      <w:pPr>
+        <w:pStyle w:val="Normal"/>
+        <w:bidi w:val="0"/>
+        <w:jc w:val="start"/>
+        <w:rPr/>
+      </w:pPr>
+      <w:r>
+        <w:rPr/>
+      </w:r>
+    </w:p>
+    <w:p>
+      <w:pPr>
+        <w:pStyle w:val="Normal"/>
+        <w:bidi w:val="0"/>
+        <w:jc w:val="start"/>
+        <w:rPr/>
+      </w:pPr>
+      <w:r>
+        <w:rPr/>
+      </w:r>
+    </w:p>
+    <w:p>
+      <w:pPr>
+        <w:pStyle w:val="Normal"/>
+        <w:bidi w:val="0"/>
+        <w:jc w:val="start"/>
+        <w:rPr/>
+      </w:pPr>
+      <w:r>
+        <w:rPr/>
+      </w:r>
+    </w:p>
+    <w:p>
+      <w:pPr>
+        <w:pStyle w:val="Normal"/>
+        <w:bidi w:val="0"/>
+        <w:jc w:val="start"/>
+        <w:rPr/>
+      </w:pPr>
+      <w:r>
+        <w:rPr/>
+      </w:r>
+    </w:p>
+    <w:p>
+      <w:pPr>
+        <w:pStyle w:val="Normal"/>
+        <w:bidi w:val="0"/>
+        <w:jc w:val="start"/>
+        <w:rPr/>
+      </w:pPr>
+      <w:r>
+        <w:rPr/>
+      </w:r>
+    </w:p>
+    <w:p>
+      <w:pPr>
+        <w:pStyle w:val="Normal"/>
+        <w:bidi w:val="0"/>
+        <w:jc w:val="start"/>
+        <w:rPr/>
+      </w:pPr>
+      <w:r>
+        <w:rPr/>
+      </w:r>
+    </w:p>
+    <w:p>
+      <w:pPr>
+        <w:pStyle w:val="Normal"/>
+        <w:bidi w:val="0"/>
+        <w:jc w:val="start"/>
+        <w:rPr/>
+      </w:pPr>
+      <w:r>
+        <w:rPr/>
+      </w:r>
+    </w:p>
+    <w:p>
+      <w:pPr>
+        <w:pStyle w:val="Normal"/>
+        <w:bidi w:val="0"/>
+        <w:jc w:val="start"/>
+        <w:rPr/>
+      </w:pPr>
+      <w:r>
+        <w:rPr/>
+      </w:r>
+    </w:p>
+    <w:p>
+      <w:pPr>
+        <w:pStyle w:val="Normal"/>
+        <w:bidi w:val="0"/>
+        <w:jc w:val="start"/>
+        <w:rPr/>
+      </w:pPr>
+      <w:r>
+        <w:rPr/>
+      </w:r>
+    </w:p>
+    <w:p>
+      <w:pPr>
+        <w:pStyle w:val="Normal"/>
+        <w:bidi w:val="0"/>
+        <w:jc w:val="start"/>
+        <w:rPr/>
+      </w:pPr>
+      <w:r>
+        <w:rPr/>
+      </w:r>
+    </w:p>
+    <w:p>
+      <w:pPr>
+        <w:pStyle w:val="Normal"/>
+        <w:bidi w:val="0"/>
+        <w:jc w:val="start"/>
+        <w:rPr/>
+      </w:pPr>
+      <w:r>
+        <w:rPr/>
+      </w:r>
+    </w:p>
+    <w:p>
+      <w:pPr>
+        <w:pStyle w:val="Normal"/>
+        <w:bidi w:val="0"/>
+        <w:jc w:val="start"/>
+        <w:rPr/>
+      </w:pPr>
+      <w:r>
+        <w:rPr/>
+      </w:r>
+    </w:p>
+    <w:p>
+      <w:pPr>
+        <w:pStyle w:val="Normal"/>
+        <w:bidi w:val="0"/>
+        <w:jc w:val="start"/>
+        <w:rPr/>
+      </w:pPr>
+      <w:r>
+        <w:rPr/>
+      </w:r>
+    </w:p>
+    <w:p>
+      <w:pPr>
+        <w:pStyle w:val="Normal"/>
+        <w:bidi w:val="0"/>
+        <w:jc w:val="start"/>
+        <w:rPr/>
+      </w:pPr>
+      <w:r>
+        <w:rPr/>
+      </w:r>
+    </w:p>
+    <w:p>
+      <w:pPr>
+        <w:pStyle w:val="Normal"/>
+        <w:bidi w:val="0"/>
+        <w:jc w:val="start"/>
+        <w:rPr/>
+      </w:pPr>
+      <w:r>
+        <w:rPr/>
+      </w:r>
+    </w:p>
+    <w:p>
+      <w:pPr>
+        <w:pStyle w:val="Normal"/>
+        <w:bidi w:val="0"/>
+        <w:jc w:val="start"/>
+        <w:rPr/>
+      </w:pPr>
+      <w:r>
+        <w:rPr/>
+      </w:r>
+    </w:p>
+    <w:p>
+      <w:pPr>
+        <w:pStyle w:val="Normal"/>
+        <w:bidi w:val="0"/>
+        <w:jc w:val="start"/>
+        <w:rPr/>
+      </w:pPr>
+      <w:r>
+        <w:rPr/>
+      </w:r>
+    </w:p>
+    <w:p>
+      <w:pPr>
+        <w:pStyle w:val="Normal"/>
+        <w:bidi w:val="0"/>
+        <w:jc w:val="start"/>
+        <w:rPr/>
+      </w:pPr>
+      <w:r>
+        <w:rPr/>
+        <w:t>I am using GitHub to connect</w:t>
+      </w:r>
+    </w:p>
+    <w:p>
+      <w:pPr>
+        <w:pStyle w:val="Normal"/>
+        <w:bidi w:val="0"/>
+        <w:jc w:val="start"/>
+        <w:rPr/>
+      </w:pPr>
+      <w:r>
+        <w:rPr/>
+        <w:drawing>
+          <wp:anchor distT="0" distB="0" distL="0" distR="0" simplePos="0" relativeHeight="13" behindDoc="0" locked="0" layoutInCell="0" allowOverlap="1">
+            <wp:simplePos x="0" y="0"/>
+            <wp:positionH relativeFrom="column">
+              <wp:posOffset>1104900</wp:posOffset>
+            </wp:positionH>
+            <wp:positionV relativeFrom="paragraph">
+              <wp:posOffset>167640</wp:posOffset>
+            </wp:positionV>
+            <wp:extent cx="4396740" cy="4930775"/>
+            <wp:effectExtent l="0" t="0" r="0" b="0"/>
+            <wp:wrapSquare wrapText="largest"/>
+            <wp:docPr id="12" name="Image12"/>
+            <wp:cNvGraphicFramePr>
+              <a:graphicFrameLocks xmlns:a="http://schemas.openxmlformats.org/drawingml/2006/main" noChangeAspect="1"/>
+            </wp:cNvGraphicFramePr>
+            <a:graphic xmlns:a="http://schemas.openxmlformats.org/drawingml/2006/main">
+              <a:graphicData uri="http://schemas.openxmlformats.org/drawingml/2006/picture">
+                <pic:pic xmlns:pic="http://schemas.openxmlformats.org/drawingml/2006/picture">
+                  <pic:nvPicPr>
+                    <pic:cNvPr id="12" name="Image12"/>
+                    <pic:cNvPicPr>
+                      <a:picLocks noChangeAspect="1" noChangeArrowheads="1"/>
+                    </pic:cNvPicPr>
+                  </pic:nvPicPr>
+                  <pic:blipFill>
+                    <a:blip r:embed="rId13"/>
+                    <a:stretch>
+                      <a:fillRect/>
+                    </a:stretch>
+                  </pic:blipFill>
+                  <pic:spPr bwMode="auto">
+                    <a:xfrm>
+                      <a:off x="0" y="0"/>
+                      <a:ext cx="4396740" cy="4930775"/>
+                    </a:xfrm>
+                    <a:prstGeom prst="rect">
+                      <a:avLst/>
+                    </a:prstGeom>
+                    <a:noFill/>
+                  </pic:spPr>
+                </pic:pic>
+              </a:graphicData>
+            </a:graphic>
+          </wp:anchor>
+        </w:drawing>
+      </w:r>
+    </w:p>
+    <w:p>
+      <w:pPr>
+        <w:pStyle w:val="Normal"/>
+        <w:bidi w:val="0"/>
+        <w:jc w:val="start"/>
+        <w:rPr/>
+      </w:pPr>
+      <w:r>
+        <w:rPr/>
+      </w:r>
+    </w:p>
+    <w:p>
+      <w:pPr>
+        <w:pStyle w:val="Normal"/>
+        <w:bidi w:val="0"/>
+        <w:jc w:val="start"/>
+        <w:rPr/>
+      </w:pPr>
+      <w:r>
+        <w:rPr/>
+      </w:r>
+    </w:p>
+    <w:p>
+      <w:pPr>
+        <w:pStyle w:val="Normal"/>
+        <w:bidi w:val="0"/>
+        <w:jc w:val="start"/>
+        <w:rPr/>
+      </w:pPr>
+      <w:r>
+        <w:rPr/>
+      </w:r>
+    </w:p>
+    <w:p>
+      <w:pPr>
+        <w:pStyle w:val="Normal"/>
+        <w:bidi w:val="0"/>
+        <w:jc w:val="start"/>
+        <w:rPr/>
+      </w:pPr>
+      <w:r>
+        <w:rPr/>
+      </w:r>
+    </w:p>
+    <w:p>
+      <w:pPr>
+        <w:pStyle w:val="Normal"/>
+        <w:bidi w:val="0"/>
+        <w:jc w:val="start"/>
+        <w:rPr/>
+      </w:pPr>
+      <w:r>
+        <w:rPr/>
+      </w:r>
+    </w:p>
+    <w:p>
+      <w:pPr>
+        <w:pStyle w:val="Normal"/>
+        <w:bidi w:val="0"/>
+        <w:jc w:val="start"/>
+        <w:rPr/>
+      </w:pPr>
+      <w:r>
+        <w:rPr/>
+      </w:r>
+    </w:p>
+    <w:p>
+      <w:pPr>
+        <w:pStyle w:val="Normal"/>
+        <w:bidi w:val="0"/>
+        <w:jc w:val="start"/>
+        <w:rPr/>
+      </w:pPr>
+      <w:r>
+        <w:rPr/>
+      </w:r>
+    </w:p>
+    <w:p>
+      <w:pPr>
+        <w:pStyle w:val="Normal"/>
+        <w:bidi w:val="0"/>
+        <w:jc w:val="start"/>
+        <w:rPr/>
+      </w:pPr>
+      <w:r>
+        <w:rPr/>
+      </w:r>
+    </w:p>
+    <w:p>
+      <w:pPr>
+        <w:pStyle w:val="Normal"/>
+        <w:bidi w:val="0"/>
+        <w:jc w:val="start"/>
+        <w:rPr/>
+      </w:pPr>
+      <w:r>
+        <w:rPr/>
+      </w:r>
+    </w:p>
+    <w:p>
+      <w:pPr>
+        <w:pStyle w:val="Normal"/>
+        <w:bidi w:val="0"/>
+        <w:jc w:val="start"/>
+        <w:rPr/>
+      </w:pPr>
+      <w:r>
+        <w:rPr/>
+      </w:r>
+    </w:p>
+    <w:p>
+      <w:pPr>
+        <w:pStyle w:val="Normal"/>
+        <w:bidi w:val="0"/>
+        <w:jc w:val="start"/>
+        <w:rPr/>
+      </w:pPr>
+      <w:r>
+        <w:rPr/>
+      </w:r>
+    </w:p>
+    <w:p>
+      <w:pPr>
+        <w:pStyle w:val="Normal"/>
+        <w:bidi w:val="0"/>
+        <w:jc w:val="start"/>
+        <w:rPr/>
+      </w:pPr>
+      <w:r>
+        <w:rPr/>
+      </w:r>
+    </w:p>
+    <w:p>
+      <w:pPr>
+        <w:pStyle w:val="Normal"/>
+        <w:bidi w:val="0"/>
+        <w:jc w:val="start"/>
+        <w:rPr/>
+      </w:pPr>
+      <w:r>
+        <w:rPr/>
+      </w:r>
+    </w:p>
+    <w:p>
+      <w:pPr>
+        <w:pStyle w:val="Normal"/>
+        <w:bidi w:val="0"/>
+        <w:jc w:val="start"/>
+        <w:rPr/>
+      </w:pPr>
+      <w:r>
+        <w:rPr/>
+      </w:r>
+    </w:p>
+    <w:p>
+      <w:pPr>
+        <w:pStyle w:val="Normal"/>
+        <w:bidi w:val="0"/>
+        <w:jc w:val="start"/>
+        <w:rPr/>
+      </w:pPr>
+      <w:r>
+        <w:rPr/>
+      </w:r>
+    </w:p>
+    <w:p>
+      <w:pPr>
+        <w:pStyle w:val="Normal"/>
+        <w:bidi w:val="0"/>
+        <w:jc w:val="start"/>
+        <w:rPr/>
+      </w:pPr>
+      <w:r>
+        <w:rPr/>
+      </w:r>
+    </w:p>
+    <w:p>
+      <w:pPr>
+        <w:pStyle w:val="Normal"/>
+        <w:bidi w:val="0"/>
+        <w:jc w:val="start"/>
+        <w:rPr/>
+      </w:pPr>
+      <w:r>
+        <w:rPr/>
+      </w:r>
+    </w:p>
+    <w:p>
+      <w:pPr>
+        <w:pStyle w:val="Normal"/>
+        <w:bidi w:val="0"/>
+        <w:jc w:val="start"/>
+        <w:rPr/>
+      </w:pPr>
+      <w:r>
+        <w:rPr/>
+      </w:r>
+    </w:p>
+    <w:p>
+      <w:pPr>
+        <w:pStyle w:val="Normal"/>
+        <w:bidi w:val="0"/>
+        <w:jc w:val="start"/>
+        <w:rPr/>
+      </w:pPr>
+      <w:r>
+        <w:rPr/>
+      </w:r>
+    </w:p>
+    <w:p>
+      <w:pPr>
+        <w:pStyle w:val="Normal"/>
+        <w:bidi w:val="0"/>
+        <w:jc w:val="start"/>
+        <w:rPr/>
+      </w:pPr>
+      <w:r>
+        <w:rPr/>
+      </w:r>
+    </w:p>
+    <w:p>
+      <w:pPr>
+        <w:pStyle w:val="Normal"/>
+        <w:bidi w:val="0"/>
+        <w:jc w:val="start"/>
+        <w:rPr/>
+      </w:pPr>
+      <w:r>
+        <w:rPr/>
+      </w:r>
+    </w:p>
+    <w:p>
+      <w:pPr>
+        <w:pStyle w:val="Normal"/>
+        <w:bidi w:val="0"/>
+        <w:jc w:val="start"/>
+        <w:rPr/>
+      </w:pPr>
+      <w:r>
+        <w:rPr/>
+      </w:r>
+    </w:p>
+    <w:p>
+      <w:pPr>
+        <w:pStyle w:val="Normal"/>
+        <w:bidi w:val="0"/>
+        <w:jc w:val="start"/>
+        <w:rPr/>
+      </w:pPr>
+      <w:r>
+        <w:rPr/>
+      </w:r>
+    </w:p>
+    <w:p>
+      <w:pPr>
+        <w:pStyle w:val="Normal"/>
+        <w:bidi w:val="0"/>
+        <w:jc w:val="start"/>
+        <w:rPr/>
+      </w:pPr>
+      <w:r>
+        <w:rPr/>
+      </w:r>
+    </w:p>
+    <w:p>
+      <w:pPr>
+        <w:pStyle w:val="Normal"/>
+        <w:bidi w:val="0"/>
+        <w:jc w:val="start"/>
+        <w:rPr/>
+      </w:pPr>
+      <w:r>
+        <w:rPr/>
+      </w:r>
+    </w:p>
+    <w:p>
+      <w:pPr>
+        <w:pStyle w:val="Normal"/>
+        <w:bidi w:val="0"/>
+        <w:jc w:val="start"/>
+        <w:rPr/>
+      </w:pPr>
+      <w:r>
+        <w:rPr/>
+      </w:r>
+    </w:p>
+    <w:p>
+      <w:pPr>
+        <w:pStyle w:val="Normal"/>
+        <w:bidi w:val="0"/>
+        <w:jc w:val="start"/>
+        <w:rPr/>
+      </w:pPr>
+      <w:r>
+        <w:rPr/>
+      </w:r>
+    </w:p>
+    <w:p>
+      <w:pPr>
+        <w:pStyle w:val="Normal"/>
+        <w:bidi w:val="0"/>
+        <w:jc w:val="start"/>
+        <w:rPr/>
+      </w:pPr>
+      <w:r>
+        <w:rPr/>
+      </w:r>
+    </w:p>
+    <w:p>
+      <w:pPr>
+        <w:pStyle w:val="Normal"/>
+        <w:bidi w:val="0"/>
+        <w:jc w:val="start"/>
+        <w:rPr/>
+      </w:pPr>
+      <w:r>
+        <w:rPr/>
+      </w:r>
+    </w:p>
+    <w:p>
+      <w:pPr>
+        <w:pStyle w:val="Normal"/>
+        <w:bidi w:val="0"/>
+        <w:jc w:val="start"/>
+        <w:rPr/>
+      </w:pPr>
+      <w:r>
+        <w:rPr/>
+      </w:r>
+    </w:p>
+    <w:p>
+      <w:pPr>
+        <w:pStyle w:val="Normal"/>
+        <w:bidi w:val="0"/>
+        <w:jc w:val="start"/>
+        <w:rPr/>
+      </w:pPr>
+      <w:r>
+        <w:rPr/>
+        <w:t>AWS Builder ID</w:t>
+      </w:r>
+    </w:p>
+    <w:p>
+      <w:pPr>
+        <w:pStyle w:val="Normal"/>
+        <w:bidi w:val="0"/>
+        <w:jc w:val="start"/>
+        <w:rPr/>
+      </w:pPr>
+      <w:r>
+        <w:rPr/>
+      </w:r>
+    </w:p>
+    <w:p>
+      <w:pPr>
+        <w:pStyle w:val="Normal"/>
+        <w:bidi w:val="0"/>
+        <w:jc w:val="start"/>
+        <w:rPr/>
+      </w:pPr>
+      <w:r>
+        <w:rPr/>
+      </w:r>
+    </w:p>
+    <w:p>
+      <w:pPr>
+        <w:pStyle w:val="Normal"/>
+        <w:bidi w:val="0"/>
+        <w:jc w:val="start"/>
+        <w:rPr/>
+      </w:pPr>
+      <w:r>
+        <w:rPr/>
+      </w:r>
+    </w:p>
+    <w:p>
+      <w:pPr>
+        <w:pStyle w:val="Normal"/>
+        <w:bidi w:val="0"/>
+        <w:jc w:val="start"/>
+        <w:rPr/>
+      </w:pPr>
+      <w:r>
+        <w:rPr/>
+      </w:r>
+    </w:p>
+    <w:p>
+      <w:pPr>
+        <w:pStyle w:val="Normal"/>
+        <w:bidi w:val="0"/>
+        <w:jc w:val="start"/>
+        <w:rPr/>
+      </w:pPr>
+      <w:r>
+        <w:rPr/>
+        <w:drawing>
+          <wp:anchor distT="0" distB="0" distL="0" distR="0" simplePos="0" relativeHeight="14" behindDoc="0" locked="0" layoutInCell="0" allowOverlap="1">
+            <wp:simplePos x="0" y="0"/>
+            <wp:positionH relativeFrom="column">
+              <wp:align>center</wp:align>
+            </wp:positionH>
+            <wp:positionV relativeFrom="paragraph">
+              <wp:align>top</wp:align>
+            </wp:positionV>
+            <wp:extent cx="5716905" cy="2160905"/>
+            <wp:effectExtent l="0" t="0" r="0" b="0"/>
+            <wp:wrapSquare wrapText="largest"/>
+            <wp:docPr id="13" name="Image13"/>
+            <wp:cNvGraphicFramePr>
+              <a:graphicFrameLocks xmlns:a="http://schemas.openxmlformats.org/drawingml/2006/main" noChangeAspect="1"/>
+            </wp:cNvGraphicFramePr>
+            <a:graphic xmlns:a="http://schemas.openxmlformats.org/drawingml/2006/main">
+              <a:graphicData uri="http://schemas.openxmlformats.org/drawingml/2006/picture">
+                <pic:pic xmlns:pic="http://schemas.openxmlformats.org/drawingml/2006/picture">
+                  <pic:nvPicPr>
+                    <pic:cNvPr id="13" name="Image13"/>
+                    <pic:cNvPicPr>
+                      <a:picLocks noChangeAspect="1" noChangeArrowheads="1"/>
+                    </pic:cNvPicPr>
+                  </pic:nvPicPr>
+                  <pic:blipFill>
+                    <a:blip r:embed="rId14"/>
+                    <a:stretch>
+                      <a:fillRect/>
+                    </a:stretch>
+                  </pic:blipFill>
+                  <pic:spPr bwMode="auto">
+                    <a:xfrm>
+                      <a:off x="0" y="0"/>
+                      <a:ext cx="5716905" cy="2160905"/>
+                    </a:xfrm>
+                    <a:prstGeom prst="rect">
+                      <a:avLst/>
+                    </a:prstGeom>
+                    <a:noFill/>
+                  </pic:spPr>
+                </pic:pic>
+              </a:graphicData>
+            </a:graphic>
+          </wp:anchor>
+        </w:drawing>
+      </w:r>
+    </w:p>
+    <w:p>
+      <w:pPr>
+        <w:pStyle w:val="Normal"/>
+        <w:bidi w:val="0"/>
+        <w:jc w:val="start"/>
+        <w:rPr/>
+      </w:pPr>
+      <w:r>
+        <w:rPr/>
+      </w:r>
+    </w:p>
+    <w:p>
+      <w:pPr>
+        <w:pStyle w:val="Normal"/>
+        <w:bidi w:val="0"/>
+        <w:jc w:val="start"/>
+        <w:rPr/>
+      </w:pPr>
+      <w:r>
+        <w:rPr/>
+      </w:r>
+    </w:p>
+    <w:p>
+      <w:pPr>
+        <w:pStyle w:val="Normal"/>
+        <w:bidi w:val="0"/>
+        <w:jc w:val="start"/>
+        <w:rPr/>
+      </w:pPr>
+      <w:r>
+        <w:rPr/>
+      </w:r>
+    </w:p>
+    <w:p>
+      <w:pPr>
+        <w:pStyle w:val="Normal"/>
+        <w:bidi w:val="0"/>
+        <w:jc w:val="start"/>
+        <w:rPr/>
+      </w:pPr>
+      <w:r>
+        <w:rPr/>
+      </w:r>
+    </w:p>
+    <w:p>
+      <w:pPr>
+        <w:pStyle w:val="Normal"/>
+        <w:bidi w:val="0"/>
+        <w:jc w:val="start"/>
+        <w:rPr/>
+      </w:pPr>
+      <w:r>
+        <w:rPr/>
+      </w:r>
+    </w:p>
+    <w:p>
+      <w:pPr>
+        <w:pStyle w:val="Normal"/>
+        <w:bidi w:val="0"/>
+        <w:jc w:val="start"/>
+        <w:rPr/>
+      </w:pPr>
+      <w:r>
+        <w:rPr/>
+      </w:r>
+    </w:p>
+    <w:p>
+      <w:pPr>
+        <w:pStyle w:val="Normal"/>
+        <w:bidi w:val="0"/>
+        <w:jc w:val="start"/>
+        <w:rPr/>
+      </w:pPr>
+      <w:r>
+        <w:rPr/>
+      </w:r>
+    </w:p>
+    <w:p>
+      <w:pPr>
+        <w:pStyle w:val="Normal"/>
+        <w:bidi w:val="0"/>
+        <w:jc w:val="start"/>
+        <w:rPr/>
+      </w:pPr>
+      <w:r>
+        <w:rPr/>
+      </w:r>
+    </w:p>
+    <w:p>
+      <w:pPr>
+        <w:pStyle w:val="Normal"/>
+        <w:bidi w:val="0"/>
+        <w:jc w:val="start"/>
+        <w:rPr/>
+      </w:pPr>
+      <w:r>
+        <w:rPr/>
+      </w:r>
+    </w:p>
+    <w:p>
+      <w:pPr>
+        <w:pStyle w:val="Normal"/>
+        <w:bidi w:val="0"/>
+        <w:jc w:val="start"/>
+        <w:rPr/>
+      </w:pPr>
+      <w:r>
+        <w:rPr/>
+      </w:r>
+    </w:p>
+    <w:p>
+      <w:pPr>
+        <w:pStyle w:val="Normal"/>
+        <w:bidi w:val="0"/>
+        <w:jc w:val="start"/>
+        <w:rPr/>
+      </w:pPr>
+      <w:r>
+        <w:rPr/>
+      </w:r>
+    </w:p>
+    <w:p>
+      <w:pPr>
+        <w:pStyle w:val="Normal"/>
+        <w:bidi w:val="0"/>
+        <w:jc w:val="start"/>
+        <w:rPr/>
+      </w:pPr>
+      <w:r>
+        <w:rPr/>
+        <w:t>I am not going to use Amazon Q to generate code. Next time will try</w:t>
+      </w:r>
+    </w:p>
+    <w:p>
+      <w:pPr>
+        <w:pStyle w:val="Normal"/>
+        <w:bidi w:val="0"/>
+        <w:jc w:val="start"/>
+        <w:rPr/>
+      </w:pPr>
+      <w:r>
+        <w:rPr/>
+        <w:t>In case of Access Denied errors, add PowerUserAccess</w:t>
+      </w:r>
+    </w:p>
+    <w:p>
+      <w:pPr>
+        <w:pStyle w:val="Normal"/>
+        <w:bidi w:val="0"/>
+        <w:jc w:val="start"/>
+        <w:rPr/>
+      </w:pPr>
+      <w:r>
+        <w:rPr/>
+      </w:r>
+    </w:p>
+    <w:p>
+      <w:pPr>
+        <w:pStyle w:val="Normal"/>
+        <w:bidi w:val="0"/>
+        <w:jc w:val="start"/>
+        <w:rPr/>
+      </w:pPr>
+      <w:r>
+        <w:rPr/>
+        <w:drawing>
+          <wp:anchor distT="0" distB="0" distL="0" distR="0" simplePos="0" relativeHeight="15" behindDoc="0" locked="0" layoutInCell="0" allowOverlap="1">
+            <wp:simplePos x="0" y="0"/>
+            <wp:positionH relativeFrom="column">
+              <wp:align>center</wp:align>
+            </wp:positionH>
+            <wp:positionV relativeFrom="paragraph">
+              <wp:posOffset>635</wp:posOffset>
+            </wp:positionV>
+            <wp:extent cx="2796540" cy="3063240"/>
+            <wp:effectExtent l="0" t="0" r="0" b="0"/>
+            <wp:wrapSquare wrapText="largest"/>
+            <wp:docPr id="14" name="Image14"/>
+            <wp:cNvGraphicFramePr>
+              <a:graphicFrameLocks xmlns:a="http://schemas.openxmlformats.org/drawingml/2006/main" noChangeAspect="1"/>
+            </wp:cNvGraphicFramePr>
+            <a:graphic xmlns:a="http://schemas.openxmlformats.org/drawingml/2006/main">
+              <a:graphicData uri="http://schemas.openxmlformats.org/drawingml/2006/picture">
+                <pic:pic xmlns:pic="http://schemas.openxmlformats.org/drawingml/2006/picture">
+                  <pic:nvPicPr>
+                    <pic:cNvPr id="14" name="Image14"/>
+                    <pic:cNvPicPr>
+                      <a:picLocks noChangeAspect="1" noChangeArrowheads="1"/>
+                    </pic:cNvPicPr>
+                  </pic:nvPicPr>
+                  <pic:blipFill>
+                    <a:blip r:embed="rId15"/>
+                    <a:stretch>
+                      <a:fillRect/>
+                    </a:stretch>
+                  </pic:blipFill>
+                  <pic:spPr bwMode="auto">
+                    <a:xfrm>
+                      <a:off x="0" y="0"/>
+                      <a:ext cx="2796540" cy="3063240"/>
+                    </a:xfrm>
+                    <a:prstGeom prst="rect">
+                      <a:avLst/>
+                    </a:prstGeom>
+                    <a:noFill/>
+                  </pic:spPr>
+                </pic:pic>
+              </a:graphicData>
+            </a:graphic>
+          </wp:anchor>
+        </w:drawing>
       </w:r>
     </w:p>
     <w:p>

--- a/AWSToolkit/AWSToolkitSetup.docx
+++ b/AWSToolkit/AWSToolkitSetup.docx
@@ -4158,6 +4158,110 @@
       </w:pPr>
       <w:r>
         <w:rPr/>
+        <w:t>Create a new SNS topic on the AWS console:</w:t>
+      </w:r>
+    </w:p>
+    <w:p>
+      <w:pPr>
+        <w:pStyle w:val="Normal"/>
+        <w:bidi w:val="0"/>
+        <w:jc w:val="start"/>
+        <w:rPr/>
+      </w:pPr>
+      <w:r>
+        <w:rPr/>
+        <w:t>BankingAlerts</w:t>
+      </w:r>
+    </w:p>
+    <w:p>
+      <w:pPr>
+        <w:pStyle w:val="Normal"/>
+        <w:bidi w:val="0"/>
+        <w:jc w:val="start"/>
+        <w:rPr/>
+      </w:pPr>
+      <w:r>
+        <w:rPr/>
+      </w:r>
+    </w:p>
+    <w:p>
+      <w:pPr>
+        <w:pStyle w:val="Normal"/>
+        <w:bidi w:val="0"/>
+        <w:jc w:val="start"/>
+        <w:rPr/>
+      </w:pPr>
+      <w:r>
+        <w:rPr/>
+        <w:t>SNS =&gt; Create Subscription</w:t>
+      </w:r>
+    </w:p>
+    <w:p>
+      <w:pPr>
+        <w:pStyle w:val="Normal"/>
+        <w:bidi w:val="0"/>
+        <w:jc w:val="start"/>
+        <w:rPr/>
+      </w:pPr>
+      <w:r>
+        <w:rPr/>
+      </w:r>
+    </w:p>
+    <w:p>
+      <w:pPr>
+        <w:pStyle w:val="Normal"/>
+        <w:bidi w:val="0"/>
+        <w:jc w:val="start"/>
+        <w:rPr/>
+      </w:pPr>
+      <w:r>
+        <w:rPr/>
+        <w:drawing>
+          <wp:anchor distT="0" distB="0" distL="0" distR="0" simplePos="0" relativeHeight="16" behindDoc="0" locked="0" layoutInCell="0" allowOverlap="1">
+            <wp:simplePos x="0" y="0"/>
+            <wp:positionH relativeFrom="column">
+              <wp:align>center</wp:align>
+            </wp:positionH>
+            <wp:positionV relativeFrom="paragraph">
+              <wp:posOffset>635</wp:posOffset>
+            </wp:positionV>
+            <wp:extent cx="6332220" cy="2962910"/>
+            <wp:effectExtent l="0" t="0" r="0" b="0"/>
+            <wp:wrapSquare wrapText="largest"/>
+            <wp:docPr id="15" name="Image15"/>
+            <wp:cNvGraphicFramePr>
+              <a:graphicFrameLocks xmlns:a="http://schemas.openxmlformats.org/drawingml/2006/main" noChangeAspect="1"/>
+            </wp:cNvGraphicFramePr>
+            <a:graphic xmlns:a="http://schemas.openxmlformats.org/drawingml/2006/main">
+              <a:graphicData uri="http://schemas.openxmlformats.org/drawingml/2006/picture">
+                <pic:pic xmlns:pic="http://schemas.openxmlformats.org/drawingml/2006/picture">
+                  <pic:nvPicPr>
+                    <pic:cNvPr id="15" name="Image15"/>
+                    <pic:cNvPicPr>
+                      <a:picLocks noChangeAspect="1" noChangeArrowheads="1"/>
+                    </pic:cNvPicPr>
+                  </pic:nvPicPr>
+                  <pic:blipFill>
+                    <a:blip r:embed="rId16"/>
+                    <a:stretch>
+                      <a:fillRect/>
+                    </a:stretch>
+                  </pic:blipFill>
+                  <pic:spPr bwMode="auto">
+                    <a:xfrm>
+                      <a:off x="0" y="0"/>
+                      <a:ext cx="6332220" cy="2962910"/>
+                    </a:xfrm>
+                    <a:prstGeom prst="rect">
+                      <a:avLst/>
+                    </a:prstGeom>
+                    <a:noFill/>
+                  </pic:spPr>
+                </pic:pic>
+              </a:graphicData>
+            </a:graphic>
+          </wp:anchor>
+        </w:drawing>
       </w:r>
     </w:p>
     <w:p>

--- a/AWSToolkit/AWSToolkitSetup.docx
+++ b/AWSToolkit/AWSToolkitSetup.docx
@@ -2659,7 +2659,7 @@
             <wp:positionV relativeFrom="paragraph">
               <wp:posOffset>-55880</wp:posOffset>
             </wp:positionV>
-            <wp:extent cx="2720340" cy="7171055"/>
+            <wp:extent cx="2823845" cy="7443470"/>
             <wp:effectExtent l="0" t="0" r="0" b="0"/>
             <wp:wrapSquare wrapText="largest"/>
             <wp:docPr id="11" name="Image11"/>
@@ -2684,7 +2684,7 @@
                   <pic:spPr bwMode="auto">
                     <a:xfrm>
                       <a:off x="0" y="0"/>
-                      <a:ext cx="2720340" cy="7171055"/>
+                      <a:ext cx="2823845" cy="7443470"/>
                     </a:xfrm>
                     <a:prstGeom prst="rect">
                       <a:avLst/>
@@ -3668,28 +3668,6 @@
       </w:pPr>
       <w:r>
         <w:rPr/>
-      </w:r>
-    </w:p>
-    <w:p>
-      <w:pPr>
-        <w:pStyle w:val="Normal"/>
-        <w:bidi w:val="0"/>
-        <w:jc w:val="start"/>
-        <w:rPr/>
-      </w:pPr>
-      <w:r>
-        <w:rPr/>
-      </w:r>
-    </w:p>
-    <w:p>
-      <w:pPr>
-        <w:pStyle w:val="Normal"/>
-        <w:bidi w:val="0"/>
-        <w:jc w:val="start"/>
-        <w:rPr/>
-      </w:pPr>
-      <w:r>
-        <w:rPr/>
         <w:drawing>
           <wp:anchor distT="0" distB="0" distL="0" distR="0" simplePos="0" relativeHeight="14" behindDoc="0" locked="0" layoutInCell="0" allowOverlap="1">
             <wp:simplePos x="0" y="0"/>
@@ -3697,7 +3675,7 @@
               <wp:align>center</wp:align>
             </wp:positionH>
             <wp:positionV relativeFrom="paragraph">
-              <wp:align>top</wp:align>
+              <wp:posOffset>635</wp:posOffset>
             </wp:positionV>
             <wp:extent cx="5716905" cy="2160905"/>
             <wp:effectExtent l="0" t="0" r="0" b="0"/>
@@ -3736,6 +3714,28 @@
             </a:graphic>
           </wp:anchor>
         </w:drawing>
+      </w:r>
+    </w:p>
+    <w:p>
+      <w:pPr>
+        <w:pStyle w:val="Normal"/>
+        <w:bidi w:val="0"/>
+        <w:jc w:val="start"/>
+        <w:rPr/>
+      </w:pPr>
+      <w:r>
+        <w:rPr/>
+      </w:r>
+    </w:p>
+    <w:p>
+      <w:pPr>
+        <w:pStyle w:val="Normal"/>
+        <w:bidi w:val="0"/>
+        <w:jc w:val="start"/>
+        <w:rPr/>
+      </w:pPr>
+      <w:r>
+        <w:rPr/>
       </w:r>
     </w:p>
     <w:p>
@@ -4317,6 +4317,4984 @@
       </w:pPr>
       <w:r>
         <w:rPr/>
+        <w:t>Create S3 bucket</w:t>
+      </w:r>
+    </w:p>
+    <w:p>
+      <w:pPr>
+        <w:pStyle w:val="Normal"/>
+        <w:bidi w:val="0"/>
+        <w:jc w:val="start"/>
+        <w:rPr/>
+      </w:pPr>
+      <w:r>
+        <w:rPr/>
+      </w:r>
+    </w:p>
+    <w:p>
+      <w:pPr>
+        <w:pStyle w:val="Normal"/>
+        <w:bidi w:val="0"/>
+        <w:jc w:val="start"/>
+        <w:rPr/>
+      </w:pPr>
+      <w:r>
+        <w:rPr/>
+        <w:drawing>
+          <wp:anchor distT="0" distB="0" distL="0" distR="0" simplePos="0" relativeHeight="17" behindDoc="0" locked="0" layoutInCell="0" allowOverlap="1">
+            <wp:simplePos x="0" y="0"/>
+            <wp:positionH relativeFrom="column">
+              <wp:align>center</wp:align>
+            </wp:positionH>
+            <wp:positionV relativeFrom="paragraph">
+              <wp:posOffset>635</wp:posOffset>
+            </wp:positionV>
+            <wp:extent cx="2987040" cy="4777740"/>
+            <wp:effectExtent l="0" t="0" r="0" b="0"/>
+            <wp:wrapSquare wrapText="largest"/>
+            <wp:docPr id="16" name="Image16"/>
+            <wp:cNvGraphicFramePr>
+              <a:graphicFrameLocks xmlns:a="http://schemas.openxmlformats.org/drawingml/2006/main" noChangeAspect="1"/>
+            </wp:cNvGraphicFramePr>
+            <a:graphic xmlns:a="http://schemas.openxmlformats.org/drawingml/2006/main">
+              <a:graphicData uri="http://schemas.openxmlformats.org/drawingml/2006/picture">
+                <pic:pic xmlns:pic="http://schemas.openxmlformats.org/drawingml/2006/picture">
+                  <pic:nvPicPr>
+                    <pic:cNvPr id="16" name="Image16"/>
+                    <pic:cNvPicPr>
+                      <a:picLocks noChangeAspect="1" noChangeArrowheads="1"/>
+                    </pic:cNvPicPr>
+                  </pic:nvPicPr>
+                  <pic:blipFill>
+                    <a:blip r:embed="rId17"/>
+                    <a:stretch>
+                      <a:fillRect/>
+                    </a:stretch>
+                  </pic:blipFill>
+                  <pic:spPr bwMode="auto">
+                    <a:xfrm>
+                      <a:off x="0" y="0"/>
+                      <a:ext cx="2987040" cy="4777740"/>
+                    </a:xfrm>
+                    <a:prstGeom prst="rect">
+                      <a:avLst/>
+                    </a:prstGeom>
+                    <a:noFill/>
+                  </pic:spPr>
+                </pic:pic>
+              </a:graphicData>
+            </a:graphic>
+          </wp:anchor>
+        </w:drawing>
+      </w:r>
+    </w:p>
+    <w:p>
+      <w:pPr>
+        <w:pStyle w:val="Normal"/>
+        <w:bidi w:val="0"/>
+        <w:jc w:val="start"/>
+        <w:rPr/>
+      </w:pPr>
+      <w:r>
+        <w:rPr/>
+      </w:r>
+    </w:p>
+    <w:p>
+      <w:pPr>
+        <w:pStyle w:val="Normal"/>
+        <w:bidi w:val="0"/>
+        <w:jc w:val="start"/>
+        <w:rPr/>
+      </w:pPr>
+      <w:r>
+        <w:rPr/>
+      </w:r>
+    </w:p>
+    <w:p>
+      <w:pPr>
+        <w:pStyle w:val="Normal"/>
+        <w:bidi w:val="0"/>
+        <w:jc w:val="start"/>
+        <w:rPr/>
+      </w:pPr>
+      <w:r>
+        <w:rPr/>
+      </w:r>
+    </w:p>
+    <w:p>
+      <w:pPr>
+        <w:pStyle w:val="Normal"/>
+        <w:bidi w:val="0"/>
+        <w:jc w:val="start"/>
+        <w:rPr/>
+      </w:pPr>
+      <w:r>
+        <w:rPr/>
+      </w:r>
+    </w:p>
+    <w:p>
+      <w:pPr>
+        <w:pStyle w:val="Normal"/>
+        <w:bidi w:val="0"/>
+        <w:jc w:val="start"/>
+        <w:rPr/>
+      </w:pPr>
+      <w:r>
+        <w:rPr/>
+      </w:r>
+    </w:p>
+    <w:p>
+      <w:pPr>
+        <w:pStyle w:val="Normal"/>
+        <w:bidi w:val="0"/>
+        <w:jc w:val="start"/>
+        <w:rPr/>
+      </w:pPr>
+      <w:r>
+        <w:rPr/>
+      </w:r>
+    </w:p>
+    <w:p>
+      <w:pPr>
+        <w:pStyle w:val="Normal"/>
+        <w:bidi w:val="0"/>
+        <w:jc w:val="start"/>
+        <w:rPr/>
+      </w:pPr>
+      <w:r>
+        <w:rPr/>
+      </w:r>
+    </w:p>
+    <w:p>
+      <w:pPr>
+        <w:pStyle w:val="Normal"/>
+        <w:bidi w:val="0"/>
+        <w:jc w:val="start"/>
+        <w:rPr/>
+      </w:pPr>
+      <w:r>
+        <w:rPr/>
+      </w:r>
+    </w:p>
+    <w:p>
+      <w:pPr>
+        <w:pStyle w:val="Normal"/>
+        <w:bidi w:val="0"/>
+        <w:jc w:val="start"/>
+        <w:rPr/>
+      </w:pPr>
+      <w:r>
+        <w:rPr/>
+      </w:r>
+    </w:p>
+    <w:p>
+      <w:pPr>
+        <w:pStyle w:val="Normal"/>
+        <w:bidi w:val="0"/>
+        <w:jc w:val="start"/>
+        <w:rPr/>
+      </w:pPr>
+      <w:r>
+        <w:rPr/>
+      </w:r>
+    </w:p>
+    <w:p>
+      <w:pPr>
+        <w:pStyle w:val="Normal"/>
+        <w:bidi w:val="0"/>
+        <w:jc w:val="start"/>
+        <w:rPr/>
+      </w:pPr>
+      <w:r>
+        <w:rPr/>
+      </w:r>
+    </w:p>
+    <w:p>
+      <w:pPr>
+        <w:pStyle w:val="Normal"/>
+        <w:bidi w:val="0"/>
+        <w:jc w:val="start"/>
+        <w:rPr/>
+      </w:pPr>
+      <w:r>
+        <w:rPr/>
+      </w:r>
+    </w:p>
+    <w:p>
+      <w:pPr>
+        <w:pStyle w:val="Normal"/>
+        <w:bidi w:val="0"/>
+        <w:jc w:val="start"/>
+        <w:rPr/>
+      </w:pPr>
+      <w:r>
+        <w:rPr/>
+      </w:r>
+    </w:p>
+    <w:p>
+      <w:pPr>
+        <w:pStyle w:val="Normal"/>
+        <w:bidi w:val="0"/>
+        <w:jc w:val="start"/>
+        <w:rPr/>
+      </w:pPr>
+      <w:r>
+        <w:rPr/>
+      </w:r>
+    </w:p>
+    <w:p>
+      <w:pPr>
+        <w:pStyle w:val="Normal"/>
+        <w:bidi w:val="0"/>
+        <w:jc w:val="start"/>
+        <w:rPr/>
+      </w:pPr>
+      <w:r>
+        <w:rPr/>
+      </w:r>
+    </w:p>
+    <w:p>
+      <w:pPr>
+        <w:pStyle w:val="Normal"/>
+        <w:bidi w:val="0"/>
+        <w:jc w:val="start"/>
+        <w:rPr/>
+      </w:pPr>
+      <w:r>
+        <w:rPr/>
+      </w:r>
+    </w:p>
+    <w:p>
+      <w:pPr>
+        <w:pStyle w:val="Normal"/>
+        <w:bidi w:val="0"/>
+        <w:jc w:val="start"/>
+        <w:rPr/>
+      </w:pPr>
+      <w:r>
+        <w:rPr/>
+      </w:r>
+    </w:p>
+    <w:p>
+      <w:pPr>
+        <w:pStyle w:val="Normal"/>
+        <w:bidi w:val="0"/>
+        <w:jc w:val="start"/>
+        <w:rPr/>
+      </w:pPr>
+      <w:r>
+        <w:rPr/>
+      </w:r>
+    </w:p>
+    <w:p>
+      <w:pPr>
+        <w:pStyle w:val="Normal"/>
+        <w:bidi w:val="0"/>
+        <w:jc w:val="start"/>
+        <w:rPr/>
+      </w:pPr>
+      <w:r>
+        <w:rPr/>
+      </w:r>
+    </w:p>
+    <w:p>
+      <w:pPr>
+        <w:pStyle w:val="Normal"/>
+        <w:bidi w:val="0"/>
+        <w:jc w:val="start"/>
+        <w:rPr/>
+      </w:pPr>
+      <w:r>
+        <w:rPr/>
+      </w:r>
+    </w:p>
+    <w:p>
+      <w:pPr>
+        <w:pStyle w:val="Normal"/>
+        <w:bidi w:val="0"/>
+        <w:jc w:val="start"/>
+        <w:rPr/>
+      </w:pPr>
+      <w:r>
+        <w:rPr/>
+      </w:r>
+    </w:p>
+    <w:p>
+      <w:pPr>
+        <w:pStyle w:val="Normal"/>
+        <w:bidi w:val="0"/>
+        <w:jc w:val="start"/>
+        <w:rPr/>
+      </w:pPr>
+      <w:r>
+        <w:rPr/>
+      </w:r>
+    </w:p>
+    <w:p>
+      <w:pPr>
+        <w:pStyle w:val="Normal"/>
+        <w:bidi w:val="0"/>
+        <w:jc w:val="start"/>
+        <w:rPr/>
+      </w:pPr>
+      <w:r>
+        <w:rPr/>
+      </w:r>
+    </w:p>
+    <w:p>
+      <w:pPr>
+        <w:pStyle w:val="Normal"/>
+        <w:bidi w:val="0"/>
+        <w:jc w:val="start"/>
+        <w:rPr/>
+      </w:pPr>
+      <w:r>
+        <w:rPr/>
+      </w:r>
+    </w:p>
+    <w:p>
+      <w:pPr>
+        <w:pStyle w:val="Normal"/>
+        <w:bidi w:val="0"/>
+        <w:jc w:val="start"/>
+        <w:rPr/>
+      </w:pPr>
+      <w:r>
+        <w:rPr/>
+      </w:r>
+    </w:p>
+    <w:p>
+      <w:pPr>
+        <w:pStyle w:val="Normal"/>
+        <w:bidi w:val="0"/>
+        <w:jc w:val="start"/>
+        <w:rPr/>
+      </w:pPr>
+      <w:r>
+        <w:rPr/>
+      </w:r>
+    </w:p>
+    <w:p>
+      <w:pPr>
+        <w:pStyle w:val="Normal"/>
+        <w:bidi w:val="0"/>
+        <w:jc w:val="start"/>
+        <w:rPr/>
+      </w:pPr>
+      <w:r>
+        <w:rPr/>
+      </w:r>
+    </w:p>
+    <w:p>
+      <w:pPr>
+        <w:pStyle w:val="Normal"/>
+        <w:bidi w:val="0"/>
+        <w:jc w:val="start"/>
+        <w:rPr/>
+      </w:pPr>
+      <w:r>
+        <w:rPr/>
+      </w:r>
+    </w:p>
+    <w:p>
+      <w:pPr>
+        <w:pStyle w:val="Normal"/>
+        <w:bidi w:val="0"/>
+        <w:jc w:val="start"/>
+        <w:rPr/>
+      </w:pPr>
+      <w:r>
+        <w:rPr/>
+      </w:r>
+    </w:p>
+    <w:p>
+      <w:pPr>
+        <w:pStyle w:val="Normal"/>
+        <w:bidi w:val="0"/>
+        <w:jc w:val="start"/>
+        <w:rPr/>
+      </w:pPr>
+      <w:r>
+        <w:rPr/>
+      </w:r>
+    </w:p>
+    <w:p>
+      <w:pPr>
+        <w:pStyle w:val="Normal"/>
+        <w:bidi w:val="0"/>
+        <w:jc w:val="start"/>
+        <w:rPr/>
+      </w:pPr>
+      <w:r>
+        <w:rPr/>
+        <w:t xml:space="preserve">Install SAM CLI: </w:t>
+      </w:r>
+      <w:hyperlink r:id="rId18">
+        <w:r>
+          <w:rPr>
+            <w:rStyle w:val="Hyperlink"/>
+          </w:rPr>
+          <w:t>https://www.google.com/url?sa=i&amp;source=web&amp;rct=j&amp;url=https://github.com/aws/aws-sam-cli/releases/latest/download/AWS_SAM_CLI_64_PY3.msi&amp;ved=2ahUKEwjNmZjE8-mUAxVig4kEHUizGrwQy_kOegYIAAgJEAE&amp;opi=89978449&amp;cd&amp;psig=AOvVaw3iyQIl-iaL1QlibCKtr3A4&amp;ust=1780535976207000</w:t>
+        </w:r>
+      </w:hyperlink>
+    </w:p>
+    <w:p>
+      <w:pPr>
+        <w:pStyle w:val="Normal"/>
+        <w:bidi w:val="0"/>
+        <w:jc w:val="start"/>
+        <w:rPr/>
+      </w:pPr>
+      <w:r>
+        <w:rPr/>
+      </w:r>
+    </w:p>
+    <w:p>
+      <w:pPr>
+        <w:pStyle w:val="Normal"/>
+        <w:bidi w:val="0"/>
+        <w:jc w:val="start"/>
+        <w:rPr/>
+      </w:pPr>
+      <w:r>
+        <w:rPr/>
+        <w:t>ctrl + shift + P</w:t>
+      </w:r>
+    </w:p>
+    <w:p>
+      <w:pPr>
+        <w:pStyle w:val="Normal"/>
+        <w:bidi w:val="0"/>
+        <w:jc w:val="start"/>
+        <w:rPr/>
+      </w:pPr>
+      <w:r>
+        <w:rPr/>
+      </w:r>
+    </w:p>
+    <w:p>
+      <w:pPr>
+        <w:pStyle w:val="Normal"/>
+        <w:bidi w:val="0"/>
+        <w:jc w:val="start"/>
+        <w:rPr/>
+      </w:pPr>
+      <w:r>
+        <w:rPr/>
+        <w:t>AWS: Deploy</w:t>
+      </w:r>
+    </w:p>
+    <w:p>
+      <w:pPr>
+        <w:pStyle w:val="Normal"/>
+        <w:bidi w:val="0"/>
+        <w:jc w:val="start"/>
+        <w:rPr/>
+      </w:pPr>
+      <w:r>
+        <w:rPr/>
+      </w:r>
+    </w:p>
+    <w:p>
+      <w:pPr>
+        <w:pStyle w:val="Normal"/>
+        <w:bidi w:val="0"/>
+        <w:jc w:val="start"/>
+        <w:rPr/>
+      </w:pPr>
+      <w:r>
+        <w:rPr/>
+        <w:t>us-east-1</w:t>
+      </w:r>
+    </w:p>
+    <w:p>
+      <w:pPr>
+        <w:pStyle w:val="Normal"/>
+        <w:bidi w:val="0"/>
+        <w:jc w:val="start"/>
+        <w:rPr/>
+      </w:pPr>
+      <w:r>
+        <w:rPr/>
+      </w:r>
+    </w:p>
+    <w:p>
+      <w:pPr>
+        <w:pStyle w:val="Normal"/>
+        <w:bidi w:val="0"/>
+        <w:jc w:val="start"/>
+        <w:rPr/>
+      </w:pPr>
+      <w:r>
+        <w:rPr/>
+        <w:t xml:space="preserve">then enter a Stack name: </w:t>
+      </w:r>
+      <w:r>
+        <w:rPr/>
+        <w:t xml:space="preserve">banking-notification-stack </w:t>
+      </w:r>
+    </w:p>
+    <w:p>
+      <w:pPr>
+        <w:pStyle w:val="Normal"/>
+        <w:bidi w:val="0"/>
+        <w:jc w:val="start"/>
+        <w:rPr/>
+      </w:pPr>
+      <w:r>
+        <w:rPr/>
+      </w:r>
+    </w:p>
+    <w:p>
+      <w:pPr>
+        <w:pStyle w:val="Normal"/>
+        <w:bidi w:val="0"/>
+        <w:jc w:val="start"/>
+        <w:rPr/>
+      </w:pPr>
+      <w:r>
+        <w:rPr/>
+      </w:r>
+    </w:p>
+    <w:p>
+      <w:pPr>
+        <w:pStyle w:val="Normal"/>
+        <w:bidi w:val="0"/>
+        <w:jc w:val="start"/>
+        <w:rPr/>
+      </w:pPr>
+      <w:r>
+        <w:rPr/>
+      </w:r>
+    </w:p>
+    <w:p>
+      <w:pPr>
+        <w:pStyle w:val="Normal"/>
+        <w:bidi w:val="0"/>
+        <w:jc w:val="start"/>
+        <w:rPr/>
+      </w:pPr>
+      <w:r>
+        <w:rPr/>
+      </w:r>
+    </w:p>
+    <w:p>
+      <w:pPr>
+        <w:pStyle w:val="Normal"/>
+        <w:bidi w:val="0"/>
+        <w:jc w:val="start"/>
+        <w:rPr/>
+      </w:pPr>
+      <w:r>
+        <w:rPr/>
+        <w:drawing>
+          <wp:anchor distT="0" distB="0" distL="0" distR="0" simplePos="0" relativeHeight="18" behindDoc="0" locked="0" layoutInCell="0" allowOverlap="1">
+            <wp:simplePos x="0" y="0"/>
+            <wp:positionH relativeFrom="column">
+              <wp:posOffset>251460</wp:posOffset>
+            </wp:positionH>
+            <wp:positionV relativeFrom="paragraph">
+              <wp:posOffset>-157480</wp:posOffset>
+            </wp:positionV>
+            <wp:extent cx="5920740" cy="2598420"/>
+            <wp:effectExtent l="0" t="0" r="0" b="0"/>
+            <wp:wrapSquare wrapText="largest"/>
+            <wp:docPr id="17" name="Image17"/>
+            <wp:cNvGraphicFramePr>
+              <a:graphicFrameLocks xmlns:a="http://schemas.openxmlformats.org/drawingml/2006/main" noChangeAspect="1"/>
+            </wp:cNvGraphicFramePr>
+            <a:graphic xmlns:a="http://schemas.openxmlformats.org/drawingml/2006/main">
+              <a:graphicData uri="http://schemas.openxmlformats.org/drawingml/2006/picture">
+                <pic:pic xmlns:pic="http://schemas.openxmlformats.org/drawingml/2006/picture">
+                  <pic:nvPicPr>
+                    <pic:cNvPr id="17" name="Image17"/>
+                    <pic:cNvPicPr>
+                      <a:picLocks noChangeAspect="1" noChangeArrowheads="1"/>
+                    </pic:cNvPicPr>
+                  </pic:nvPicPr>
+                  <pic:blipFill>
+                    <a:blip r:embed="rId19"/>
+                    <a:stretch>
+                      <a:fillRect/>
+                    </a:stretch>
+                  </pic:blipFill>
+                  <pic:spPr bwMode="auto">
+                    <a:xfrm>
+                      <a:off x="0" y="0"/>
+                      <a:ext cx="5920740" cy="2598420"/>
+                    </a:xfrm>
+                    <a:prstGeom prst="rect">
+                      <a:avLst/>
+                    </a:prstGeom>
+                    <a:noFill/>
+                  </pic:spPr>
+                </pic:pic>
+              </a:graphicData>
+            </a:graphic>
+          </wp:anchor>
+        </w:drawing>
+      </w:r>
+    </w:p>
+    <w:p>
+      <w:pPr>
+        <w:pStyle w:val="Normal"/>
+        <w:bidi w:val="0"/>
+        <w:jc w:val="start"/>
+        <w:rPr/>
+      </w:pPr>
+      <w:r>
+        <w:rPr/>
+      </w:r>
+    </w:p>
+    <w:p>
+      <w:pPr>
+        <w:pStyle w:val="Normal"/>
+        <w:bidi w:val="0"/>
+        <w:jc w:val="start"/>
+        <w:rPr/>
+      </w:pPr>
+      <w:r>
+        <w:rPr/>
+      </w:r>
+    </w:p>
+    <w:p>
+      <w:pPr>
+        <w:pStyle w:val="Normal"/>
+        <w:bidi w:val="0"/>
+        <w:jc w:val="start"/>
+        <w:rPr/>
+      </w:pPr>
+      <w:r>
+        <w:rPr/>
+      </w:r>
+    </w:p>
+    <w:p>
+      <w:pPr>
+        <w:pStyle w:val="Normal"/>
+        <w:bidi w:val="0"/>
+        <w:jc w:val="start"/>
+        <w:rPr/>
+      </w:pPr>
+      <w:r>
+        <w:rPr/>
+      </w:r>
+    </w:p>
+    <w:p>
+      <w:pPr>
+        <w:pStyle w:val="Normal"/>
+        <w:bidi w:val="0"/>
+        <w:jc w:val="start"/>
+        <w:rPr/>
+      </w:pPr>
+      <w:r>
+        <w:rPr/>
+      </w:r>
+    </w:p>
+    <w:p>
+      <w:pPr>
+        <w:pStyle w:val="Normal"/>
+        <w:bidi w:val="0"/>
+        <w:jc w:val="start"/>
+        <w:rPr/>
+      </w:pPr>
+      <w:r>
+        <w:rPr/>
+      </w:r>
+    </w:p>
+    <w:p>
+      <w:pPr>
+        <w:pStyle w:val="Normal"/>
+        <w:bidi w:val="0"/>
+        <w:jc w:val="start"/>
+        <w:rPr/>
+      </w:pPr>
+      <w:r>
+        <w:rPr/>
+      </w:r>
+    </w:p>
+    <w:p>
+      <w:pPr>
+        <w:pStyle w:val="Normal"/>
+        <w:bidi w:val="0"/>
+        <w:jc w:val="start"/>
+        <w:rPr/>
+      </w:pPr>
+      <w:r>
+        <w:rPr/>
+      </w:r>
+    </w:p>
+    <w:p>
+      <w:pPr>
+        <w:pStyle w:val="Normal"/>
+        <w:bidi w:val="0"/>
+        <w:jc w:val="start"/>
+        <w:rPr/>
+      </w:pPr>
+      <w:r>
+        <w:rPr/>
+      </w:r>
+    </w:p>
+    <w:p>
+      <w:pPr>
+        <w:pStyle w:val="Normal"/>
+        <w:bidi w:val="0"/>
+        <w:jc w:val="start"/>
+        <w:rPr/>
+      </w:pPr>
+      <w:r>
+        <w:rPr/>
+      </w:r>
+    </w:p>
+    <w:p>
+      <w:pPr>
+        <w:pStyle w:val="Normal"/>
+        <w:bidi w:val="0"/>
+        <w:jc w:val="start"/>
+        <w:rPr/>
+      </w:pPr>
+      <w:r>
+        <w:rPr/>
+      </w:r>
+    </w:p>
+    <w:p>
+      <w:pPr>
+        <w:pStyle w:val="Normal"/>
+        <w:bidi w:val="0"/>
+        <w:jc w:val="start"/>
+        <w:rPr/>
+      </w:pPr>
+      <w:r>
+        <w:rPr/>
+      </w:r>
+    </w:p>
+    <w:p>
+      <w:pPr>
+        <w:pStyle w:val="Normal"/>
+        <w:bidi w:val="0"/>
+        <w:jc w:val="start"/>
+        <w:rPr/>
+      </w:pPr>
+      <w:r>
+        <w:rPr/>
+      </w:r>
+    </w:p>
+    <w:p>
+      <w:pPr>
+        <w:pStyle w:val="Normal"/>
+        <w:bidi w:val="0"/>
+        <w:jc w:val="start"/>
+        <w:rPr/>
+      </w:pPr>
+      <w:r>
+        <w:rPr/>
+      </w:r>
+    </w:p>
+    <w:p>
+      <w:pPr>
+        <w:pStyle w:val="Normal"/>
+        <w:bidi w:val="0"/>
+        <w:jc w:val="start"/>
+        <w:rPr/>
+      </w:pPr>
+      <w:r>
+        <w:rPr/>
+      </w:r>
+    </w:p>
+    <w:p>
+      <w:pPr>
+        <w:pStyle w:val="Normal"/>
+        <w:bidi w:val="0"/>
+        <w:jc w:val="start"/>
+        <w:rPr/>
+      </w:pPr>
+      <w:r>
+        <w:rPr/>
+        <w:t>Click Ok</w:t>
+      </w:r>
+    </w:p>
+    <w:p>
+      <w:pPr>
+        <w:pStyle w:val="Normal"/>
+        <w:bidi w:val="0"/>
+        <w:jc w:val="start"/>
+        <w:rPr/>
+      </w:pPr>
+      <w:r>
+        <w:rPr/>
+      </w:r>
+    </w:p>
+    <w:p>
+      <w:pPr>
+        <w:pStyle w:val="Normal"/>
+        <w:bidi w:val="0"/>
+        <w:jc w:val="start"/>
+        <w:rPr/>
+      </w:pPr>
+      <w:r>
+        <w:rPr/>
+      </w:r>
+    </w:p>
+    <w:p>
+      <w:pPr>
+        <w:pStyle w:val="Normal"/>
+        <w:bidi w:val="0"/>
+        <w:jc w:val="start"/>
+        <w:rPr/>
+      </w:pPr>
+      <w:r>
+        <w:rPr/>
+        <w:t>in case of error: sam deploy --template-file bank-processor/template.yaml –guided</w:t>
+      </w:r>
+    </w:p>
+    <w:p>
+      <w:pPr>
+        <w:pStyle w:val="Normal"/>
+        <w:bidi w:val="0"/>
+        <w:jc w:val="start"/>
+        <w:rPr/>
+      </w:pPr>
+      <w:r>
+        <w:rPr/>
+      </w:r>
+    </w:p>
+    <w:p>
+      <w:pPr>
+        <w:pStyle w:val="Normal"/>
+        <w:bidi w:val="0"/>
+        <w:jc w:val="start"/>
+        <w:rPr/>
+      </w:pPr>
+      <w:r>
+        <w:drawing>
+          <wp:anchor distT="0" distB="0" distL="0" distR="0" simplePos="0" relativeHeight="19" behindDoc="0" locked="0" layoutInCell="0" allowOverlap="1">
+            <wp:simplePos x="0" y="0"/>
+            <wp:positionH relativeFrom="column">
+              <wp:align>center</wp:align>
+            </wp:positionH>
+            <wp:positionV relativeFrom="paragraph">
+              <wp:posOffset>635</wp:posOffset>
+            </wp:positionV>
+            <wp:extent cx="6332220" cy="2244725"/>
+            <wp:effectExtent l="0" t="0" r="0" b="0"/>
+            <wp:wrapSquare wrapText="largest"/>
+            <wp:docPr id="18" name="Image18"/>
+            <wp:cNvGraphicFramePr>
+              <a:graphicFrameLocks xmlns:a="http://schemas.openxmlformats.org/drawingml/2006/main" noChangeAspect="1"/>
+            </wp:cNvGraphicFramePr>
+            <a:graphic xmlns:a="http://schemas.openxmlformats.org/drawingml/2006/main">
+              <a:graphicData uri="http://schemas.openxmlformats.org/drawingml/2006/picture">
+                <pic:pic xmlns:pic="http://schemas.openxmlformats.org/drawingml/2006/picture">
+                  <pic:nvPicPr>
+                    <pic:cNvPr id="18" name="Image18"/>
+                    <pic:cNvPicPr>
+                      <a:picLocks noChangeAspect="1" noChangeArrowheads="1"/>
+                    </pic:cNvPicPr>
+                  </pic:nvPicPr>
+                  <pic:blipFill>
+                    <a:blip r:embed="rId20"/>
+                    <a:stretch>
+                      <a:fillRect/>
+                    </a:stretch>
+                  </pic:blipFill>
+                  <pic:spPr bwMode="auto">
+                    <a:xfrm>
+                      <a:off x="0" y="0"/>
+                      <a:ext cx="6332220" cy="2244725"/>
+                    </a:xfrm>
+                    <a:prstGeom prst="rect">
+                      <a:avLst/>
+                    </a:prstGeom>
+                    <a:noFill/>
+                  </pic:spPr>
+                </pic:pic>
+              </a:graphicData>
+            </a:graphic>
+          </wp:anchor>
+        </w:drawing>
+      </w:r>
+      <w:r>
+        <w:rPr/>
+        <w:t>SAM CLI is bit of a hassle, I am going to create Lambda function on AWS Console itself</w:t>
+      </w:r>
+    </w:p>
+    <w:p>
+      <w:pPr>
+        <w:pStyle w:val="Normal"/>
+        <w:bidi w:val="0"/>
+        <w:jc w:val="start"/>
+        <w:rPr/>
+      </w:pPr>
+      <w:r>
+        <w:rPr/>
+      </w:r>
+    </w:p>
+    <w:p>
+      <w:pPr>
+        <w:pStyle w:val="Normal"/>
+        <w:bidi w:val="0"/>
+        <w:jc w:val="start"/>
+        <w:rPr/>
+      </w:pPr>
+      <w:r>
+        <w:rPr/>
+      </w:r>
+    </w:p>
+    <w:p>
+      <w:pPr>
+        <w:pStyle w:val="Normal"/>
+        <w:bidi w:val="0"/>
+        <w:jc w:val="start"/>
+        <w:rPr/>
+      </w:pPr>
+      <w:r>
+        <w:rPr/>
+      </w:r>
+    </w:p>
+    <w:p>
+      <w:pPr>
+        <w:pStyle w:val="Normal"/>
+        <w:bidi w:val="0"/>
+        <w:jc w:val="start"/>
+        <w:rPr/>
+      </w:pPr>
+      <w:r>
+        <w:rPr/>
+      </w:r>
+    </w:p>
+    <w:p>
+      <w:pPr>
+        <w:pStyle w:val="Normal"/>
+        <w:bidi w:val="0"/>
+        <w:jc w:val="start"/>
+        <w:rPr/>
+      </w:pPr>
+      <w:r>
+        <w:rPr/>
+      </w:r>
+    </w:p>
+    <w:p>
+      <w:pPr>
+        <w:pStyle w:val="Normal"/>
+        <w:bidi w:val="0"/>
+        <w:jc w:val="start"/>
+        <w:rPr/>
+      </w:pPr>
+      <w:r>
+        <w:rPr/>
+      </w:r>
+    </w:p>
+    <w:p>
+      <w:pPr>
+        <w:pStyle w:val="Normal"/>
+        <w:bidi w:val="0"/>
+        <w:jc w:val="start"/>
+        <w:rPr/>
+      </w:pPr>
+      <w:r>
+        <w:rPr/>
+      </w:r>
+    </w:p>
+    <w:p>
+      <w:pPr>
+        <w:pStyle w:val="Normal"/>
+        <w:bidi w:val="0"/>
+        <w:jc w:val="start"/>
+        <w:rPr/>
+      </w:pPr>
+      <w:r>
+        <w:rPr/>
+      </w:r>
+    </w:p>
+    <w:p>
+      <w:pPr>
+        <w:pStyle w:val="Normal"/>
+        <w:bidi w:val="0"/>
+        <w:jc w:val="start"/>
+        <w:rPr/>
+      </w:pPr>
+      <w:r>
+        <w:rPr/>
+      </w:r>
+    </w:p>
+    <w:p>
+      <w:pPr>
+        <w:pStyle w:val="Normal"/>
+        <w:bidi w:val="0"/>
+        <w:jc w:val="start"/>
+        <w:rPr/>
+      </w:pPr>
+      <w:r>
+        <w:rPr/>
+      </w:r>
+    </w:p>
+    <w:p>
+      <w:pPr>
+        <w:pStyle w:val="Normal"/>
+        <w:bidi w:val="0"/>
+        <w:jc w:val="start"/>
+        <w:rPr/>
+      </w:pPr>
+      <w:r>
+        <w:rPr/>
+      </w:r>
+    </w:p>
+    <w:p>
+      <w:pPr>
+        <w:pStyle w:val="Normal"/>
+        <w:bidi w:val="0"/>
+        <w:jc w:val="start"/>
+        <w:rPr/>
+      </w:pPr>
+      <w:r>
+        <w:rPr/>
+      </w:r>
+    </w:p>
+    <w:p>
+      <w:pPr>
+        <w:pStyle w:val="Normal"/>
+        <w:bidi w:val="0"/>
+        <w:jc w:val="start"/>
+        <w:rPr/>
+      </w:pPr>
+      <w:r>
+        <w:rPr/>
+      </w:r>
+    </w:p>
+    <w:p>
+      <w:pPr>
+        <w:pStyle w:val="Normal"/>
+        <w:bidi w:val="0"/>
+        <w:jc w:val="start"/>
+        <w:rPr/>
+      </w:pPr>
+      <w:r>
+        <w:rPr/>
+      </w:r>
+    </w:p>
+    <w:p>
+      <w:pPr>
+        <w:pStyle w:val="Normal"/>
+        <w:bidi w:val="0"/>
+        <w:jc w:val="start"/>
+        <w:rPr/>
+      </w:pPr>
+      <w:r>
+        <w:rPr/>
+        <w:drawing>
+          <wp:anchor distT="0" distB="0" distL="0" distR="0" simplePos="0" relativeHeight="20" behindDoc="0" locked="0" layoutInCell="0" allowOverlap="1">
+            <wp:simplePos x="0" y="0"/>
+            <wp:positionH relativeFrom="column">
+              <wp:posOffset>147320</wp:posOffset>
+            </wp:positionH>
+            <wp:positionV relativeFrom="paragraph">
+              <wp:posOffset>-5080</wp:posOffset>
+            </wp:positionV>
+            <wp:extent cx="6332220" cy="3489325"/>
+            <wp:effectExtent l="0" t="0" r="0" b="0"/>
+            <wp:wrapSquare wrapText="largest"/>
+            <wp:docPr id="19" name="Image19"/>
+            <wp:cNvGraphicFramePr>
+              <a:graphicFrameLocks xmlns:a="http://schemas.openxmlformats.org/drawingml/2006/main" noChangeAspect="1"/>
+            </wp:cNvGraphicFramePr>
+            <a:graphic xmlns:a="http://schemas.openxmlformats.org/drawingml/2006/main">
+              <a:graphicData uri="http://schemas.openxmlformats.org/drawingml/2006/picture">
+                <pic:pic xmlns:pic="http://schemas.openxmlformats.org/drawingml/2006/picture">
+                  <pic:nvPicPr>
+                    <pic:cNvPr id="19" name="Image19"/>
+                    <pic:cNvPicPr>
+                      <a:picLocks noChangeAspect="1" noChangeArrowheads="1"/>
+                    </pic:cNvPicPr>
+                  </pic:nvPicPr>
+                  <pic:blipFill>
+                    <a:blip r:embed="rId21"/>
+                    <a:stretch>
+                      <a:fillRect/>
+                    </a:stretch>
+                  </pic:blipFill>
+                  <pic:spPr bwMode="auto">
+                    <a:xfrm>
+                      <a:off x="0" y="0"/>
+                      <a:ext cx="6332220" cy="3489325"/>
+                    </a:xfrm>
+                    <a:prstGeom prst="rect">
+                      <a:avLst/>
+                    </a:prstGeom>
+                    <a:noFill/>
+                  </pic:spPr>
+                </pic:pic>
+              </a:graphicData>
+            </a:graphic>
+          </wp:anchor>
+        </w:drawing>
+      </w:r>
+    </w:p>
+    <w:p>
+      <w:pPr>
+        <w:pStyle w:val="Normal"/>
+        <w:bidi w:val="0"/>
+        <w:jc w:val="start"/>
+        <w:rPr/>
+      </w:pPr>
+      <w:r>
+        <w:rPr/>
+      </w:r>
+    </w:p>
+    <w:p>
+      <w:pPr>
+        <w:pStyle w:val="Normal"/>
+        <w:bidi w:val="0"/>
+        <w:jc w:val="start"/>
+        <w:rPr/>
+      </w:pPr>
+      <w:r>
+        <w:rPr/>
+        <w:drawing>
+          <wp:anchor distT="0" distB="0" distL="0" distR="0" simplePos="0" relativeHeight="21" behindDoc="0" locked="0" layoutInCell="0" allowOverlap="1">
+            <wp:simplePos x="0" y="0"/>
+            <wp:positionH relativeFrom="column">
+              <wp:align>center</wp:align>
+            </wp:positionH>
+            <wp:positionV relativeFrom="paragraph">
+              <wp:posOffset>635</wp:posOffset>
+            </wp:positionV>
+            <wp:extent cx="6332220" cy="2574925"/>
+            <wp:effectExtent l="0" t="0" r="0" b="0"/>
+            <wp:wrapSquare wrapText="largest"/>
+            <wp:docPr id="20" name="Image20"/>
+            <wp:cNvGraphicFramePr>
+              <a:graphicFrameLocks xmlns:a="http://schemas.openxmlformats.org/drawingml/2006/main" noChangeAspect="1"/>
+            </wp:cNvGraphicFramePr>
+            <a:graphic xmlns:a="http://schemas.openxmlformats.org/drawingml/2006/main">
+              <a:graphicData uri="http://schemas.openxmlformats.org/drawingml/2006/picture">
+                <pic:pic xmlns:pic="http://schemas.openxmlformats.org/drawingml/2006/picture">
+                  <pic:nvPicPr>
+                    <pic:cNvPr id="20" name="Image20"/>
+                    <pic:cNvPicPr>
+                      <a:picLocks noChangeAspect="1" noChangeArrowheads="1"/>
+                    </pic:cNvPicPr>
+                  </pic:nvPicPr>
+                  <pic:blipFill>
+                    <a:blip r:embed="rId22"/>
+                    <a:stretch>
+                      <a:fillRect/>
+                    </a:stretch>
+                  </pic:blipFill>
+                  <pic:spPr bwMode="auto">
+                    <a:xfrm>
+                      <a:off x="0" y="0"/>
+                      <a:ext cx="6332220" cy="2574925"/>
+                    </a:xfrm>
+                    <a:prstGeom prst="rect">
+                      <a:avLst/>
+                    </a:prstGeom>
+                    <a:noFill/>
+                  </pic:spPr>
+                </pic:pic>
+              </a:graphicData>
+            </a:graphic>
+          </wp:anchor>
+        </w:drawing>
+      </w:r>
+    </w:p>
+    <w:p>
+      <w:pPr>
+        <w:pStyle w:val="Normal"/>
+        <w:bidi w:val="0"/>
+        <w:jc w:val="start"/>
+        <w:rPr/>
+      </w:pPr>
+      <w:r>
+        <w:rPr/>
+        <w:t>mvn clean package "-Dmaven.test.skip=true"</w:t>
+      </w:r>
+    </w:p>
+    <w:p>
+      <w:pPr>
+        <w:pStyle w:val="Normal"/>
+        <w:bidi w:val="0"/>
+        <w:jc w:val="start"/>
+        <w:rPr/>
+      </w:pPr>
+      <w:r>
+        <w:rPr/>
+      </w:r>
+    </w:p>
+    <w:p>
+      <w:pPr>
+        <w:pStyle w:val="Normal"/>
+        <w:bidi w:val="0"/>
+        <w:jc w:val="start"/>
+        <w:rPr/>
+      </w:pPr>
+      <w:r>
+        <w:rPr/>
+        <w:t>You will see bank-processor-1.0.0.jar</w:t>
+      </w:r>
+    </w:p>
+    <w:p>
+      <w:pPr>
+        <w:pStyle w:val="Normal"/>
+        <w:bidi w:val="0"/>
+        <w:jc w:val="start"/>
+        <w:rPr/>
+      </w:pPr>
+      <w:r>
+        <w:rPr/>
+      </w:r>
+    </w:p>
+    <w:p>
+      <w:pPr>
+        <w:pStyle w:val="Normal"/>
+        <w:bidi w:val="0"/>
+        <w:jc w:val="start"/>
+        <w:rPr/>
+      </w:pPr>
+      <w:r>
+        <w:rPr/>
+      </w:r>
+    </w:p>
+    <w:p>
+      <w:pPr>
+        <w:pStyle w:val="Normal"/>
+        <w:bidi w:val="0"/>
+        <w:jc w:val="start"/>
+        <w:rPr/>
+      </w:pPr>
+      <w:r>
+        <w:rPr/>
+      </w:r>
+    </w:p>
+    <w:p>
+      <w:pPr>
+        <w:pStyle w:val="Normal"/>
+        <w:bidi w:val="0"/>
+        <w:jc w:val="start"/>
+        <w:rPr/>
+      </w:pPr>
+      <w:r>
+        <w:rPr/>
+      </w:r>
+    </w:p>
+    <w:p>
+      <w:pPr>
+        <w:pStyle w:val="Normal"/>
+        <w:bidi w:val="0"/>
+        <w:jc w:val="start"/>
+        <w:rPr/>
+      </w:pPr>
+      <w:r>
+        <w:rPr/>
+      </w:r>
+    </w:p>
+    <w:p>
+      <w:pPr>
+        <w:pStyle w:val="Normal"/>
+        <w:bidi w:val="0"/>
+        <w:jc w:val="start"/>
+        <w:rPr/>
+      </w:pPr>
+      <w:r>
+        <w:rPr/>
+      </w:r>
+    </w:p>
+    <w:p>
+      <w:pPr>
+        <w:pStyle w:val="Normal"/>
+        <w:bidi w:val="0"/>
+        <w:jc w:val="start"/>
+        <w:rPr/>
+      </w:pPr>
+      <w:r>
+        <w:rPr/>
+      </w:r>
+    </w:p>
+    <w:p>
+      <w:pPr>
+        <w:pStyle w:val="Normal"/>
+        <w:bidi w:val="0"/>
+        <w:jc w:val="start"/>
+        <w:rPr/>
+      </w:pPr>
+      <w:r>
+        <w:rPr/>
+      </w:r>
+    </w:p>
+    <w:p>
+      <w:pPr>
+        <w:pStyle w:val="Normal"/>
+        <w:bidi w:val="0"/>
+        <w:jc w:val="start"/>
+        <w:rPr/>
+      </w:pPr>
+      <w:r>
+        <w:rPr/>
+        <w:drawing>
+          <wp:anchor distT="0" distB="0" distL="0" distR="0" simplePos="0" relativeHeight="22" behindDoc="0" locked="0" layoutInCell="0" allowOverlap="1">
+            <wp:simplePos x="0" y="0"/>
+            <wp:positionH relativeFrom="column">
+              <wp:align>center</wp:align>
+            </wp:positionH>
+            <wp:positionV relativeFrom="paragraph">
+              <wp:posOffset>635</wp:posOffset>
+            </wp:positionV>
+            <wp:extent cx="2438400" cy="1158240"/>
+            <wp:effectExtent l="0" t="0" r="0" b="0"/>
+            <wp:wrapSquare wrapText="largest"/>
+            <wp:docPr id="21" name="Image21"/>
+            <wp:cNvGraphicFramePr>
+              <a:graphicFrameLocks xmlns:a="http://schemas.openxmlformats.org/drawingml/2006/main" noChangeAspect="1"/>
+            </wp:cNvGraphicFramePr>
+            <a:graphic xmlns:a="http://schemas.openxmlformats.org/drawingml/2006/main">
+              <a:graphicData uri="http://schemas.openxmlformats.org/drawingml/2006/picture">
+                <pic:pic xmlns:pic="http://schemas.openxmlformats.org/drawingml/2006/picture">
+                  <pic:nvPicPr>
+                    <pic:cNvPr id="21" name="Image21"/>
+                    <pic:cNvPicPr>
+                      <a:picLocks noChangeAspect="1" noChangeArrowheads="1"/>
+                    </pic:cNvPicPr>
+                  </pic:nvPicPr>
+                  <pic:blipFill>
+                    <a:blip r:embed="rId23"/>
+                    <a:stretch>
+                      <a:fillRect/>
+                    </a:stretch>
+                  </pic:blipFill>
+                  <pic:spPr bwMode="auto">
+                    <a:xfrm>
+                      <a:off x="0" y="0"/>
+                      <a:ext cx="2438400" cy="1158240"/>
+                    </a:xfrm>
+                    <a:prstGeom prst="rect">
+                      <a:avLst/>
+                    </a:prstGeom>
+                    <a:noFill/>
+                  </pic:spPr>
+                </pic:pic>
+              </a:graphicData>
+            </a:graphic>
+          </wp:anchor>
+        </w:drawing>
+      </w:r>
+    </w:p>
+    <w:p>
+      <w:pPr>
+        <w:pStyle w:val="Normal"/>
+        <w:bidi w:val="0"/>
+        <w:jc w:val="start"/>
+        <w:rPr/>
+      </w:pPr>
+      <w:r>
+        <w:rPr/>
+      </w:r>
+    </w:p>
+    <w:p>
+      <w:pPr>
+        <w:pStyle w:val="Normal"/>
+        <w:bidi w:val="0"/>
+        <w:jc w:val="start"/>
+        <w:rPr/>
+      </w:pPr>
+      <w:r>
+        <w:rPr/>
+      </w:r>
+    </w:p>
+    <w:p>
+      <w:pPr>
+        <w:pStyle w:val="Normal"/>
+        <w:bidi w:val="0"/>
+        <w:jc w:val="start"/>
+        <w:rPr/>
+      </w:pPr>
+      <w:r>
+        <w:rPr/>
+      </w:r>
+    </w:p>
+    <w:p>
+      <w:pPr>
+        <w:pStyle w:val="Normal"/>
+        <w:bidi w:val="0"/>
+        <w:jc w:val="start"/>
+        <w:rPr/>
+      </w:pPr>
+      <w:r>
+        <w:rPr/>
+      </w:r>
+    </w:p>
+    <w:p>
+      <w:pPr>
+        <w:pStyle w:val="Normal"/>
+        <w:bidi w:val="0"/>
+        <w:jc w:val="start"/>
+        <w:rPr/>
+      </w:pPr>
+      <w:r>
+        <w:rPr/>
+      </w:r>
+    </w:p>
+    <w:p>
+      <w:pPr>
+        <w:pStyle w:val="Normal"/>
+        <w:bidi w:val="0"/>
+        <w:jc w:val="start"/>
+        <w:rPr/>
+      </w:pPr>
+      <w:r>
+        <w:rPr/>
+      </w:r>
+    </w:p>
+    <w:p>
+      <w:pPr>
+        <w:pStyle w:val="Normal"/>
+        <w:bidi w:val="0"/>
+        <w:jc w:val="start"/>
+        <w:rPr/>
+      </w:pPr>
+      <w:r>
+        <w:rPr/>
+      </w:r>
+    </w:p>
+    <w:p>
+      <w:pPr>
+        <w:pStyle w:val="Normal"/>
+        <w:bidi w:val="0"/>
+        <w:jc w:val="start"/>
+        <w:rPr/>
+      </w:pPr>
+      <w:r>
+        <w:rPr/>
+      </w:r>
+    </w:p>
+    <w:p>
+      <w:pPr>
+        <w:pStyle w:val="Normal"/>
+        <w:bidi w:val="0"/>
+        <w:jc w:val="start"/>
+        <w:rPr/>
+      </w:pPr>
+      <w:r>
+        <w:rPr/>
+        <w:t>Now I see Lambda here</w:t>
+      </w:r>
+    </w:p>
+    <w:p>
+      <w:pPr>
+        <w:pStyle w:val="Normal"/>
+        <w:bidi w:val="0"/>
+        <w:jc w:val="start"/>
+        <w:rPr/>
+      </w:pPr>
+      <w:r>
+        <w:rPr/>
+      </w:r>
+    </w:p>
+    <w:p>
+      <w:pPr>
+        <w:pStyle w:val="Normal"/>
+        <w:bidi w:val="0"/>
+        <w:jc w:val="start"/>
+        <w:rPr/>
+      </w:pPr>
+      <w:r>
+        <w:rPr/>
+        <w:drawing>
+          <wp:anchor distT="0" distB="0" distL="0" distR="0" simplePos="0" relativeHeight="23" behindDoc="0" locked="0" layoutInCell="0" allowOverlap="1">
+            <wp:simplePos x="0" y="0"/>
+            <wp:positionH relativeFrom="column">
+              <wp:posOffset>1638300</wp:posOffset>
+            </wp:positionH>
+            <wp:positionV relativeFrom="paragraph">
+              <wp:posOffset>58420</wp:posOffset>
+            </wp:positionV>
+            <wp:extent cx="3055620" cy="3025140"/>
+            <wp:effectExtent l="0" t="0" r="0" b="0"/>
+            <wp:wrapSquare wrapText="largest"/>
+            <wp:docPr id="22" name="Image22"/>
+            <wp:cNvGraphicFramePr>
+              <a:graphicFrameLocks xmlns:a="http://schemas.openxmlformats.org/drawingml/2006/main" noChangeAspect="1"/>
+            </wp:cNvGraphicFramePr>
+            <a:graphic xmlns:a="http://schemas.openxmlformats.org/drawingml/2006/main">
+              <a:graphicData uri="http://schemas.openxmlformats.org/drawingml/2006/picture">
+                <pic:pic xmlns:pic="http://schemas.openxmlformats.org/drawingml/2006/picture">
+                  <pic:nvPicPr>
+                    <pic:cNvPr id="22" name="Image22"/>
+                    <pic:cNvPicPr>
+                      <a:picLocks noChangeAspect="1" noChangeArrowheads="1"/>
+                    </pic:cNvPicPr>
+                  </pic:nvPicPr>
+                  <pic:blipFill>
+                    <a:blip r:embed="rId24"/>
+                    <a:stretch>
+                      <a:fillRect/>
+                    </a:stretch>
+                  </pic:blipFill>
+                  <pic:spPr bwMode="auto">
+                    <a:xfrm>
+                      <a:off x="0" y="0"/>
+                      <a:ext cx="3055620" cy="3025140"/>
+                    </a:xfrm>
+                    <a:prstGeom prst="rect">
+                      <a:avLst/>
+                    </a:prstGeom>
+                    <a:noFill/>
+                  </pic:spPr>
+                </pic:pic>
+              </a:graphicData>
+            </a:graphic>
+          </wp:anchor>
+        </w:drawing>
+      </w:r>
+    </w:p>
+    <w:p>
+      <w:pPr>
+        <w:pStyle w:val="Normal"/>
+        <w:bidi w:val="0"/>
+        <w:jc w:val="start"/>
+        <w:rPr/>
+      </w:pPr>
+      <w:r>
+        <w:rPr/>
+      </w:r>
+    </w:p>
+    <w:p>
+      <w:pPr>
+        <w:pStyle w:val="Normal"/>
+        <w:bidi w:val="0"/>
+        <w:jc w:val="start"/>
+        <w:rPr/>
+      </w:pPr>
+      <w:r>
+        <w:rPr/>
+      </w:r>
+    </w:p>
+    <w:p>
+      <w:pPr>
+        <w:pStyle w:val="Normal"/>
+        <w:bidi w:val="0"/>
+        <w:jc w:val="start"/>
+        <w:rPr/>
+      </w:pPr>
+      <w:r>
+        <w:rPr/>
+      </w:r>
+    </w:p>
+    <w:p>
+      <w:pPr>
+        <w:pStyle w:val="Normal"/>
+        <w:bidi w:val="0"/>
+        <w:jc w:val="start"/>
+        <w:rPr/>
+      </w:pPr>
+      <w:r>
+        <w:rPr/>
+      </w:r>
+    </w:p>
+    <w:p>
+      <w:pPr>
+        <w:pStyle w:val="Normal"/>
+        <w:bidi w:val="0"/>
+        <w:jc w:val="start"/>
+        <w:rPr/>
+      </w:pPr>
+      <w:r>
+        <w:rPr/>
+      </w:r>
+    </w:p>
+    <w:p>
+      <w:pPr>
+        <w:pStyle w:val="Normal"/>
+        <w:bidi w:val="0"/>
+        <w:jc w:val="start"/>
+        <w:rPr/>
+      </w:pPr>
+      <w:r>
+        <w:rPr/>
+      </w:r>
+    </w:p>
+    <w:p>
+      <w:pPr>
+        <w:pStyle w:val="Normal"/>
+        <w:bidi w:val="0"/>
+        <w:jc w:val="start"/>
+        <w:rPr/>
+      </w:pPr>
+      <w:r>
+        <w:rPr/>
+      </w:r>
+    </w:p>
+    <w:p>
+      <w:pPr>
+        <w:pStyle w:val="Normal"/>
+        <w:bidi w:val="0"/>
+        <w:jc w:val="start"/>
+        <w:rPr/>
+      </w:pPr>
+      <w:r>
+        <w:rPr/>
+      </w:r>
+    </w:p>
+    <w:p>
+      <w:pPr>
+        <w:pStyle w:val="Normal"/>
+        <w:bidi w:val="0"/>
+        <w:jc w:val="start"/>
+        <w:rPr/>
+      </w:pPr>
+      <w:r>
+        <w:rPr/>
+      </w:r>
+    </w:p>
+    <w:p>
+      <w:pPr>
+        <w:pStyle w:val="Normal"/>
+        <w:bidi w:val="0"/>
+        <w:jc w:val="start"/>
+        <w:rPr/>
+      </w:pPr>
+      <w:r>
+        <w:rPr/>
+      </w:r>
+    </w:p>
+    <w:p>
+      <w:pPr>
+        <w:pStyle w:val="Normal"/>
+        <w:bidi w:val="0"/>
+        <w:jc w:val="start"/>
+        <w:rPr/>
+      </w:pPr>
+      <w:r>
+        <w:rPr/>
+      </w:r>
+    </w:p>
+    <w:p>
+      <w:pPr>
+        <w:pStyle w:val="Normal"/>
+        <w:bidi w:val="0"/>
+        <w:jc w:val="start"/>
+        <w:rPr/>
+      </w:pPr>
+      <w:r>
+        <w:rPr/>
+      </w:r>
+    </w:p>
+    <w:p>
+      <w:pPr>
+        <w:pStyle w:val="Normal"/>
+        <w:bidi w:val="0"/>
+        <w:jc w:val="start"/>
+        <w:rPr/>
+      </w:pPr>
+      <w:r>
+        <w:rPr/>
+      </w:r>
+    </w:p>
+    <w:p>
+      <w:pPr>
+        <w:pStyle w:val="Normal"/>
+        <w:bidi w:val="0"/>
+        <w:jc w:val="start"/>
+        <w:rPr/>
+      </w:pPr>
+      <w:r>
+        <w:rPr/>
+      </w:r>
+    </w:p>
+    <w:p>
+      <w:pPr>
+        <w:pStyle w:val="Normal"/>
+        <w:bidi w:val="0"/>
+        <w:jc w:val="start"/>
+        <w:rPr/>
+      </w:pPr>
+      <w:r>
+        <w:rPr/>
+      </w:r>
+    </w:p>
+    <w:p>
+      <w:pPr>
+        <w:pStyle w:val="Normal"/>
+        <w:bidi w:val="0"/>
+        <w:jc w:val="start"/>
+        <w:rPr/>
+      </w:pPr>
+      <w:r>
+        <w:rPr/>
+      </w:r>
+    </w:p>
+    <w:p>
+      <w:pPr>
+        <w:pStyle w:val="Normal"/>
+        <w:bidi w:val="0"/>
+        <w:jc w:val="start"/>
+        <w:rPr/>
+      </w:pPr>
+      <w:r>
+        <w:rPr/>
+      </w:r>
+    </w:p>
+    <w:p>
+      <w:pPr>
+        <w:pStyle w:val="Normal"/>
+        <w:bidi w:val="0"/>
+        <w:jc w:val="start"/>
+        <w:rPr/>
+      </w:pPr>
+      <w:r>
+        <w:rPr/>
+      </w:r>
+    </w:p>
+    <w:p>
+      <w:pPr>
+        <w:pStyle w:val="Normal"/>
+        <w:bidi w:val="0"/>
+        <w:jc w:val="start"/>
+        <w:rPr/>
+      </w:pPr>
+      <w:r>
+        <w:rPr/>
+      </w:r>
+    </w:p>
+    <w:p>
+      <w:pPr>
+        <w:pStyle w:val="Normal"/>
+        <w:bidi w:val="0"/>
+        <w:jc w:val="start"/>
+        <w:rPr/>
+      </w:pPr>
+      <w:r>
+        <w:rPr/>
+        <w:t>Right-click Lambda function and upload Lambda</w:t>
+      </w:r>
+    </w:p>
+    <w:p>
+      <w:pPr>
+        <w:pStyle w:val="Normal"/>
+        <w:bidi w:val="0"/>
+        <w:jc w:val="start"/>
+        <w:rPr/>
+      </w:pPr>
+      <w:r>
+        <w:rPr/>
+      </w:r>
+    </w:p>
+    <w:p>
+      <w:pPr>
+        <w:pStyle w:val="Normal"/>
+        <w:bidi w:val="0"/>
+        <w:jc w:val="start"/>
+        <w:rPr/>
+      </w:pPr>
+      <w:r>
+        <w:rPr/>
+        <w:drawing>
+          <wp:anchor distT="0" distB="0" distL="0" distR="0" simplePos="0" relativeHeight="24" behindDoc="0" locked="0" layoutInCell="0" allowOverlap="1">
+            <wp:simplePos x="0" y="0"/>
+            <wp:positionH relativeFrom="column">
+              <wp:align>center</wp:align>
+            </wp:positionH>
+            <wp:positionV relativeFrom="paragraph">
+              <wp:posOffset>635</wp:posOffset>
+            </wp:positionV>
+            <wp:extent cx="5799455" cy="2255520"/>
+            <wp:effectExtent l="0" t="0" r="0" b="0"/>
+            <wp:wrapSquare wrapText="largest"/>
+            <wp:docPr id="23" name="Image23"/>
+            <wp:cNvGraphicFramePr>
+              <a:graphicFrameLocks xmlns:a="http://schemas.openxmlformats.org/drawingml/2006/main" noChangeAspect="1"/>
+            </wp:cNvGraphicFramePr>
+            <a:graphic xmlns:a="http://schemas.openxmlformats.org/drawingml/2006/main">
+              <a:graphicData uri="http://schemas.openxmlformats.org/drawingml/2006/picture">
+                <pic:pic xmlns:pic="http://schemas.openxmlformats.org/drawingml/2006/picture">
+                  <pic:nvPicPr>
+                    <pic:cNvPr id="23" name="Image23"/>
+                    <pic:cNvPicPr>
+                      <a:picLocks noChangeAspect="1" noChangeArrowheads="1"/>
+                    </pic:cNvPicPr>
+                  </pic:nvPicPr>
+                  <pic:blipFill>
+                    <a:blip r:embed="rId25"/>
+                    <a:stretch>
+                      <a:fillRect/>
+                    </a:stretch>
+                  </pic:blipFill>
+                  <pic:spPr bwMode="auto">
+                    <a:xfrm>
+                      <a:off x="0" y="0"/>
+                      <a:ext cx="5799455" cy="2255520"/>
+                    </a:xfrm>
+                    <a:prstGeom prst="rect">
+                      <a:avLst/>
+                    </a:prstGeom>
+                    <a:noFill/>
+                  </pic:spPr>
+                </pic:pic>
+              </a:graphicData>
+            </a:graphic>
+          </wp:anchor>
+        </w:drawing>
+      </w:r>
+    </w:p>
+    <w:p>
+      <w:pPr>
+        <w:pStyle w:val="Normal"/>
+        <w:bidi w:val="0"/>
+        <w:jc w:val="start"/>
+        <w:rPr/>
+      </w:pPr>
+      <w:r>
+        <w:rPr/>
+      </w:r>
+    </w:p>
+    <w:p>
+      <w:pPr>
+        <w:pStyle w:val="Normal"/>
+        <w:bidi w:val="0"/>
+        <w:jc w:val="start"/>
+        <w:rPr/>
+      </w:pPr>
+      <w:r>
+        <w:rPr/>
+      </w:r>
+    </w:p>
+    <w:p>
+      <w:pPr>
+        <w:pStyle w:val="Normal"/>
+        <w:bidi w:val="0"/>
+        <w:jc w:val="start"/>
+        <w:rPr/>
+      </w:pPr>
+      <w:r>
+        <w:rPr/>
+      </w:r>
+    </w:p>
+    <w:p>
+      <w:pPr>
+        <w:pStyle w:val="Normal"/>
+        <w:bidi w:val="0"/>
+        <w:jc w:val="start"/>
+        <w:rPr/>
+      </w:pPr>
+      <w:r>
+        <w:rPr/>
+      </w:r>
+    </w:p>
+    <w:p>
+      <w:pPr>
+        <w:pStyle w:val="Normal"/>
+        <w:bidi w:val="0"/>
+        <w:jc w:val="start"/>
+        <w:rPr/>
+      </w:pPr>
+      <w:r>
+        <w:rPr/>
+      </w:r>
+    </w:p>
+    <w:p>
+      <w:pPr>
+        <w:pStyle w:val="Normal"/>
+        <w:bidi w:val="0"/>
+        <w:jc w:val="start"/>
+        <w:rPr/>
+      </w:pPr>
+      <w:r>
+        <w:rPr/>
+      </w:r>
+    </w:p>
+    <w:p>
+      <w:pPr>
+        <w:pStyle w:val="Normal"/>
+        <w:bidi w:val="0"/>
+        <w:jc w:val="start"/>
+        <w:rPr/>
+      </w:pPr>
+      <w:r>
+        <w:rPr/>
+      </w:r>
+    </w:p>
+    <w:p>
+      <w:pPr>
+        <w:pStyle w:val="Normal"/>
+        <w:bidi w:val="0"/>
+        <w:jc w:val="start"/>
+        <w:rPr/>
+      </w:pPr>
+      <w:r>
+        <w:rPr/>
+      </w:r>
+    </w:p>
+    <w:p>
+      <w:pPr>
+        <w:pStyle w:val="Normal"/>
+        <w:bidi w:val="0"/>
+        <w:jc w:val="start"/>
+        <w:rPr/>
+      </w:pPr>
+      <w:r>
+        <w:rPr/>
+      </w:r>
+    </w:p>
+    <w:p>
+      <w:pPr>
+        <w:pStyle w:val="Normal"/>
+        <w:bidi w:val="0"/>
+        <w:jc w:val="start"/>
+        <w:rPr/>
+      </w:pPr>
+      <w:r>
+        <w:rPr/>
+      </w:r>
+    </w:p>
+    <w:p>
+      <w:pPr>
+        <w:pStyle w:val="Normal"/>
+        <w:bidi w:val="0"/>
+        <w:jc w:val="start"/>
+        <w:rPr/>
+      </w:pPr>
+      <w:r>
+        <w:rPr/>
+      </w:r>
+    </w:p>
+    <w:p>
+      <w:pPr>
+        <w:pStyle w:val="Normal"/>
+        <w:bidi w:val="0"/>
+        <w:jc w:val="start"/>
+        <w:rPr/>
+      </w:pPr>
+      <w:r>
+        <w:rPr/>
+      </w:r>
+    </w:p>
+    <w:p>
+      <w:pPr>
+        <w:pStyle w:val="Normal"/>
+        <w:bidi w:val="0"/>
+        <w:jc w:val="start"/>
+        <w:rPr/>
+      </w:pPr>
+      <w:r>
+        <w:rPr/>
+      </w:r>
+    </w:p>
+    <w:p>
+      <w:pPr>
+        <w:pStyle w:val="Normal"/>
+        <w:bidi w:val="0"/>
+        <w:jc w:val="start"/>
+        <w:rPr/>
+      </w:pPr>
+      <w:r>
+        <w:rPr/>
+      </w:r>
+    </w:p>
+    <w:p>
+      <w:pPr>
+        <w:pStyle w:val="Normal"/>
+        <w:bidi w:val="0"/>
+        <w:jc w:val="start"/>
+        <w:rPr/>
+      </w:pPr>
+      <w:r>
+        <w:rPr/>
+      </w:r>
+    </w:p>
+    <w:p>
+      <w:pPr>
+        <w:pStyle w:val="Normal"/>
+        <w:bidi w:val="0"/>
+        <w:jc w:val="start"/>
+        <w:rPr/>
+      </w:pPr>
+      <w:r>
+        <w:rPr/>
+        <w:drawing>
+          <wp:anchor distT="0" distB="0" distL="0" distR="0" simplePos="0" relativeHeight="25" behindDoc="0" locked="0" layoutInCell="0" allowOverlap="1">
+            <wp:simplePos x="0" y="0"/>
+            <wp:positionH relativeFrom="column">
+              <wp:align>center</wp:align>
+            </wp:positionH>
+            <wp:positionV relativeFrom="paragraph">
+              <wp:posOffset>635</wp:posOffset>
+            </wp:positionV>
+            <wp:extent cx="4892675" cy="4091940"/>
+            <wp:effectExtent l="0" t="0" r="0" b="0"/>
+            <wp:wrapSquare wrapText="largest"/>
+            <wp:docPr id="24" name="Image24"/>
+            <wp:cNvGraphicFramePr>
+              <a:graphicFrameLocks xmlns:a="http://schemas.openxmlformats.org/drawingml/2006/main" noChangeAspect="1"/>
+            </wp:cNvGraphicFramePr>
+            <a:graphic xmlns:a="http://schemas.openxmlformats.org/drawingml/2006/main">
+              <a:graphicData uri="http://schemas.openxmlformats.org/drawingml/2006/picture">
+                <pic:pic xmlns:pic="http://schemas.openxmlformats.org/drawingml/2006/picture">
+                  <pic:nvPicPr>
+                    <pic:cNvPr id="24" name="Image24"/>
+                    <pic:cNvPicPr>
+                      <a:picLocks noChangeAspect="1" noChangeArrowheads="1"/>
+                    </pic:cNvPicPr>
+                  </pic:nvPicPr>
+                  <pic:blipFill>
+                    <a:blip r:embed="rId26"/>
+                    <a:stretch>
+                      <a:fillRect/>
+                    </a:stretch>
+                  </pic:blipFill>
+                  <pic:spPr bwMode="auto">
+                    <a:xfrm>
+                      <a:off x="0" y="0"/>
+                      <a:ext cx="4892675" cy="4091940"/>
+                    </a:xfrm>
+                    <a:prstGeom prst="rect">
+                      <a:avLst/>
+                    </a:prstGeom>
+                    <a:noFill/>
+                  </pic:spPr>
+                </pic:pic>
+              </a:graphicData>
+            </a:graphic>
+          </wp:anchor>
+        </w:drawing>
+      </w:r>
+    </w:p>
+    <w:p>
+      <w:pPr>
+        <w:pStyle w:val="Normal"/>
+        <w:bidi w:val="0"/>
+        <w:jc w:val="start"/>
+        <w:rPr/>
+      </w:pPr>
+      <w:r>
+        <w:rPr/>
+      </w:r>
+    </w:p>
+    <w:p>
+      <w:pPr>
+        <w:pStyle w:val="Normal"/>
+        <w:bidi w:val="0"/>
+        <w:jc w:val="start"/>
+        <w:rPr/>
+      </w:pPr>
+      <w:r>
+        <w:rPr/>
+      </w:r>
+    </w:p>
+    <w:p>
+      <w:pPr>
+        <w:pStyle w:val="Normal"/>
+        <w:bidi w:val="0"/>
+        <w:jc w:val="start"/>
+        <w:rPr/>
+      </w:pPr>
+      <w:r>
+        <w:rPr/>
+      </w:r>
+    </w:p>
+    <w:p>
+      <w:pPr>
+        <w:pStyle w:val="Normal"/>
+        <w:bidi w:val="0"/>
+        <w:jc w:val="start"/>
+        <w:rPr/>
+      </w:pPr>
+      <w:r>
+        <w:rPr/>
+      </w:r>
+    </w:p>
+    <w:p>
+      <w:pPr>
+        <w:pStyle w:val="Normal"/>
+        <w:bidi w:val="0"/>
+        <w:jc w:val="start"/>
+        <w:rPr/>
+      </w:pPr>
+      <w:r>
+        <w:rPr/>
+      </w:r>
+    </w:p>
+    <w:p>
+      <w:pPr>
+        <w:pStyle w:val="Normal"/>
+        <w:bidi w:val="0"/>
+        <w:jc w:val="start"/>
+        <w:rPr/>
+      </w:pPr>
+      <w:r>
+        <w:rPr/>
+      </w:r>
+    </w:p>
+    <w:p>
+      <w:pPr>
+        <w:pStyle w:val="Normal"/>
+        <w:bidi w:val="0"/>
+        <w:jc w:val="start"/>
+        <w:rPr/>
+      </w:pPr>
+      <w:r>
+        <w:rPr/>
+      </w:r>
+    </w:p>
+    <w:p>
+      <w:pPr>
+        <w:pStyle w:val="Normal"/>
+        <w:bidi w:val="0"/>
+        <w:jc w:val="start"/>
+        <w:rPr/>
+      </w:pPr>
+      <w:r>
+        <w:rPr/>
+      </w:r>
+    </w:p>
+    <w:p>
+      <w:pPr>
+        <w:pStyle w:val="Normal"/>
+        <w:bidi w:val="0"/>
+        <w:jc w:val="start"/>
+        <w:rPr/>
+      </w:pPr>
+      <w:r>
+        <w:rPr/>
+      </w:r>
+    </w:p>
+    <w:p>
+      <w:pPr>
+        <w:pStyle w:val="Normal"/>
+        <w:bidi w:val="0"/>
+        <w:jc w:val="start"/>
+        <w:rPr/>
+      </w:pPr>
+      <w:r>
+        <w:rPr/>
+      </w:r>
+    </w:p>
+    <w:p>
+      <w:pPr>
+        <w:pStyle w:val="Normal"/>
+        <w:bidi w:val="0"/>
+        <w:jc w:val="start"/>
+        <w:rPr/>
+      </w:pPr>
+      <w:r>
+        <w:rPr/>
+      </w:r>
+    </w:p>
+    <w:p>
+      <w:pPr>
+        <w:pStyle w:val="Normal"/>
+        <w:bidi w:val="0"/>
+        <w:jc w:val="start"/>
+        <w:rPr/>
+      </w:pPr>
+      <w:r>
+        <w:rPr/>
+      </w:r>
+    </w:p>
+    <w:p>
+      <w:pPr>
+        <w:pStyle w:val="Normal"/>
+        <w:bidi w:val="0"/>
+        <w:jc w:val="start"/>
+        <w:rPr/>
+      </w:pPr>
+      <w:r>
+        <w:rPr/>
+      </w:r>
+    </w:p>
+    <w:p>
+      <w:pPr>
+        <w:pStyle w:val="Normal"/>
+        <w:bidi w:val="0"/>
+        <w:jc w:val="start"/>
+        <w:rPr/>
+      </w:pPr>
+      <w:r>
+        <w:rPr/>
+      </w:r>
+    </w:p>
+    <w:p>
+      <w:pPr>
+        <w:pStyle w:val="Normal"/>
+        <w:bidi w:val="0"/>
+        <w:jc w:val="start"/>
+        <w:rPr/>
+      </w:pPr>
+      <w:r>
+        <w:rPr/>
+      </w:r>
+    </w:p>
+    <w:p>
+      <w:pPr>
+        <w:pStyle w:val="Normal"/>
+        <w:bidi w:val="0"/>
+        <w:jc w:val="start"/>
+        <w:rPr/>
+      </w:pPr>
+      <w:r>
+        <w:rPr/>
+      </w:r>
+    </w:p>
+    <w:p>
+      <w:pPr>
+        <w:pStyle w:val="Normal"/>
+        <w:bidi w:val="0"/>
+        <w:jc w:val="start"/>
+        <w:rPr/>
+      </w:pPr>
+      <w:r>
+        <w:rPr/>
+      </w:r>
+    </w:p>
+    <w:p>
+      <w:pPr>
+        <w:pStyle w:val="Normal"/>
+        <w:bidi w:val="0"/>
+        <w:jc w:val="start"/>
+        <w:rPr/>
+      </w:pPr>
+      <w:r>
+        <w:rPr/>
+      </w:r>
+    </w:p>
+    <w:p>
+      <w:pPr>
+        <w:pStyle w:val="Normal"/>
+        <w:bidi w:val="0"/>
+        <w:jc w:val="start"/>
+        <w:rPr/>
+      </w:pPr>
+      <w:r>
+        <w:rPr/>
+      </w:r>
+    </w:p>
+    <w:p>
+      <w:pPr>
+        <w:pStyle w:val="Normal"/>
+        <w:bidi w:val="0"/>
+        <w:jc w:val="start"/>
+        <w:rPr/>
+      </w:pPr>
+      <w:r>
+        <w:rPr/>
+      </w:r>
+    </w:p>
+    <w:p>
+      <w:pPr>
+        <w:pStyle w:val="Normal"/>
+        <w:bidi w:val="0"/>
+        <w:jc w:val="start"/>
+        <w:rPr/>
+      </w:pPr>
+      <w:r>
+        <w:rPr/>
+      </w:r>
+    </w:p>
+    <w:p>
+      <w:pPr>
+        <w:pStyle w:val="Normal"/>
+        <w:bidi w:val="0"/>
+        <w:jc w:val="start"/>
+        <w:rPr/>
+      </w:pPr>
+      <w:r>
+        <w:rPr/>
+      </w:r>
+    </w:p>
+    <w:p>
+      <w:pPr>
+        <w:pStyle w:val="Normal"/>
+        <w:bidi w:val="0"/>
+        <w:jc w:val="start"/>
+        <w:rPr/>
+      </w:pPr>
+      <w:r>
+        <w:rPr/>
+      </w:r>
+    </w:p>
+    <w:p>
+      <w:pPr>
+        <w:pStyle w:val="Normal"/>
+        <w:bidi w:val="0"/>
+        <w:jc w:val="start"/>
+        <w:rPr/>
+      </w:pPr>
+      <w:r>
+        <w:rPr/>
+      </w:r>
+    </w:p>
+    <w:p>
+      <w:pPr>
+        <w:pStyle w:val="Normal"/>
+        <w:bidi w:val="0"/>
+        <w:jc w:val="start"/>
+        <w:rPr/>
+      </w:pPr>
+      <w:r>
+        <w:rPr/>
+        <w:drawing>
+          <wp:anchor distT="0" distB="0" distL="0" distR="0" simplePos="0" relativeHeight="26" behindDoc="0" locked="0" layoutInCell="0" allowOverlap="1">
+            <wp:simplePos x="0" y="0"/>
+            <wp:positionH relativeFrom="column">
+              <wp:align>center</wp:align>
+            </wp:positionH>
+            <wp:positionV relativeFrom="paragraph">
+              <wp:posOffset>635</wp:posOffset>
+            </wp:positionV>
+            <wp:extent cx="6332220" cy="1135380"/>
+            <wp:effectExtent l="0" t="0" r="0" b="0"/>
+            <wp:wrapSquare wrapText="largest"/>
+            <wp:docPr id="25" name="Image25"/>
+            <wp:cNvGraphicFramePr>
+              <a:graphicFrameLocks xmlns:a="http://schemas.openxmlformats.org/drawingml/2006/main" noChangeAspect="1"/>
+            </wp:cNvGraphicFramePr>
+            <a:graphic xmlns:a="http://schemas.openxmlformats.org/drawingml/2006/main">
+              <a:graphicData uri="http://schemas.openxmlformats.org/drawingml/2006/picture">
+                <pic:pic xmlns:pic="http://schemas.openxmlformats.org/drawingml/2006/picture">
+                  <pic:nvPicPr>
+                    <pic:cNvPr id="25" name="Image25"/>
+                    <pic:cNvPicPr>
+                      <a:picLocks noChangeAspect="1" noChangeArrowheads="1"/>
+                    </pic:cNvPicPr>
+                  </pic:nvPicPr>
+                  <pic:blipFill>
+                    <a:blip r:embed="rId27"/>
+                    <a:stretch>
+                      <a:fillRect/>
+                    </a:stretch>
+                  </pic:blipFill>
+                  <pic:spPr bwMode="auto">
+                    <a:xfrm>
+                      <a:off x="0" y="0"/>
+                      <a:ext cx="6332220" cy="1135380"/>
+                    </a:xfrm>
+                    <a:prstGeom prst="rect">
+                      <a:avLst/>
+                    </a:prstGeom>
+                    <a:noFill/>
+                  </pic:spPr>
+                </pic:pic>
+              </a:graphicData>
+            </a:graphic>
+          </wp:anchor>
+        </w:drawing>
+      </w:r>
+    </w:p>
+    <w:p>
+      <w:pPr>
+        <w:pStyle w:val="Normal"/>
+        <w:bidi w:val="0"/>
+        <w:jc w:val="start"/>
+        <w:rPr/>
+      </w:pPr>
+      <w:r>
+        <w:rPr/>
+      </w:r>
+    </w:p>
+    <w:p>
+      <w:pPr>
+        <w:pStyle w:val="Normal"/>
+        <w:bidi w:val="0"/>
+        <w:jc w:val="start"/>
+        <w:rPr/>
+      </w:pPr>
+      <w:r>
+        <w:rPr/>
+        <w:drawing>
+          <wp:anchor distT="0" distB="0" distL="0" distR="0" simplePos="0" relativeHeight="27" behindDoc="0" locked="0" layoutInCell="0" allowOverlap="1">
+            <wp:simplePos x="0" y="0"/>
+            <wp:positionH relativeFrom="column">
+              <wp:align>center</wp:align>
+            </wp:positionH>
+            <wp:positionV relativeFrom="paragraph">
+              <wp:posOffset>635</wp:posOffset>
+            </wp:positionV>
+            <wp:extent cx="6332220" cy="2069465"/>
+            <wp:effectExtent l="0" t="0" r="0" b="0"/>
+            <wp:wrapSquare wrapText="largest"/>
+            <wp:docPr id="26" name="Image26"/>
+            <wp:cNvGraphicFramePr>
+              <a:graphicFrameLocks xmlns:a="http://schemas.openxmlformats.org/drawingml/2006/main" noChangeAspect="1"/>
+            </wp:cNvGraphicFramePr>
+            <a:graphic xmlns:a="http://schemas.openxmlformats.org/drawingml/2006/main">
+              <a:graphicData uri="http://schemas.openxmlformats.org/drawingml/2006/picture">
+                <pic:pic xmlns:pic="http://schemas.openxmlformats.org/drawingml/2006/picture">
+                  <pic:nvPicPr>
+                    <pic:cNvPr id="26" name="Image26"/>
+                    <pic:cNvPicPr>
+                      <a:picLocks noChangeAspect="1" noChangeArrowheads="1"/>
+                    </pic:cNvPicPr>
+                  </pic:nvPicPr>
+                  <pic:blipFill>
+                    <a:blip r:embed="rId28"/>
+                    <a:stretch>
+                      <a:fillRect/>
+                    </a:stretch>
+                  </pic:blipFill>
+                  <pic:spPr bwMode="auto">
+                    <a:xfrm>
+                      <a:off x="0" y="0"/>
+                      <a:ext cx="6332220" cy="2069465"/>
+                    </a:xfrm>
+                    <a:prstGeom prst="rect">
+                      <a:avLst/>
+                    </a:prstGeom>
+                    <a:noFill/>
+                  </pic:spPr>
+                </pic:pic>
+              </a:graphicData>
+            </a:graphic>
+          </wp:anchor>
+        </w:drawing>
+      </w:r>
+    </w:p>
+    <w:p>
+      <w:pPr>
+        <w:pStyle w:val="Normal"/>
+        <w:bidi w:val="0"/>
+        <w:jc w:val="start"/>
+        <w:rPr/>
+      </w:pPr>
+      <w:r>
+        <w:rPr/>
+      </w:r>
+    </w:p>
+    <w:p>
+      <w:pPr>
+        <w:pStyle w:val="Normal"/>
+        <w:bidi w:val="0"/>
+        <w:jc w:val="start"/>
+        <w:rPr/>
+      </w:pPr>
+      <w:r>
+        <w:rPr/>
+      </w:r>
+    </w:p>
+    <w:p>
+      <w:pPr>
+        <w:pStyle w:val="Normal"/>
+        <w:bidi w:val="0"/>
+        <w:jc w:val="start"/>
+        <w:rPr/>
+      </w:pPr>
+      <w:r>
+        <w:rPr/>
+      </w:r>
+    </w:p>
+    <w:p>
+      <w:pPr>
+        <w:pStyle w:val="Normal"/>
+        <w:bidi w:val="0"/>
+        <w:jc w:val="start"/>
+        <w:rPr/>
+      </w:pPr>
+      <w:r>
+        <w:rPr/>
+        <w:t>Note: another issue, ZIP file cannot have .Jar file instead we need .class</w:t>
+      </w:r>
+    </w:p>
+    <w:p>
+      <w:pPr>
+        <w:pStyle w:val="Normal"/>
+        <w:bidi w:val="0"/>
+        <w:jc w:val="start"/>
+        <w:rPr/>
+      </w:pPr>
+      <w:r>
+        <w:rPr/>
+      </w:r>
+    </w:p>
+    <w:p>
+      <w:pPr>
+        <w:pStyle w:val="Normal"/>
+        <w:bidi w:val="0"/>
+        <w:jc w:val="start"/>
+        <w:rPr/>
+      </w:pPr>
+      <w:r>
+        <w:rPr/>
+        <w:t>jar xf ..\bank-processor-1.0.0.jar</w:t>
+      </w:r>
+    </w:p>
+    <w:p>
+      <w:pPr>
+        <w:pStyle w:val="Normal"/>
+        <w:bidi w:val="0"/>
+        <w:jc w:val="start"/>
+        <w:rPr/>
+      </w:pPr>
+      <w:r>
+        <w:rPr/>
+      </w:r>
+    </w:p>
+    <w:p>
+      <w:pPr>
+        <w:pStyle w:val="Normal"/>
+        <w:bidi w:val="0"/>
+        <w:jc w:val="start"/>
+        <w:rPr/>
+      </w:pPr>
+      <w:r>
+        <w:rPr/>
+      </w:r>
+    </w:p>
+    <w:p>
+      <w:pPr>
+        <w:pStyle w:val="Normal"/>
+        <w:bidi w:val="0"/>
+        <w:jc w:val="start"/>
+        <w:rPr/>
+      </w:pPr>
+      <w:r>
+        <w:rPr/>
+        <w:t>Remove-Item target\bank-processor-lambda.zip -ErrorAction SilentlyContinue</w:t>
+      </w:r>
+    </w:p>
+    <w:p>
+      <w:pPr>
+        <w:pStyle w:val="Normal"/>
+        <w:bidi w:val="0"/>
+        <w:jc w:val="start"/>
+        <w:rPr/>
+      </w:pPr>
+      <w:r>
+        <w:rPr/>
+        <w:t>Copy-Item target\bank-processor-1.0.0.jar target\bank-processor-lambda.zip</w:t>
+      </w:r>
+    </w:p>
+    <w:p>
+      <w:pPr>
+        <w:pStyle w:val="Normal"/>
+        <w:bidi w:val="0"/>
+        <w:jc w:val="start"/>
+        <w:rPr/>
+      </w:pPr>
+      <w:r>
+        <w:rPr/>
+      </w:r>
+    </w:p>
+    <w:p>
+      <w:pPr>
+        <w:pStyle w:val="Normal"/>
+        <w:bidi w:val="0"/>
+        <w:jc w:val="start"/>
+        <w:rPr/>
+      </w:pPr>
+      <w:r>
+        <w:rPr/>
+        <w:t>I reupload into Lambda</w:t>
+      </w:r>
+    </w:p>
+    <w:p>
+      <w:pPr>
+        <w:pStyle w:val="Normal"/>
+        <w:bidi w:val="0"/>
+        <w:jc w:val="start"/>
+        <w:rPr/>
+      </w:pPr>
+      <w:r>
+        <w:rPr/>
+      </w:r>
+    </w:p>
+    <w:p>
+      <w:pPr>
+        <w:pStyle w:val="Normal"/>
+        <w:bidi w:val="0"/>
+        <w:jc w:val="start"/>
+        <w:rPr/>
+      </w:pPr>
+      <w:r>
+        <w:rPr/>
+        <w:t>I create inLine policy for the Lambda role to give access to S3</w:t>
+      </w:r>
+    </w:p>
+    <w:p>
+      <w:pPr>
+        <w:pStyle w:val="Normal"/>
+        <w:bidi w:val="0"/>
+        <w:jc w:val="start"/>
+        <w:rPr/>
+      </w:pPr>
+      <w:r>
+        <w:rPr/>
+        <w:drawing>
+          <wp:anchor distT="0" distB="0" distL="0" distR="0" simplePos="0" relativeHeight="29" behindDoc="0" locked="0" layoutInCell="0" allowOverlap="1">
+            <wp:simplePos x="0" y="0"/>
+            <wp:positionH relativeFrom="column">
+              <wp:posOffset>41910</wp:posOffset>
+            </wp:positionH>
+            <wp:positionV relativeFrom="paragraph">
+              <wp:posOffset>114300</wp:posOffset>
+            </wp:positionV>
+            <wp:extent cx="6249035" cy="4648200"/>
+            <wp:effectExtent l="0" t="0" r="0" b="0"/>
+            <wp:wrapSquare wrapText="largest"/>
+            <wp:docPr id="27" name="Image28"/>
+            <wp:cNvGraphicFramePr>
+              <a:graphicFrameLocks xmlns:a="http://schemas.openxmlformats.org/drawingml/2006/main" noChangeAspect="1"/>
+            </wp:cNvGraphicFramePr>
+            <a:graphic xmlns:a="http://schemas.openxmlformats.org/drawingml/2006/main">
+              <a:graphicData uri="http://schemas.openxmlformats.org/drawingml/2006/picture">
+                <pic:pic xmlns:pic="http://schemas.openxmlformats.org/drawingml/2006/picture">
+                  <pic:nvPicPr>
+                    <pic:cNvPr id="27" name="Image28"/>
+                    <pic:cNvPicPr>
+                      <a:picLocks noChangeAspect="1" noChangeArrowheads="1"/>
+                    </pic:cNvPicPr>
+                  </pic:nvPicPr>
+                  <pic:blipFill>
+                    <a:blip r:embed="rId29"/>
+                    <a:stretch>
+                      <a:fillRect/>
+                    </a:stretch>
+                  </pic:blipFill>
+                  <pic:spPr bwMode="auto">
+                    <a:xfrm>
+                      <a:off x="0" y="0"/>
+                      <a:ext cx="6249035" cy="4648200"/>
+                    </a:xfrm>
+                    <a:prstGeom prst="rect">
+                      <a:avLst/>
+                    </a:prstGeom>
+                    <a:noFill/>
+                  </pic:spPr>
+                </pic:pic>
+              </a:graphicData>
+            </a:graphic>
+          </wp:anchor>
+        </w:drawing>
+      </w:r>
+    </w:p>
+    <w:p>
+      <w:pPr>
+        <w:pStyle w:val="Normal"/>
+        <w:bidi w:val="0"/>
+        <w:jc w:val="start"/>
+        <w:rPr/>
+      </w:pPr>
+      <w:r>
+        <w:rPr/>
+      </w:r>
+    </w:p>
+    <w:p>
+      <w:pPr>
+        <w:pStyle w:val="Normal"/>
+        <w:bidi w:val="0"/>
+        <w:jc w:val="start"/>
+        <w:rPr/>
+      </w:pPr>
+      <w:r>
+        <w:rPr/>
+      </w:r>
+    </w:p>
+    <w:p>
+      <w:pPr>
+        <w:pStyle w:val="Normal"/>
+        <w:bidi w:val="0"/>
+        <w:jc w:val="start"/>
+        <w:rPr/>
+      </w:pPr>
+      <w:r>
+        <w:rPr/>
+      </w:r>
+    </w:p>
+    <w:p>
+      <w:pPr>
+        <w:pStyle w:val="Normal"/>
+        <w:bidi w:val="0"/>
+        <w:jc w:val="start"/>
+        <w:rPr/>
+      </w:pPr>
+      <w:r>
+        <w:rPr/>
+      </w:r>
+    </w:p>
+    <w:p>
+      <w:pPr>
+        <w:pStyle w:val="Normal"/>
+        <w:bidi w:val="0"/>
+        <w:jc w:val="start"/>
+        <w:rPr/>
+      </w:pPr>
+      <w:r>
+        <w:rPr/>
+      </w:r>
+    </w:p>
+    <w:p>
+      <w:pPr>
+        <w:pStyle w:val="Normal"/>
+        <w:bidi w:val="0"/>
+        <w:jc w:val="start"/>
+        <w:rPr/>
+      </w:pPr>
+      <w:r>
+        <w:rPr/>
+      </w:r>
+    </w:p>
+    <w:p>
+      <w:pPr>
+        <w:pStyle w:val="Normal"/>
+        <w:bidi w:val="0"/>
+        <w:jc w:val="start"/>
+        <w:rPr/>
+      </w:pPr>
+      <w:r>
+        <w:rPr/>
+      </w:r>
+    </w:p>
+    <w:p>
+      <w:pPr>
+        <w:pStyle w:val="Normal"/>
+        <w:bidi w:val="0"/>
+        <w:jc w:val="start"/>
+        <w:rPr/>
+      </w:pPr>
+      <w:r>
+        <w:rPr/>
+      </w:r>
+    </w:p>
+    <w:p>
+      <w:pPr>
+        <w:pStyle w:val="Normal"/>
+        <w:bidi w:val="0"/>
+        <w:jc w:val="start"/>
+        <w:rPr/>
+      </w:pPr>
+      <w:r>
+        <w:rPr/>
+      </w:r>
+    </w:p>
+    <w:p>
+      <w:pPr>
+        <w:pStyle w:val="Normal"/>
+        <w:bidi w:val="0"/>
+        <w:jc w:val="start"/>
+        <w:rPr/>
+      </w:pPr>
+      <w:r>
+        <w:rPr/>
+      </w:r>
+    </w:p>
+    <w:p>
+      <w:pPr>
+        <w:pStyle w:val="Normal"/>
+        <w:bidi w:val="0"/>
+        <w:jc w:val="start"/>
+        <w:rPr/>
+      </w:pPr>
+      <w:r>
+        <w:rPr/>
+        <w:drawing>
+          <wp:anchor distT="0" distB="0" distL="0" distR="0" simplePos="0" relativeHeight="28" behindDoc="0" locked="0" layoutInCell="0" allowOverlap="1">
+            <wp:simplePos x="0" y="0"/>
+            <wp:positionH relativeFrom="column">
+              <wp:align>center</wp:align>
+            </wp:positionH>
+            <wp:positionV relativeFrom="paragraph">
+              <wp:posOffset>635</wp:posOffset>
+            </wp:positionV>
+            <wp:extent cx="5067935" cy="4038600"/>
+            <wp:effectExtent l="0" t="0" r="0" b="0"/>
+            <wp:wrapSquare wrapText="largest"/>
+            <wp:docPr id="28" name="Image27"/>
+            <wp:cNvGraphicFramePr>
+              <a:graphicFrameLocks xmlns:a="http://schemas.openxmlformats.org/drawingml/2006/main" noChangeAspect="1"/>
+            </wp:cNvGraphicFramePr>
+            <a:graphic xmlns:a="http://schemas.openxmlformats.org/drawingml/2006/main">
+              <a:graphicData uri="http://schemas.openxmlformats.org/drawingml/2006/picture">
+                <pic:pic xmlns:pic="http://schemas.openxmlformats.org/drawingml/2006/picture">
+                  <pic:nvPicPr>
+                    <pic:cNvPr id="28" name="Image27"/>
+                    <pic:cNvPicPr>
+                      <a:picLocks noChangeAspect="1" noChangeArrowheads="1"/>
+                    </pic:cNvPicPr>
+                  </pic:nvPicPr>
+                  <pic:blipFill>
+                    <a:blip r:embed="rId30"/>
+                    <a:stretch>
+                      <a:fillRect/>
+                    </a:stretch>
+                  </pic:blipFill>
+                  <pic:spPr bwMode="auto">
+                    <a:xfrm>
+                      <a:off x="0" y="0"/>
+                      <a:ext cx="5067935" cy="4038600"/>
+                    </a:xfrm>
+                    <a:prstGeom prst="rect">
+                      <a:avLst/>
+                    </a:prstGeom>
+                    <a:noFill/>
+                  </pic:spPr>
+                </pic:pic>
+              </a:graphicData>
+            </a:graphic>
+          </wp:anchor>
+        </w:drawing>
+      </w:r>
+    </w:p>
+    <w:p>
+      <w:pPr>
+        <w:pStyle w:val="Normal"/>
+        <w:bidi w:val="0"/>
+        <w:jc w:val="start"/>
+        <w:rPr/>
+      </w:pPr>
+      <w:r>
+        <w:rPr/>
+      </w:r>
+    </w:p>
+    <w:p>
+      <w:pPr>
+        <w:pStyle w:val="Normal"/>
+        <w:bidi w:val="0"/>
+        <w:jc w:val="start"/>
+        <w:rPr/>
+      </w:pPr>
+      <w:r>
+        <w:rPr/>
+      </w:r>
+    </w:p>
+    <w:p>
+      <w:pPr>
+        <w:pStyle w:val="Normal"/>
+        <w:bidi w:val="0"/>
+        <w:jc w:val="start"/>
+        <w:rPr/>
+      </w:pPr>
+      <w:r>
+        <w:rPr/>
+      </w:r>
+    </w:p>
+    <w:p>
+      <w:pPr>
+        <w:pStyle w:val="Normal"/>
+        <w:bidi w:val="0"/>
+        <w:jc w:val="start"/>
+        <w:rPr/>
+      </w:pPr>
+      <w:r>
+        <w:rPr/>
+      </w:r>
+    </w:p>
+    <w:p>
+      <w:pPr>
+        <w:pStyle w:val="Normal"/>
+        <w:bidi w:val="0"/>
+        <w:jc w:val="start"/>
+        <w:rPr/>
+      </w:pPr>
+      <w:r>
+        <w:rPr/>
+      </w:r>
+    </w:p>
+    <w:p>
+      <w:pPr>
+        <w:pStyle w:val="Normal"/>
+        <w:bidi w:val="0"/>
+        <w:jc w:val="start"/>
+        <w:rPr/>
+      </w:pPr>
+      <w:r>
+        <w:rPr/>
+      </w:r>
+    </w:p>
+    <w:p>
+      <w:pPr>
+        <w:pStyle w:val="Normal"/>
+        <w:bidi w:val="0"/>
+        <w:jc w:val="start"/>
+        <w:rPr/>
+      </w:pPr>
+      <w:r>
+        <w:rPr/>
+      </w:r>
+    </w:p>
+    <w:p>
+      <w:pPr>
+        <w:pStyle w:val="Normal"/>
+        <w:bidi w:val="0"/>
+        <w:jc w:val="start"/>
+        <w:rPr/>
+      </w:pPr>
+      <w:r>
+        <w:rPr/>
+      </w:r>
+    </w:p>
+    <w:p>
+      <w:pPr>
+        <w:pStyle w:val="Normal"/>
+        <w:bidi w:val="0"/>
+        <w:jc w:val="start"/>
+        <w:rPr/>
+      </w:pPr>
+      <w:r>
+        <w:rPr/>
+      </w:r>
+    </w:p>
+    <w:p>
+      <w:pPr>
+        <w:pStyle w:val="Normal"/>
+        <w:bidi w:val="0"/>
+        <w:jc w:val="start"/>
+        <w:rPr/>
+      </w:pPr>
+      <w:r>
+        <w:rPr/>
+      </w:r>
+    </w:p>
+    <w:p>
+      <w:pPr>
+        <w:pStyle w:val="Normal"/>
+        <w:bidi w:val="0"/>
+        <w:jc w:val="start"/>
+        <w:rPr/>
+      </w:pPr>
+      <w:r>
+        <w:rPr/>
+      </w:r>
+    </w:p>
+    <w:p>
+      <w:pPr>
+        <w:pStyle w:val="Normal"/>
+        <w:bidi w:val="0"/>
+        <w:jc w:val="start"/>
+        <w:rPr/>
+      </w:pPr>
+      <w:r>
+        <w:rPr/>
+      </w:r>
+    </w:p>
+    <w:p>
+      <w:pPr>
+        <w:pStyle w:val="Normal"/>
+        <w:bidi w:val="0"/>
+        <w:jc w:val="start"/>
+        <w:rPr/>
+      </w:pPr>
+      <w:r>
+        <w:rPr/>
+      </w:r>
+    </w:p>
+    <w:p>
+      <w:pPr>
+        <w:pStyle w:val="Normal"/>
+        <w:bidi w:val="0"/>
+        <w:jc w:val="start"/>
+        <w:rPr/>
+      </w:pPr>
+      <w:r>
+        <w:rPr/>
+      </w:r>
+    </w:p>
+    <w:p>
+      <w:pPr>
+        <w:pStyle w:val="Normal"/>
+        <w:bidi w:val="0"/>
+        <w:jc w:val="start"/>
+        <w:rPr/>
+      </w:pPr>
+      <w:r>
+        <w:rPr/>
+      </w:r>
+    </w:p>
+    <w:p>
+      <w:pPr>
+        <w:pStyle w:val="Normal"/>
+        <w:bidi w:val="0"/>
+        <w:jc w:val="start"/>
+        <w:rPr/>
+      </w:pPr>
+      <w:r>
+        <w:rPr/>
+      </w:r>
+    </w:p>
+    <w:p>
+      <w:pPr>
+        <w:pStyle w:val="Normal"/>
+        <w:bidi w:val="0"/>
+        <w:jc w:val="start"/>
+        <w:rPr/>
+      </w:pPr>
+      <w:r>
+        <w:rPr/>
+      </w:r>
+    </w:p>
+    <w:p>
+      <w:pPr>
+        <w:pStyle w:val="Normal"/>
+        <w:bidi w:val="0"/>
+        <w:jc w:val="start"/>
+        <w:rPr/>
+      </w:pPr>
+      <w:r>
+        <w:rPr/>
+      </w:r>
+    </w:p>
+    <w:p>
+      <w:pPr>
+        <w:pStyle w:val="Normal"/>
+        <w:bidi w:val="0"/>
+        <w:jc w:val="start"/>
+        <w:rPr/>
+      </w:pPr>
+      <w:r>
+        <w:rPr/>
+      </w:r>
+    </w:p>
+    <w:p>
+      <w:pPr>
+        <w:pStyle w:val="Normal"/>
+        <w:bidi w:val="0"/>
+        <w:jc w:val="start"/>
+        <w:rPr/>
+      </w:pPr>
+      <w:r>
+        <w:rPr/>
+      </w:r>
+    </w:p>
+    <w:p>
+      <w:pPr>
+        <w:pStyle w:val="Normal"/>
+        <w:bidi w:val="0"/>
+        <w:jc w:val="start"/>
+        <w:rPr/>
+      </w:pPr>
+      <w:r>
+        <w:rPr/>
+      </w:r>
+    </w:p>
+    <w:p>
+      <w:pPr>
+        <w:pStyle w:val="Normal"/>
+        <w:bidi w:val="0"/>
+        <w:jc w:val="start"/>
+        <w:rPr/>
+      </w:pPr>
+      <w:r>
+        <w:rPr/>
+      </w:r>
+    </w:p>
+    <w:p>
+      <w:pPr>
+        <w:pStyle w:val="Normal"/>
+        <w:bidi w:val="0"/>
+        <w:jc w:val="start"/>
+        <w:rPr/>
+      </w:pPr>
+      <w:r>
+        <w:rPr/>
+      </w:r>
+    </w:p>
+    <w:p>
+      <w:pPr>
+        <w:pStyle w:val="Normal"/>
+        <w:bidi w:val="0"/>
+        <w:jc w:val="start"/>
+        <w:rPr/>
+      </w:pPr>
+      <w:r>
+        <w:rPr/>
+        <w:t>Test Payload for Lamda</w:t>
+      </w:r>
+    </w:p>
+    <w:p>
+      <w:pPr>
+        <w:pStyle w:val="Normal"/>
+        <w:bidi w:val="0"/>
+        <w:jc w:val="start"/>
+        <w:rPr/>
+      </w:pPr>
+      <w:r>
+        <w:rPr/>
+      </w:r>
+    </w:p>
+    <w:p>
+      <w:pPr>
+        <w:pStyle w:val="Normal"/>
+        <w:bidi w:val="0"/>
+        <w:jc w:val="start"/>
+        <w:rPr/>
+      </w:pPr>
+      <w:r>
+        <w:rPr/>
+        <w:t>{</w:t>
+        <w:br/>
+        <w:t xml:space="preserve"> "Records": [</w:t>
+        <w:br/>
+        <w:t xml:space="preserve"> {</w:t>
+        <w:br/>
+        <w:t xml:space="preserve"> "eventVersion": "2.1",</w:t>
+        <w:br/>
+        <w:t xml:space="preserve"> "eventSource": "aws:s3",</w:t>
+        <w:br/>
+        <w:t xml:space="preserve"> "awsRegion": "us-east-1",</w:t>
+        <w:br/>
+        <w:t xml:space="preserve"> "eventTime": "2026-06-02T23:55:00.000Z",</w:t>
+        <w:br/>
+        <w:t xml:space="preserve"> "eventName": "ObjectCreated:Put",</w:t>
+        <w:br/>
+        <w:t xml:space="preserve"> "s3": {</w:t>
+        <w:br/>
+        <w:t xml:space="preserve"> "bucket": {</w:t>
+        <w:br/>
+        <w:t xml:space="preserve"> "name": "secure-bank-records-saito-2026",</w:t>
+        <w:br/>
+        <w:t xml:space="preserve"> "arn": "arn:aws:s3:::secure-bank-records-saito-2026"</w:t>
+        <w:br/>
+        <w:t xml:space="preserve"> },</w:t>
+        <w:br/>
+        <w:t xml:space="preserve"> "object": {</w:t>
+        <w:br/>
+        <w:t xml:space="preserve"> "key": "transaction_001.json",</w:t>
+        <w:br/>
+        <w:t xml:space="preserve"> "size": 1024</w:t>
+        <w:br/>
+        <w:t xml:space="preserve"> }</w:t>
+        <w:br/>
+        <w:t xml:space="preserve"> }</w:t>
+        <w:br/>
+        <w:t xml:space="preserve"> }</w:t>
+        <w:br/>
+        <w:t xml:space="preserve"> ]</w:t>
+        <w:br/>
+        <w:t>}</w:t>
+      </w:r>
+    </w:p>
+    <w:p>
+      <w:pPr>
+        <w:pStyle w:val="Normal"/>
+        <w:bidi w:val="0"/>
+        <w:jc w:val="start"/>
+        <w:rPr/>
+      </w:pPr>
+      <w:r>
+        <w:rPr/>
+      </w:r>
+    </w:p>
+    <w:p>
+      <w:pPr>
+        <w:pStyle w:val="Normal"/>
+        <w:bidi w:val="0"/>
+        <w:jc w:val="start"/>
+        <w:rPr/>
+      </w:pPr>
+      <w:r>
+        <w:rPr/>
+        <w:t>SNS Inline policy for Lambda role</w:t>
+      </w:r>
+    </w:p>
+    <w:p>
+      <w:pPr>
+        <w:pStyle w:val="Normal"/>
+        <w:bidi w:val="0"/>
+        <w:jc w:val="start"/>
+        <w:rPr/>
+      </w:pPr>
+      <w:r>
+        <w:rPr/>
+      </w:r>
+    </w:p>
+    <w:p>
+      <w:pPr>
+        <w:pStyle w:val="Normal"/>
+        <w:bidi w:val="0"/>
+        <w:jc w:val="start"/>
+        <w:rPr/>
+      </w:pPr>
+      <w:r>
+        <w:rPr/>
+        <w:t>{</w:t>
+      </w:r>
+    </w:p>
+    <w:p>
+      <w:pPr>
+        <w:pStyle w:val="Normal"/>
+        <w:bidi w:val="0"/>
+        <w:jc w:val="start"/>
+        <w:rPr/>
+      </w:pPr>
+      <w:r>
+        <w:rPr/>
+        <w:t xml:space="preserve">  </w:t>
+      </w:r>
+      <w:r>
+        <w:rPr/>
+        <w:t>"Version": "2012-10-17",</w:t>
+      </w:r>
+    </w:p>
+    <w:p>
+      <w:pPr>
+        <w:pStyle w:val="Normal"/>
+        <w:bidi w:val="0"/>
+        <w:jc w:val="start"/>
+        <w:rPr/>
+      </w:pPr>
+      <w:r>
+        <w:rPr/>
+        <w:t xml:space="preserve">  </w:t>
+      </w:r>
+      <w:r>
+        <w:rPr/>
+        <w:t>"Statement": [</w:t>
+      </w:r>
+    </w:p>
+    <w:p>
+      <w:pPr>
+        <w:pStyle w:val="Normal"/>
+        <w:bidi w:val="0"/>
+        <w:jc w:val="start"/>
+        <w:rPr/>
+      </w:pPr>
+      <w:r>
+        <w:rPr/>
+        <w:t xml:space="preserve">    </w:t>
+      </w:r>
+      <w:r>
+        <w:rPr/>
+        <w:t>{</w:t>
+      </w:r>
+    </w:p>
+    <w:p>
+      <w:pPr>
+        <w:pStyle w:val="Normal"/>
+        <w:bidi w:val="0"/>
+        <w:jc w:val="start"/>
+        <w:rPr/>
+      </w:pPr>
+      <w:r>
+        <w:rPr/>
+        <w:t xml:space="preserve">      </w:t>
+      </w:r>
+      <w:r>
+        <w:rPr/>
+        <w:t>"Sid": "AllowReadTransactionFilesFromS3",</w:t>
+      </w:r>
+    </w:p>
+    <w:p>
+      <w:pPr>
+        <w:pStyle w:val="Normal"/>
+        <w:bidi w:val="0"/>
+        <w:jc w:val="start"/>
+        <w:rPr/>
+      </w:pPr>
+      <w:r>
+        <w:rPr/>
+        <w:t xml:space="preserve">      </w:t>
+      </w:r>
+      <w:r>
+        <w:rPr/>
+        <w:t>"Effect": "Allow",</w:t>
+      </w:r>
+    </w:p>
+    <w:p>
+      <w:pPr>
+        <w:pStyle w:val="Normal"/>
+        <w:bidi w:val="0"/>
+        <w:jc w:val="start"/>
+        <w:rPr/>
+      </w:pPr>
+      <w:r>
+        <w:rPr/>
+        <w:t xml:space="preserve">      </w:t>
+      </w:r>
+      <w:r>
+        <w:rPr/>
+        <w:t>"Action": "s3:GetObject",</w:t>
+      </w:r>
+    </w:p>
+    <w:p>
+      <w:pPr>
+        <w:pStyle w:val="Normal"/>
+        <w:bidi w:val="0"/>
+        <w:jc w:val="start"/>
+        <w:rPr/>
+      </w:pPr>
+      <w:r>
+        <w:rPr/>
+        <w:t xml:space="preserve">      </w:t>
+      </w:r>
+      <w:r>
+        <w:rPr/>
+        <w:t>"Resource": "arn:aws:s3:::secure-bank-records-saito-2026/*"</w:t>
+      </w:r>
+    </w:p>
+    <w:p>
+      <w:pPr>
+        <w:pStyle w:val="Normal"/>
+        <w:bidi w:val="0"/>
+        <w:jc w:val="start"/>
+        <w:rPr/>
+      </w:pPr>
+      <w:r>
+        <w:rPr/>
+        <w:t xml:space="preserve">    </w:t>
+      </w:r>
+      <w:r>
+        <w:rPr/>
+        <w:t>},</w:t>
+      </w:r>
+    </w:p>
+    <w:p>
+      <w:pPr>
+        <w:pStyle w:val="Normal"/>
+        <w:bidi w:val="0"/>
+        <w:jc w:val="start"/>
+        <w:rPr/>
+      </w:pPr>
+      <w:r>
+        <w:rPr/>
+        <w:t xml:space="preserve">    </w:t>
+      </w:r>
+      <w:r>
+        <w:rPr/>
+        <w:t>{</w:t>
+      </w:r>
+    </w:p>
+    <w:p>
+      <w:pPr>
+        <w:pStyle w:val="Normal"/>
+        <w:bidi w:val="0"/>
+        <w:jc w:val="start"/>
+        <w:rPr/>
+      </w:pPr>
+      <w:r>
+        <w:rPr/>
+        <w:t xml:space="preserve">      </w:t>
+      </w:r>
+      <w:r>
+        <w:rPr/>
+        <w:t>"Sid": "AllowListTransactionBucket",</w:t>
+      </w:r>
+    </w:p>
+    <w:p>
+      <w:pPr>
+        <w:pStyle w:val="Normal"/>
+        <w:bidi w:val="0"/>
+        <w:jc w:val="start"/>
+        <w:rPr/>
+      </w:pPr>
+      <w:r>
+        <w:rPr/>
+        <w:t xml:space="preserve">      </w:t>
+      </w:r>
+      <w:r>
+        <w:rPr/>
+        <w:t>"Effect": "Allow",</w:t>
+      </w:r>
+    </w:p>
+    <w:p>
+      <w:pPr>
+        <w:pStyle w:val="Normal"/>
+        <w:bidi w:val="0"/>
+        <w:jc w:val="start"/>
+        <w:rPr/>
+      </w:pPr>
+      <w:r>
+        <w:rPr/>
+        <w:t xml:space="preserve">      </w:t>
+      </w:r>
+      <w:r>
+        <w:rPr/>
+        <w:t>"Action": "s3:ListBucket",</w:t>
+      </w:r>
+    </w:p>
+    <w:p>
+      <w:pPr>
+        <w:pStyle w:val="Normal"/>
+        <w:bidi w:val="0"/>
+        <w:jc w:val="start"/>
+        <w:rPr/>
+      </w:pPr>
+      <w:r>
+        <w:rPr/>
+        <w:t xml:space="preserve">      </w:t>
+      </w:r>
+      <w:r>
+        <w:rPr/>
+        <w:t>"Resource": "arn:aws:s3:::secure-bank-records-saito-2026"</w:t>
+      </w:r>
+    </w:p>
+    <w:p>
+      <w:pPr>
+        <w:pStyle w:val="Normal"/>
+        <w:bidi w:val="0"/>
+        <w:jc w:val="start"/>
+        <w:rPr/>
+      </w:pPr>
+      <w:r>
+        <w:rPr/>
+        <w:t xml:space="preserve">    </w:t>
+      </w:r>
+      <w:r>
+        <w:rPr/>
+        <w:t>},</w:t>
+      </w:r>
+    </w:p>
+    <w:p>
+      <w:pPr>
+        <w:pStyle w:val="Normal"/>
+        <w:bidi w:val="0"/>
+        <w:jc w:val="start"/>
+        <w:rPr/>
+      </w:pPr>
+      <w:r>
+        <w:rPr/>
+        <w:t xml:space="preserve">    </w:t>
+      </w:r>
+      <w:r>
+        <w:rPr/>
+        <w:t>{</w:t>
+      </w:r>
+    </w:p>
+    <w:p>
+      <w:pPr>
+        <w:pStyle w:val="Normal"/>
+        <w:bidi w:val="0"/>
+        <w:jc w:val="start"/>
+        <w:rPr/>
+      </w:pPr>
+      <w:r>
+        <w:rPr/>
+        <w:t xml:space="preserve">      </w:t>
+      </w:r>
+      <w:r>
+        <w:rPr/>
+        <w:t>"Sid": "AllowPublishBankingAlerts",</w:t>
+      </w:r>
+    </w:p>
+    <w:p>
+      <w:pPr>
+        <w:pStyle w:val="Normal"/>
+        <w:bidi w:val="0"/>
+        <w:jc w:val="start"/>
+        <w:rPr/>
+      </w:pPr>
+      <w:r>
+        <w:rPr/>
+        <w:t xml:space="preserve">      </w:t>
+      </w:r>
+      <w:r>
+        <w:rPr/>
+        <w:t>"Effect": "Allow",</w:t>
+      </w:r>
+    </w:p>
+    <w:p>
+      <w:pPr>
+        <w:pStyle w:val="Normal"/>
+        <w:bidi w:val="0"/>
+        <w:jc w:val="start"/>
+        <w:rPr/>
+      </w:pPr>
+      <w:r>
+        <w:rPr/>
+        <w:t xml:space="preserve">      </w:t>
+      </w:r>
+      <w:r>
+        <w:rPr/>
+        <w:t>"Action": "sns:Publish",</w:t>
+      </w:r>
+    </w:p>
+    <w:p>
+      <w:pPr>
+        <w:pStyle w:val="Normal"/>
+        <w:bidi w:val="0"/>
+        <w:jc w:val="start"/>
+        <w:rPr/>
+      </w:pPr>
+      <w:r>
+        <w:rPr/>
+        <w:t xml:space="preserve">      </w:t>
+      </w:r>
+      <w:r>
+        <w:rPr/>
+        <w:t>"Resource": "arn:aws:sns:us-east-1:577638386543:BankingAlerts"</w:t>
+      </w:r>
+    </w:p>
+    <w:p>
+      <w:pPr>
+        <w:pStyle w:val="Normal"/>
+        <w:bidi w:val="0"/>
+        <w:jc w:val="start"/>
+        <w:rPr/>
+      </w:pPr>
+      <w:r>
+        <w:rPr/>
+        <w:t xml:space="preserve">    </w:t>
+      </w:r>
+      <w:r>
+        <w:rPr/>
+        <w:t>}</w:t>
+      </w:r>
+    </w:p>
+    <w:p>
+      <w:pPr>
+        <w:pStyle w:val="Normal"/>
+        <w:bidi w:val="0"/>
+        <w:jc w:val="start"/>
+        <w:rPr/>
+      </w:pPr>
+      <w:r>
+        <w:rPr/>
+        <w:t xml:space="preserve">  </w:t>
+      </w:r>
+      <w:r>
+        <w:rPr/>
+        <w:t>]</w:t>
+      </w:r>
+    </w:p>
+    <w:p>
+      <w:pPr>
+        <w:pStyle w:val="Normal"/>
+        <w:bidi w:val="0"/>
+        <w:jc w:val="start"/>
+        <w:rPr/>
+      </w:pPr>
+      <w:r>
+        <w:rPr/>
+        <w:t>}</w:t>
+      </w:r>
+    </w:p>
+    <w:p>
+      <w:pPr>
+        <w:pStyle w:val="Normal"/>
+        <w:bidi w:val="0"/>
+        <w:jc w:val="start"/>
+        <w:rPr/>
+      </w:pPr>
+      <w:r>
+        <w:rPr/>
+      </w:r>
+    </w:p>
+    <w:p>
+      <w:pPr>
+        <w:pStyle w:val="Normal"/>
+        <w:bidi w:val="0"/>
+        <w:jc w:val="start"/>
+        <w:rPr/>
+      </w:pPr>
+      <w:r>
+        <w:rPr/>
+        <w:drawing>
+          <wp:anchor distT="0" distB="0" distL="0" distR="0" simplePos="0" relativeHeight="30" behindDoc="0" locked="0" layoutInCell="0" allowOverlap="1">
+            <wp:simplePos x="0" y="0"/>
+            <wp:positionH relativeFrom="column">
+              <wp:align>center</wp:align>
+            </wp:positionH>
+            <wp:positionV relativeFrom="paragraph">
+              <wp:posOffset>635</wp:posOffset>
+            </wp:positionV>
+            <wp:extent cx="6332220" cy="3284855"/>
+            <wp:effectExtent l="0" t="0" r="0" b="0"/>
+            <wp:wrapSquare wrapText="largest"/>
+            <wp:docPr id="29" name="Image29"/>
+            <wp:cNvGraphicFramePr>
+              <a:graphicFrameLocks xmlns:a="http://schemas.openxmlformats.org/drawingml/2006/main" noChangeAspect="1"/>
+            </wp:cNvGraphicFramePr>
+            <a:graphic xmlns:a="http://schemas.openxmlformats.org/drawingml/2006/main">
+              <a:graphicData uri="http://schemas.openxmlformats.org/drawingml/2006/picture">
+                <pic:pic xmlns:pic="http://schemas.openxmlformats.org/drawingml/2006/picture">
+                  <pic:nvPicPr>
+                    <pic:cNvPr id="29" name="Image29"/>
+                    <pic:cNvPicPr>
+                      <a:picLocks noChangeAspect="1" noChangeArrowheads="1"/>
+                    </pic:cNvPicPr>
+                  </pic:nvPicPr>
+                  <pic:blipFill>
+                    <a:blip r:embed="rId31"/>
+                    <a:stretch>
+                      <a:fillRect/>
+                    </a:stretch>
+                  </pic:blipFill>
+                  <pic:spPr bwMode="auto">
+                    <a:xfrm>
+                      <a:off x="0" y="0"/>
+                      <a:ext cx="6332220" cy="3284855"/>
+                    </a:xfrm>
+                    <a:prstGeom prst="rect">
+                      <a:avLst/>
+                    </a:prstGeom>
+                    <a:noFill/>
+                  </pic:spPr>
+                </pic:pic>
+              </a:graphicData>
+            </a:graphic>
+          </wp:anchor>
+        </w:drawing>
+      </w:r>
+    </w:p>
+    <w:p>
+      <w:pPr>
+        <w:pStyle w:val="Normal"/>
+        <w:bidi w:val="0"/>
+        <w:jc w:val="start"/>
+        <w:rPr/>
+      </w:pPr>
+      <w:r>
+        <w:rPr/>
+      </w:r>
+    </w:p>
+    <w:p>
+      <w:pPr>
+        <w:pStyle w:val="Normal"/>
+        <w:bidi w:val="0"/>
+        <w:jc w:val="start"/>
+        <w:rPr/>
+      </w:pPr>
+      <w:r>
+        <w:rPr/>
+      </w:r>
+    </w:p>
+    <w:p>
+      <w:pPr>
+        <w:pStyle w:val="Normal"/>
+        <w:bidi w:val="0"/>
+        <w:jc w:val="start"/>
+        <w:rPr/>
+      </w:pPr>
+      <w:r>
+        <w:rPr/>
+      </w:r>
+    </w:p>
+    <w:p>
+      <w:pPr>
+        <w:pStyle w:val="Normal"/>
+        <w:bidi w:val="0"/>
+        <w:jc w:val="start"/>
+        <w:rPr/>
+      </w:pPr>
+      <w:r>
+        <w:rPr/>
+        <w:drawing>
+          <wp:anchor distT="0" distB="0" distL="0" distR="0" simplePos="0" relativeHeight="31" behindDoc="0" locked="0" layoutInCell="0" allowOverlap="1">
+            <wp:simplePos x="0" y="0"/>
+            <wp:positionH relativeFrom="column">
+              <wp:align>center</wp:align>
+            </wp:positionH>
+            <wp:positionV relativeFrom="paragraph">
+              <wp:posOffset>635</wp:posOffset>
+            </wp:positionV>
+            <wp:extent cx="5067935" cy="4038600"/>
+            <wp:effectExtent l="0" t="0" r="0" b="0"/>
+            <wp:wrapSquare wrapText="largest"/>
+            <wp:docPr id="30" name="Image27 Copy 1"/>
+            <wp:cNvGraphicFramePr>
+              <a:graphicFrameLocks xmlns:a="http://schemas.openxmlformats.org/drawingml/2006/main" noChangeAspect="1"/>
+            </wp:cNvGraphicFramePr>
+            <a:graphic xmlns:a="http://schemas.openxmlformats.org/drawingml/2006/main">
+              <a:graphicData uri="http://schemas.openxmlformats.org/drawingml/2006/picture">
+                <pic:pic xmlns:pic="http://schemas.openxmlformats.org/drawingml/2006/picture">
+                  <pic:nvPicPr>
+                    <pic:cNvPr id="30" name="Image27 Copy 1"/>
+                    <pic:cNvPicPr>
+                      <a:picLocks noChangeAspect="1" noChangeArrowheads="1"/>
+                    </pic:cNvPicPr>
+                  </pic:nvPicPr>
+                  <pic:blipFill>
+                    <a:blip r:embed="rId32"/>
+                    <a:stretch>
+                      <a:fillRect/>
+                    </a:stretch>
+                  </pic:blipFill>
+                  <pic:spPr bwMode="auto">
+                    <a:xfrm>
+                      <a:off x="0" y="0"/>
+                      <a:ext cx="5067935" cy="4038600"/>
+                    </a:xfrm>
+                    <a:prstGeom prst="rect">
+                      <a:avLst/>
+                    </a:prstGeom>
+                    <a:noFill/>
+                  </pic:spPr>
+                </pic:pic>
+              </a:graphicData>
+            </a:graphic>
+          </wp:anchor>
+        </w:drawing>
+      </w:r>
+    </w:p>
+    <w:p>
+      <w:pPr>
+        <w:pStyle w:val="Normal"/>
+        <w:bidi w:val="0"/>
+        <w:jc w:val="start"/>
+        <w:rPr/>
+      </w:pPr>
+      <w:r>
+        <w:rPr/>
+      </w:r>
+    </w:p>
+    <w:p>
+      <w:pPr>
+        <w:pStyle w:val="Normal"/>
+        <w:bidi w:val="0"/>
+        <w:jc w:val="start"/>
+        <w:rPr/>
+      </w:pPr>
+      <w:r>
+        <w:rPr/>
+      </w:r>
+    </w:p>
+    <w:p>
+      <w:pPr>
+        <w:pStyle w:val="Normal"/>
+        <w:bidi w:val="0"/>
+        <w:jc w:val="start"/>
+        <w:rPr/>
+      </w:pPr>
+      <w:r>
+        <w:rPr/>
+      </w:r>
+    </w:p>
+    <w:p>
+      <w:pPr>
+        <w:pStyle w:val="Normal"/>
+        <w:bidi w:val="0"/>
+        <w:jc w:val="start"/>
+        <w:rPr/>
+      </w:pPr>
+      <w:r>
+        <w:rPr/>
+      </w:r>
+    </w:p>
+    <w:p>
+      <w:pPr>
+        <w:pStyle w:val="Normal"/>
+        <w:bidi w:val="0"/>
+        <w:jc w:val="start"/>
+        <w:rPr/>
+      </w:pPr>
+      <w:r>
+        <w:rPr/>
+      </w:r>
+    </w:p>
+    <w:p>
+      <w:pPr>
+        <w:pStyle w:val="Normal"/>
+        <w:bidi w:val="0"/>
+        <w:jc w:val="start"/>
+        <w:rPr/>
+      </w:pPr>
+      <w:r>
+        <w:rPr/>
+      </w:r>
+    </w:p>
+    <w:p>
+      <w:pPr>
+        <w:pStyle w:val="Normal"/>
+        <w:bidi w:val="0"/>
+        <w:jc w:val="start"/>
+        <w:rPr/>
+      </w:pPr>
+      <w:r>
+        <w:rPr/>
+      </w:r>
+    </w:p>
+    <w:p>
+      <w:pPr>
+        <w:pStyle w:val="Normal"/>
+        <w:bidi w:val="0"/>
+        <w:jc w:val="start"/>
+        <w:rPr/>
+      </w:pPr>
+      <w:r>
+        <w:rPr/>
+      </w:r>
+    </w:p>
+    <w:p>
+      <w:pPr>
+        <w:pStyle w:val="Normal"/>
+        <w:bidi w:val="0"/>
+        <w:jc w:val="start"/>
+        <w:rPr/>
+      </w:pPr>
+      <w:r>
+        <w:rPr/>
+      </w:r>
+    </w:p>
+    <w:p>
+      <w:pPr>
+        <w:pStyle w:val="Normal"/>
+        <w:bidi w:val="0"/>
+        <w:jc w:val="start"/>
+        <w:rPr/>
+      </w:pPr>
+      <w:r>
+        <w:rPr/>
+      </w:r>
+    </w:p>
+    <w:p>
+      <w:pPr>
+        <w:pStyle w:val="Normal"/>
+        <w:bidi w:val="0"/>
+        <w:jc w:val="start"/>
+        <w:rPr/>
+      </w:pPr>
+      <w:r>
+        <w:rPr/>
+      </w:r>
+    </w:p>
+    <w:p>
+      <w:pPr>
+        <w:pStyle w:val="Normal"/>
+        <w:bidi w:val="0"/>
+        <w:jc w:val="start"/>
+        <w:rPr/>
+      </w:pPr>
+      <w:r>
+        <w:rPr/>
+      </w:r>
+    </w:p>
+    <w:p>
+      <w:pPr>
+        <w:pStyle w:val="Normal"/>
+        <w:bidi w:val="0"/>
+        <w:jc w:val="start"/>
+        <w:rPr/>
+      </w:pPr>
+      <w:r>
+        <w:rPr/>
+      </w:r>
+    </w:p>
+    <w:p>
+      <w:pPr>
+        <w:pStyle w:val="Normal"/>
+        <w:bidi w:val="0"/>
+        <w:jc w:val="start"/>
+        <w:rPr/>
+      </w:pPr>
+      <w:r>
+        <w:rPr/>
+      </w:r>
+    </w:p>
+    <w:p>
+      <w:pPr>
+        <w:pStyle w:val="Normal"/>
+        <w:bidi w:val="0"/>
+        <w:jc w:val="start"/>
+        <w:rPr/>
+      </w:pPr>
+      <w:r>
+        <w:rPr/>
+      </w:r>
+    </w:p>
+    <w:p>
+      <w:pPr>
+        <w:pStyle w:val="Normal"/>
+        <w:bidi w:val="0"/>
+        <w:jc w:val="start"/>
+        <w:rPr/>
+      </w:pPr>
+      <w:r>
+        <w:rPr/>
+      </w:r>
+    </w:p>
+    <w:p>
+      <w:pPr>
+        <w:pStyle w:val="Normal"/>
+        <w:bidi w:val="0"/>
+        <w:jc w:val="start"/>
+        <w:rPr/>
+      </w:pPr>
+      <w:r>
+        <w:rPr/>
+      </w:r>
+    </w:p>
+    <w:p>
+      <w:pPr>
+        <w:pStyle w:val="Normal"/>
+        <w:bidi w:val="0"/>
+        <w:jc w:val="start"/>
+        <w:rPr/>
+      </w:pPr>
+      <w:r>
+        <w:rPr/>
+      </w:r>
+    </w:p>
+    <w:p>
+      <w:pPr>
+        <w:pStyle w:val="Normal"/>
+        <w:bidi w:val="0"/>
+        <w:jc w:val="start"/>
+        <w:rPr/>
+      </w:pPr>
+      <w:r>
+        <w:rPr/>
+      </w:r>
+    </w:p>
+    <w:p>
+      <w:pPr>
+        <w:pStyle w:val="Normal"/>
+        <w:bidi w:val="0"/>
+        <w:jc w:val="start"/>
+        <w:rPr/>
+      </w:pPr>
+      <w:r>
+        <w:rPr/>
+      </w:r>
+    </w:p>
+    <w:p>
+      <w:pPr>
+        <w:pStyle w:val="Normal"/>
+        <w:bidi w:val="0"/>
+        <w:jc w:val="start"/>
+        <w:rPr/>
+      </w:pPr>
+      <w:r>
+        <w:rPr/>
+      </w:r>
+    </w:p>
+    <w:p>
+      <w:pPr>
+        <w:pStyle w:val="Normal"/>
+        <w:bidi w:val="0"/>
+        <w:jc w:val="start"/>
+        <w:rPr/>
+      </w:pPr>
+      <w:r>
+        <w:rPr/>
+      </w:r>
+    </w:p>
+    <w:p>
+      <w:pPr>
+        <w:pStyle w:val="Normal"/>
+        <w:bidi w:val="0"/>
+        <w:jc w:val="start"/>
+        <w:rPr/>
+      </w:pPr>
+      <w:r>
+        <w:rPr/>
+      </w:r>
+    </w:p>
+    <w:p>
+      <w:pPr>
+        <w:pStyle w:val="Normal"/>
+        <w:bidi w:val="0"/>
+        <w:jc w:val="start"/>
+        <w:rPr/>
+      </w:pPr>
+      <w:r>
+        <w:rPr/>
+      </w:r>
+    </w:p>
+    <w:p>
+      <w:pPr>
+        <w:pStyle w:val="Normal"/>
+        <w:bidi w:val="0"/>
+        <w:jc w:val="start"/>
+        <w:rPr/>
+      </w:pPr>
+      <w:r>
+        <w:rPr/>
+        <w:t>Each time I invoke from VSCode, CloudWatch generates a report</w:t>
+      </w:r>
+    </w:p>
+    <w:p>
+      <w:pPr>
+        <w:pStyle w:val="Normal"/>
+        <w:bidi w:val="0"/>
+        <w:jc w:val="start"/>
+        <w:rPr/>
+      </w:pPr>
+      <w:r>
+        <w:rPr/>
+      </w:r>
+    </w:p>
+    <w:p>
+      <w:pPr>
+        <w:pStyle w:val="Normal"/>
+        <w:bidi w:val="0"/>
+        <w:jc w:val="start"/>
+        <w:rPr/>
+      </w:pPr>
+      <w:r>
+        <w:rPr/>
+        <w:drawing>
+          <wp:anchor distT="0" distB="0" distL="0" distR="0" simplePos="0" relativeHeight="32" behindDoc="0" locked="0" layoutInCell="0" allowOverlap="1">
+            <wp:simplePos x="0" y="0"/>
+            <wp:positionH relativeFrom="column">
+              <wp:align>center</wp:align>
+            </wp:positionH>
+            <wp:positionV relativeFrom="paragraph">
+              <wp:posOffset>635</wp:posOffset>
+            </wp:positionV>
+            <wp:extent cx="2987040" cy="1272540"/>
+            <wp:effectExtent l="0" t="0" r="0" b="0"/>
+            <wp:wrapSquare wrapText="largest"/>
+            <wp:docPr id="31" name="Image30"/>
+            <wp:cNvGraphicFramePr>
+              <a:graphicFrameLocks xmlns:a="http://schemas.openxmlformats.org/drawingml/2006/main" noChangeAspect="1"/>
+            </wp:cNvGraphicFramePr>
+            <a:graphic xmlns:a="http://schemas.openxmlformats.org/drawingml/2006/main">
+              <a:graphicData uri="http://schemas.openxmlformats.org/drawingml/2006/picture">
+                <pic:pic xmlns:pic="http://schemas.openxmlformats.org/drawingml/2006/picture">
+                  <pic:nvPicPr>
+                    <pic:cNvPr id="31" name="Image30"/>
+                    <pic:cNvPicPr>
+                      <a:picLocks noChangeAspect="1" noChangeArrowheads="1"/>
+                    </pic:cNvPicPr>
+                  </pic:nvPicPr>
+                  <pic:blipFill>
+                    <a:blip r:embed="rId33"/>
+                    <a:stretch>
+                      <a:fillRect/>
+                    </a:stretch>
+                  </pic:blipFill>
+                  <pic:spPr bwMode="auto">
+                    <a:xfrm>
+                      <a:off x="0" y="0"/>
+                      <a:ext cx="2987040" cy="1272540"/>
+                    </a:xfrm>
+                    <a:prstGeom prst="rect">
+                      <a:avLst/>
+                    </a:prstGeom>
+                    <a:noFill/>
+                  </pic:spPr>
+                </pic:pic>
+              </a:graphicData>
+            </a:graphic>
+          </wp:anchor>
+        </w:drawing>
+      </w:r>
+    </w:p>
+    <w:p>
+      <w:pPr>
+        <w:pStyle w:val="Normal"/>
+        <w:bidi w:val="0"/>
+        <w:jc w:val="start"/>
+        <w:rPr/>
+      </w:pPr>
+      <w:r>
+        <w:rPr/>
+      </w:r>
+    </w:p>
+    <w:p>
+      <w:pPr>
+        <w:pStyle w:val="Normal"/>
+        <w:bidi w:val="0"/>
+        <w:jc w:val="start"/>
+        <w:rPr/>
+      </w:pPr>
+      <w:r>
+        <w:rPr/>
+      </w:r>
+    </w:p>
+    <w:p>
+      <w:pPr>
+        <w:pStyle w:val="Normal"/>
+        <w:bidi w:val="0"/>
+        <w:jc w:val="start"/>
+        <w:rPr/>
+      </w:pPr>
+      <w:r>
+        <w:rPr/>
+      </w:r>
+    </w:p>
+    <w:p>
+      <w:pPr>
+        <w:pStyle w:val="Normal"/>
+        <w:bidi w:val="0"/>
+        <w:jc w:val="start"/>
+        <w:rPr/>
+      </w:pPr>
+      <w:r>
+        <w:rPr/>
+      </w:r>
+    </w:p>
+    <w:p>
+      <w:pPr>
+        <w:pStyle w:val="Normal"/>
+        <w:bidi w:val="0"/>
+        <w:jc w:val="start"/>
+        <w:rPr/>
+      </w:pPr>
+      <w:r>
+        <w:rPr/>
+      </w:r>
+    </w:p>
+    <w:p>
+      <w:pPr>
+        <w:pStyle w:val="Normal"/>
+        <w:bidi w:val="0"/>
+        <w:jc w:val="start"/>
+        <w:rPr/>
+      </w:pPr>
+      <w:r>
+        <w:rPr/>
+      </w:r>
+    </w:p>
+    <w:p>
+      <w:pPr>
+        <w:pStyle w:val="Normal"/>
+        <w:bidi w:val="0"/>
+        <w:jc w:val="start"/>
+        <w:rPr/>
+      </w:pPr>
+      <w:r>
+        <w:rPr/>
+      </w:r>
+    </w:p>
+    <w:p>
+      <w:pPr>
+        <w:pStyle w:val="Normal"/>
+        <w:bidi w:val="0"/>
+        <w:jc w:val="start"/>
+        <w:rPr/>
+      </w:pPr>
+      <w:r>
+        <w:rPr/>
+      </w:r>
+    </w:p>
+    <w:p>
+      <w:pPr>
+        <w:pStyle w:val="Normal"/>
+        <w:bidi w:val="0"/>
+        <w:jc w:val="start"/>
+        <w:rPr/>
+      </w:pPr>
+      <w:r>
+        <w:rPr/>
+        <w:t>Add S3 Trigger in Lambda</w:t>
+      </w:r>
+    </w:p>
+    <w:p>
+      <w:pPr>
+        <w:pStyle w:val="Normal"/>
+        <w:bidi w:val="0"/>
+        <w:jc w:val="start"/>
+        <w:rPr/>
+      </w:pPr>
+      <w:r>
+        <w:rPr/>
+      </w:r>
+    </w:p>
+    <w:p>
+      <w:pPr>
+        <w:pStyle w:val="Normal"/>
+        <w:bidi w:val="0"/>
+        <w:jc w:val="start"/>
+        <w:rPr/>
+      </w:pPr>
+      <w:r>
+        <w:rPr/>
+        <w:drawing>
+          <wp:anchor distT="0" distB="0" distL="0" distR="0" simplePos="0" relativeHeight="33" behindDoc="0" locked="0" layoutInCell="0" allowOverlap="1">
+            <wp:simplePos x="0" y="0"/>
+            <wp:positionH relativeFrom="column">
+              <wp:align>center</wp:align>
+            </wp:positionH>
+            <wp:positionV relativeFrom="paragraph">
+              <wp:posOffset>635</wp:posOffset>
+            </wp:positionV>
+            <wp:extent cx="6332220" cy="2615565"/>
+            <wp:effectExtent l="0" t="0" r="0" b="0"/>
+            <wp:wrapSquare wrapText="largest"/>
+            <wp:docPr id="32" name="Image31"/>
+            <wp:cNvGraphicFramePr>
+              <a:graphicFrameLocks xmlns:a="http://schemas.openxmlformats.org/drawingml/2006/main" noChangeAspect="1"/>
+            </wp:cNvGraphicFramePr>
+            <a:graphic xmlns:a="http://schemas.openxmlformats.org/drawingml/2006/main">
+              <a:graphicData uri="http://schemas.openxmlformats.org/drawingml/2006/picture">
+                <pic:pic xmlns:pic="http://schemas.openxmlformats.org/drawingml/2006/picture">
+                  <pic:nvPicPr>
+                    <pic:cNvPr id="32" name="Image31"/>
+                    <pic:cNvPicPr>
+                      <a:picLocks noChangeAspect="1" noChangeArrowheads="1"/>
+                    </pic:cNvPicPr>
+                  </pic:nvPicPr>
+                  <pic:blipFill>
+                    <a:blip r:embed="rId34"/>
+                    <a:stretch>
+                      <a:fillRect/>
+                    </a:stretch>
+                  </pic:blipFill>
+                  <pic:spPr bwMode="auto">
+                    <a:xfrm>
+                      <a:off x="0" y="0"/>
+                      <a:ext cx="6332220" cy="2615565"/>
+                    </a:xfrm>
+                    <a:prstGeom prst="rect">
+                      <a:avLst/>
+                    </a:prstGeom>
+                    <a:noFill/>
+                  </pic:spPr>
+                </pic:pic>
+              </a:graphicData>
+            </a:graphic>
+          </wp:anchor>
+        </w:drawing>
+      </w:r>
+    </w:p>
+    <w:p>
+      <w:pPr>
+        <w:pStyle w:val="Normal"/>
+        <w:bidi w:val="0"/>
+        <w:jc w:val="start"/>
+        <w:rPr/>
+      </w:pPr>
+      <w:r>
+        <w:rPr/>
+      </w:r>
+    </w:p>
+    <w:p>
+      <w:pPr>
+        <w:pStyle w:val="Normal"/>
+        <w:bidi w:val="0"/>
+        <w:jc w:val="start"/>
+        <w:rPr/>
+      </w:pPr>
+      <w:r>
+        <w:rPr/>
+        <w:t>What’s the point of AWS Toolkit if I have to do everything in AWS Console</w:t>
+      </w:r>
+    </w:p>
+    <w:p>
+      <w:pPr>
+        <w:pStyle w:val="Normal"/>
+        <w:bidi w:val="0"/>
+        <w:jc w:val="start"/>
+        <w:rPr/>
+      </w:pPr>
+      <w:r>
+        <w:rPr/>
+      </w:r>
+    </w:p>
+    <w:p>
+      <w:pPr>
+        <w:pStyle w:val="Normal"/>
+        <w:bidi w:val="0"/>
+        <w:jc w:val="start"/>
+        <w:rPr/>
+      </w:pPr>
+      <w:r>
+        <w:rPr/>
+        <w:drawing>
+          <wp:anchor distT="0" distB="0" distL="0" distR="0" simplePos="0" relativeHeight="34" behindDoc="0" locked="0" layoutInCell="0" allowOverlap="1">
+            <wp:simplePos x="0" y="0"/>
+            <wp:positionH relativeFrom="column">
+              <wp:align>center</wp:align>
+            </wp:positionH>
+            <wp:positionV relativeFrom="paragraph">
+              <wp:posOffset>635</wp:posOffset>
+            </wp:positionV>
+            <wp:extent cx="6332220" cy="2966720"/>
+            <wp:effectExtent l="0" t="0" r="0" b="0"/>
+            <wp:wrapSquare wrapText="largest"/>
+            <wp:docPr id="33" name="Image32"/>
+            <wp:cNvGraphicFramePr>
+              <a:graphicFrameLocks xmlns:a="http://schemas.openxmlformats.org/drawingml/2006/main" noChangeAspect="1"/>
+            </wp:cNvGraphicFramePr>
+            <a:graphic xmlns:a="http://schemas.openxmlformats.org/drawingml/2006/main">
+              <a:graphicData uri="http://schemas.openxmlformats.org/drawingml/2006/picture">
+                <pic:pic xmlns:pic="http://schemas.openxmlformats.org/drawingml/2006/picture">
+                  <pic:nvPicPr>
+                    <pic:cNvPr id="33" name="Image32"/>
+                    <pic:cNvPicPr>
+                      <a:picLocks noChangeAspect="1" noChangeArrowheads="1"/>
+                    </pic:cNvPicPr>
+                  </pic:nvPicPr>
+                  <pic:blipFill>
+                    <a:blip r:embed="rId35"/>
+                    <a:stretch>
+                      <a:fillRect/>
+                    </a:stretch>
+                  </pic:blipFill>
+                  <pic:spPr bwMode="auto">
+                    <a:xfrm>
+                      <a:off x="0" y="0"/>
+                      <a:ext cx="6332220" cy="2966720"/>
+                    </a:xfrm>
+                    <a:prstGeom prst="rect">
+                      <a:avLst/>
+                    </a:prstGeom>
+                    <a:noFill/>
+                  </pic:spPr>
+                </pic:pic>
+              </a:graphicData>
+            </a:graphic>
+          </wp:anchor>
+        </w:drawing>
+      </w:r>
+    </w:p>
+    <w:p>
+      <w:pPr>
+        <w:pStyle w:val="Normal"/>
+        <w:bidi w:val="0"/>
+        <w:jc w:val="start"/>
+        <w:rPr/>
+      </w:pPr>
+      <w:r>
+        <w:rPr/>
+        <w:t>I uploaded new file into S3 bucket</w:t>
+      </w:r>
+    </w:p>
+    <w:p>
+      <w:pPr>
+        <w:pStyle w:val="Normal"/>
+        <w:bidi w:val="0"/>
+        <w:jc w:val="start"/>
+        <w:rPr/>
+      </w:pPr>
+      <w:r>
+        <w:rPr/>
+      </w:r>
+    </w:p>
+    <w:p>
+      <w:pPr>
+        <w:pStyle w:val="Normal"/>
+        <w:bidi w:val="0"/>
+        <w:jc w:val="start"/>
+        <w:rPr/>
+      </w:pPr>
+      <w:r>
+        <w:rPr/>
+        <w:drawing>
+          <wp:anchor distT="0" distB="0" distL="0" distR="0" simplePos="0" relativeHeight="35" behindDoc="0" locked="0" layoutInCell="0" allowOverlap="1">
+            <wp:simplePos x="0" y="0"/>
+            <wp:positionH relativeFrom="column">
+              <wp:align>center</wp:align>
+            </wp:positionH>
+            <wp:positionV relativeFrom="paragraph">
+              <wp:posOffset>635</wp:posOffset>
+            </wp:positionV>
+            <wp:extent cx="3063240" cy="1196340"/>
+            <wp:effectExtent l="0" t="0" r="0" b="0"/>
+            <wp:wrapSquare wrapText="largest"/>
+            <wp:docPr id="34" name="Image33"/>
+            <wp:cNvGraphicFramePr>
+              <a:graphicFrameLocks xmlns:a="http://schemas.openxmlformats.org/drawingml/2006/main" noChangeAspect="1"/>
+            </wp:cNvGraphicFramePr>
+            <a:graphic xmlns:a="http://schemas.openxmlformats.org/drawingml/2006/main">
+              <a:graphicData uri="http://schemas.openxmlformats.org/drawingml/2006/picture">
+                <pic:pic xmlns:pic="http://schemas.openxmlformats.org/drawingml/2006/picture">
+                  <pic:nvPicPr>
+                    <pic:cNvPr id="34" name="Image33"/>
+                    <pic:cNvPicPr>
+                      <a:picLocks noChangeAspect="1" noChangeArrowheads="1"/>
+                    </pic:cNvPicPr>
+                  </pic:nvPicPr>
+                  <pic:blipFill>
+                    <a:blip r:embed="rId36"/>
+                    <a:stretch>
+                      <a:fillRect/>
+                    </a:stretch>
+                  </pic:blipFill>
+                  <pic:spPr bwMode="auto">
+                    <a:xfrm>
+                      <a:off x="0" y="0"/>
+                      <a:ext cx="3063240" cy="1196340"/>
+                    </a:xfrm>
+                    <a:prstGeom prst="rect">
+                      <a:avLst/>
+                    </a:prstGeom>
+                    <a:noFill/>
+                  </pic:spPr>
+                </pic:pic>
+              </a:graphicData>
+            </a:graphic>
+          </wp:anchor>
+        </w:drawing>
+      </w:r>
+    </w:p>
+    <w:p>
+      <w:pPr>
+        <w:pStyle w:val="Normal"/>
+        <w:bidi w:val="0"/>
+        <w:jc w:val="start"/>
+        <w:rPr/>
+      </w:pPr>
+      <w:r>
+        <w:rPr/>
+      </w:r>
+    </w:p>
+    <w:p>
+      <w:pPr>
+        <w:pStyle w:val="Normal"/>
+        <w:bidi w:val="0"/>
+        <w:jc w:val="start"/>
+        <w:rPr/>
+      </w:pPr>
+      <w:r>
+        <w:rPr/>
+      </w:r>
+    </w:p>
+    <w:p>
+      <w:pPr>
+        <w:pStyle w:val="Normal"/>
+        <w:bidi w:val="0"/>
+        <w:jc w:val="start"/>
+        <w:rPr/>
+      </w:pPr>
+      <w:r>
+        <w:rPr/>
+      </w:r>
+    </w:p>
+    <w:p>
+      <w:pPr>
+        <w:pStyle w:val="Normal"/>
+        <w:bidi w:val="0"/>
+        <w:jc w:val="start"/>
+        <w:rPr/>
+      </w:pPr>
+      <w:r>
+        <w:rPr/>
+      </w:r>
+    </w:p>
+    <w:p>
+      <w:pPr>
+        <w:pStyle w:val="Normal"/>
+        <w:bidi w:val="0"/>
+        <w:jc w:val="start"/>
+        <w:rPr/>
+      </w:pPr>
+      <w:r>
+        <w:rPr/>
+      </w:r>
+    </w:p>
+    <w:p>
+      <w:pPr>
+        <w:pStyle w:val="Normal"/>
+        <w:bidi w:val="0"/>
+        <w:jc w:val="start"/>
+        <w:rPr/>
+      </w:pPr>
+      <w:r>
+        <w:rPr/>
+      </w:r>
+    </w:p>
+    <w:p>
+      <w:pPr>
+        <w:pStyle w:val="Normal"/>
+        <w:bidi w:val="0"/>
+        <w:jc w:val="start"/>
+        <w:rPr/>
+      </w:pPr>
+      <w:r>
+        <w:rPr/>
+      </w:r>
+    </w:p>
+    <w:p>
+      <w:pPr>
+        <w:pStyle w:val="Normal"/>
+        <w:bidi w:val="0"/>
+        <w:jc w:val="start"/>
+        <w:rPr/>
+      </w:pPr>
+      <w:r>
+        <w:rPr/>
+      </w:r>
+    </w:p>
+    <w:p>
+      <w:pPr>
+        <w:pStyle w:val="Normal"/>
+        <w:bidi w:val="0"/>
+        <w:jc w:val="start"/>
+        <w:rPr/>
+      </w:pPr>
+      <w:r>
+        <w:rPr/>
+      </w:r>
+    </w:p>
+    <w:p>
+      <w:pPr>
+        <w:pStyle w:val="Normal"/>
+        <w:bidi w:val="0"/>
+        <w:jc w:val="start"/>
+        <w:rPr/>
+      </w:pPr>
+      <w:r>
+        <w:rPr/>
+        <w:t>It has triggered Lambda automatically.</w:t>
+      </w:r>
+    </w:p>
+    <w:p>
+      <w:pPr>
+        <w:pStyle w:val="Normal"/>
+        <w:bidi w:val="0"/>
+        <w:jc w:val="start"/>
+        <w:rPr/>
+      </w:pPr>
+      <w:r>
+        <w:rPr/>
+      </w:r>
+    </w:p>
+    <w:p>
+      <w:pPr>
+        <w:pStyle w:val="Normal"/>
+        <w:bidi w:val="0"/>
+        <w:jc w:val="start"/>
+        <w:rPr/>
+      </w:pPr>
+      <w:r>
+        <w:rPr/>
+        <w:t>Check CloudWatch logs</w:t>
+      </w:r>
+    </w:p>
+    <w:p>
+      <w:pPr>
+        <w:pStyle w:val="Normal"/>
+        <w:bidi w:val="0"/>
+        <w:jc w:val="start"/>
+        <w:rPr/>
+      </w:pPr>
+      <w:r>
+        <w:rPr/>
+        <w:drawing>
+          <wp:anchor distT="0" distB="0" distL="0" distR="0" simplePos="0" relativeHeight="36" behindDoc="0" locked="0" layoutInCell="0" allowOverlap="1">
+            <wp:simplePos x="0" y="0"/>
+            <wp:positionH relativeFrom="column">
+              <wp:align>center</wp:align>
+            </wp:positionH>
+            <wp:positionV relativeFrom="paragraph">
+              <wp:posOffset>635</wp:posOffset>
+            </wp:positionV>
+            <wp:extent cx="6332220" cy="2707640"/>
+            <wp:effectExtent l="0" t="0" r="0" b="0"/>
+            <wp:wrapSquare wrapText="largest"/>
+            <wp:docPr id="35" name="Image34"/>
+            <wp:cNvGraphicFramePr>
+              <a:graphicFrameLocks xmlns:a="http://schemas.openxmlformats.org/drawingml/2006/main" noChangeAspect="1"/>
+            </wp:cNvGraphicFramePr>
+            <a:graphic xmlns:a="http://schemas.openxmlformats.org/drawingml/2006/main">
+              <a:graphicData uri="http://schemas.openxmlformats.org/drawingml/2006/picture">
+                <pic:pic xmlns:pic="http://schemas.openxmlformats.org/drawingml/2006/picture">
+                  <pic:nvPicPr>
+                    <pic:cNvPr id="35" name="Image34"/>
+                    <pic:cNvPicPr>
+                      <a:picLocks noChangeAspect="1" noChangeArrowheads="1"/>
+                    </pic:cNvPicPr>
+                  </pic:nvPicPr>
+                  <pic:blipFill>
+                    <a:blip r:embed="rId37"/>
+                    <a:stretch>
+                      <a:fillRect/>
+                    </a:stretch>
+                  </pic:blipFill>
+                  <pic:spPr bwMode="auto">
+                    <a:xfrm>
+                      <a:off x="0" y="0"/>
+                      <a:ext cx="6332220" cy="2707640"/>
+                    </a:xfrm>
+                    <a:prstGeom prst="rect">
+                      <a:avLst/>
+                    </a:prstGeom>
+                    <a:noFill/>
+                  </pic:spPr>
+                </pic:pic>
+              </a:graphicData>
+            </a:graphic>
+          </wp:anchor>
+        </w:drawing>
+      </w:r>
+    </w:p>
+    <w:p>
+      <w:pPr>
+        <w:pStyle w:val="Normal"/>
+        <w:bidi w:val="0"/>
+        <w:jc w:val="start"/>
+        <w:rPr/>
+      </w:pPr>
+      <w:r>
+        <w:rPr/>
+        <w:t>I add the second file</w:t>
+      </w:r>
+    </w:p>
+    <w:p>
+      <w:pPr>
+        <w:pStyle w:val="Normal"/>
+        <w:bidi w:val="0"/>
+        <w:jc w:val="start"/>
+        <w:rPr/>
+      </w:pPr>
+      <w:r>
+        <w:rPr/>
+      </w:r>
+    </w:p>
+    <w:p>
+      <w:pPr>
+        <w:pStyle w:val="Normal"/>
+        <w:bidi w:val="0"/>
+        <w:jc w:val="start"/>
+        <w:rPr/>
+      </w:pPr>
+      <w:r>
+        <w:rPr/>
+        <w:drawing>
+          <wp:anchor distT="0" distB="0" distL="0" distR="0" simplePos="0" relativeHeight="37" behindDoc="0" locked="0" layoutInCell="0" allowOverlap="1">
+            <wp:simplePos x="0" y="0"/>
+            <wp:positionH relativeFrom="column">
+              <wp:align>center</wp:align>
+            </wp:positionH>
+            <wp:positionV relativeFrom="paragraph">
+              <wp:posOffset>635</wp:posOffset>
+            </wp:positionV>
+            <wp:extent cx="2834640" cy="1043940"/>
+            <wp:effectExtent l="0" t="0" r="0" b="0"/>
+            <wp:wrapSquare wrapText="largest"/>
+            <wp:docPr id="36" name="Image35"/>
+            <wp:cNvGraphicFramePr>
+              <a:graphicFrameLocks xmlns:a="http://schemas.openxmlformats.org/drawingml/2006/main" noChangeAspect="1"/>
+            </wp:cNvGraphicFramePr>
+            <a:graphic xmlns:a="http://schemas.openxmlformats.org/drawingml/2006/main">
+              <a:graphicData uri="http://schemas.openxmlformats.org/drawingml/2006/picture">
+                <pic:pic xmlns:pic="http://schemas.openxmlformats.org/drawingml/2006/picture">
+                  <pic:nvPicPr>
+                    <pic:cNvPr id="36" name="Image35"/>
+                    <pic:cNvPicPr>
+                      <a:picLocks noChangeAspect="1" noChangeArrowheads="1"/>
+                    </pic:cNvPicPr>
+                  </pic:nvPicPr>
+                  <pic:blipFill>
+                    <a:blip r:embed="rId38"/>
+                    <a:stretch>
+                      <a:fillRect/>
+                    </a:stretch>
+                  </pic:blipFill>
+                  <pic:spPr bwMode="auto">
+                    <a:xfrm>
+                      <a:off x="0" y="0"/>
+                      <a:ext cx="2834640" cy="1043940"/>
+                    </a:xfrm>
+                    <a:prstGeom prst="rect">
+                      <a:avLst/>
+                    </a:prstGeom>
+                    <a:noFill/>
+                  </pic:spPr>
+                </pic:pic>
+              </a:graphicData>
+            </a:graphic>
+          </wp:anchor>
+        </w:drawing>
+      </w:r>
+    </w:p>
+    <w:p>
+      <w:pPr>
+        <w:pStyle w:val="Normal"/>
+        <w:bidi w:val="0"/>
+        <w:jc w:val="start"/>
+        <w:rPr/>
+      </w:pPr>
+      <w:r>
+        <w:rPr/>
+      </w:r>
+    </w:p>
+    <w:p>
+      <w:pPr>
+        <w:pStyle w:val="Normal"/>
+        <w:bidi w:val="0"/>
+        <w:jc w:val="start"/>
+        <w:rPr/>
+      </w:pPr>
+      <w:r>
+        <w:rPr/>
+      </w:r>
+    </w:p>
+    <w:p>
+      <w:pPr>
+        <w:pStyle w:val="Normal"/>
+        <w:bidi w:val="0"/>
+        <w:jc w:val="start"/>
+        <w:rPr/>
+      </w:pPr>
+      <w:r>
+        <w:rPr/>
+      </w:r>
+    </w:p>
+    <w:p>
+      <w:pPr>
+        <w:pStyle w:val="Normal"/>
+        <w:bidi w:val="0"/>
+        <w:jc w:val="start"/>
+        <w:rPr/>
+      </w:pPr>
+      <w:r>
+        <w:rPr/>
+      </w:r>
+    </w:p>
+    <w:p>
+      <w:pPr>
+        <w:pStyle w:val="Normal"/>
+        <w:bidi w:val="0"/>
+        <w:jc w:val="start"/>
+        <w:rPr/>
+      </w:pPr>
+      <w:r>
+        <w:rPr/>
+      </w:r>
+    </w:p>
+    <w:p>
+      <w:pPr>
+        <w:pStyle w:val="Normal"/>
+        <w:bidi w:val="0"/>
+        <w:jc w:val="start"/>
+        <w:rPr/>
+      </w:pPr>
+      <w:r>
+        <w:rPr/>
+      </w:r>
+    </w:p>
+    <w:p>
+      <w:pPr>
+        <w:pStyle w:val="Normal"/>
+        <w:bidi w:val="0"/>
+        <w:jc w:val="start"/>
+        <w:rPr/>
+      </w:pPr>
+      <w:r>
+        <w:rPr/>
+      </w:r>
+    </w:p>
+    <w:p>
+      <w:pPr>
+        <w:pStyle w:val="Normal"/>
+        <w:bidi w:val="0"/>
+        <w:jc w:val="start"/>
+        <w:rPr/>
+      </w:pPr>
+      <w:r>
+        <w:rPr/>
+        <w:drawing>
+          <wp:anchor distT="0" distB="0" distL="0" distR="0" simplePos="0" relativeHeight="38" behindDoc="0" locked="0" layoutInCell="0" allowOverlap="1">
+            <wp:simplePos x="0" y="0"/>
+            <wp:positionH relativeFrom="column">
+              <wp:posOffset>96520</wp:posOffset>
+            </wp:positionH>
+            <wp:positionV relativeFrom="paragraph">
+              <wp:posOffset>127000</wp:posOffset>
+            </wp:positionV>
+            <wp:extent cx="6332220" cy="2477770"/>
+            <wp:effectExtent l="0" t="0" r="0" b="0"/>
+            <wp:wrapSquare wrapText="largest"/>
+            <wp:docPr id="37" name="Image36"/>
+            <wp:cNvGraphicFramePr>
+              <a:graphicFrameLocks xmlns:a="http://schemas.openxmlformats.org/drawingml/2006/main" noChangeAspect="1"/>
+            </wp:cNvGraphicFramePr>
+            <a:graphic xmlns:a="http://schemas.openxmlformats.org/drawingml/2006/main">
+              <a:graphicData uri="http://schemas.openxmlformats.org/drawingml/2006/picture">
+                <pic:pic xmlns:pic="http://schemas.openxmlformats.org/drawingml/2006/picture">
+                  <pic:nvPicPr>
+                    <pic:cNvPr id="37" name="Image36"/>
+                    <pic:cNvPicPr>
+                      <a:picLocks noChangeAspect="1" noChangeArrowheads="1"/>
+                    </pic:cNvPicPr>
+                  </pic:nvPicPr>
+                  <pic:blipFill>
+                    <a:blip r:embed="rId39"/>
+                    <a:stretch>
+                      <a:fillRect/>
+                    </a:stretch>
+                  </pic:blipFill>
+                  <pic:spPr bwMode="auto">
+                    <a:xfrm>
+                      <a:off x="0" y="0"/>
+                      <a:ext cx="6332220" cy="2477770"/>
+                    </a:xfrm>
+                    <a:prstGeom prst="rect">
+                      <a:avLst/>
+                    </a:prstGeom>
+                    <a:noFill/>
+                  </pic:spPr>
+                </pic:pic>
+              </a:graphicData>
+            </a:graphic>
+          </wp:anchor>
+        </w:drawing>
+      </w:r>
+    </w:p>
+    <w:p>
+      <w:pPr>
+        <w:pStyle w:val="Normal"/>
+        <w:bidi w:val="0"/>
+        <w:jc w:val="start"/>
+        <w:rPr/>
+      </w:pPr>
+      <w:r>
+        <w:rPr/>
+      </w:r>
+    </w:p>
+    <w:p>
+      <w:pPr>
+        <w:pStyle w:val="Normal"/>
+        <w:bidi w:val="0"/>
+        <w:jc w:val="start"/>
+        <w:rPr/>
+      </w:pPr>
+      <w:r>
+        <w:rPr/>
+      </w:r>
+    </w:p>
+    <w:p>
+      <w:pPr>
+        <w:pStyle w:val="Normal"/>
+        <w:bidi w:val="0"/>
+        <w:jc w:val="start"/>
+        <w:rPr/>
+      </w:pPr>
+      <w:r>
+        <w:rPr/>
+      </w:r>
+    </w:p>
+    <w:p>
+      <w:pPr>
+        <w:pStyle w:val="Normal"/>
+        <w:bidi w:val="0"/>
+        <w:jc w:val="start"/>
+        <w:rPr/>
+      </w:pPr>
+      <w:r>
+        <w:rPr/>
+      </w:r>
+    </w:p>
+    <w:p>
+      <w:pPr>
+        <w:pStyle w:val="Normal"/>
+        <w:bidi w:val="0"/>
+        <w:jc w:val="start"/>
+        <w:rPr/>
+      </w:pPr>
+      <w:r>
+        <w:rPr/>
+        <w:t>SNS triggered automatic emails</w:t>
+      </w:r>
+    </w:p>
+    <w:p>
+      <w:pPr>
+        <w:pStyle w:val="Normal"/>
+        <w:bidi w:val="0"/>
+        <w:jc w:val="start"/>
+        <w:rPr/>
+      </w:pPr>
+      <w:r>
+        <w:rPr/>
+      </w:r>
+    </w:p>
+    <w:p>
+      <w:pPr>
+        <w:pStyle w:val="Normal"/>
+        <w:bidi w:val="0"/>
+        <w:jc w:val="start"/>
+        <w:rPr/>
+      </w:pPr>
+      <w:r>
+        <w:rPr/>
+      </w:r>
+    </w:p>
+    <w:p>
+      <w:pPr>
+        <w:pStyle w:val="Normal"/>
+        <w:bidi w:val="0"/>
+        <w:jc w:val="start"/>
+        <w:rPr/>
+      </w:pPr>
+      <w:r>
+        <w:rPr/>
+        <w:drawing>
+          <wp:anchor distT="0" distB="0" distL="0" distR="0" simplePos="0" relativeHeight="39" behindDoc="0" locked="0" layoutInCell="0" allowOverlap="1">
+            <wp:simplePos x="0" y="0"/>
+            <wp:positionH relativeFrom="column">
+              <wp:align>center</wp:align>
+            </wp:positionH>
+            <wp:positionV relativeFrom="paragraph">
+              <wp:posOffset>635</wp:posOffset>
+            </wp:positionV>
+            <wp:extent cx="6332220" cy="3149600"/>
+            <wp:effectExtent l="0" t="0" r="0" b="0"/>
+            <wp:wrapSquare wrapText="largest"/>
+            <wp:docPr id="38" name="Image37"/>
+            <wp:cNvGraphicFramePr>
+              <a:graphicFrameLocks xmlns:a="http://schemas.openxmlformats.org/drawingml/2006/main" noChangeAspect="1"/>
+            </wp:cNvGraphicFramePr>
+            <a:graphic xmlns:a="http://schemas.openxmlformats.org/drawingml/2006/main">
+              <a:graphicData uri="http://schemas.openxmlformats.org/drawingml/2006/picture">
+                <pic:pic xmlns:pic="http://schemas.openxmlformats.org/drawingml/2006/picture">
+                  <pic:nvPicPr>
+                    <pic:cNvPr id="38" name="Image37"/>
+                    <pic:cNvPicPr>
+                      <a:picLocks noChangeAspect="1" noChangeArrowheads="1"/>
+                    </pic:cNvPicPr>
+                  </pic:nvPicPr>
+                  <pic:blipFill>
+                    <a:blip r:embed="rId40"/>
+                    <a:stretch>
+                      <a:fillRect/>
+                    </a:stretch>
+                  </pic:blipFill>
+                  <pic:spPr bwMode="auto">
+                    <a:xfrm>
+                      <a:off x="0" y="0"/>
+                      <a:ext cx="6332220" cy="3149600"/>
+                    </a:xfrm>
+                    <a:prstGeom prst="rect">
+                      <a:avLst/>
+                    </a:prstGeom>
+                    <a:noFill/>
+                  </pic:spPr>
+                </pic:pic>
+              </a:graphicData>
+            </a:graphic>
+          </wp:anchor>
+        </w:drawing>
+      </w:r>
+    </w:p>
+    <w:p>
+      <w:pPr>
+        <w:pStyle w:val="Normal"/>
+        <w:bidi w:val="0"/>
+        <w:jc w:val="start"/>
+        <w:rPr/>
+      </w:pPr>
+      <w:r>
+        <w:rPr/>
+      </w:r>
+    </w:p>
+    <w:p>
+      <w:pPr>
+        <w:pStyle w:val="Normal"/>
+        <w:bidi w:val="0"/>
+        <w:jc w:val="start"/>
+        <w:rPr/>
+      </w:pPr>
+      <w:r>
+        <w:rPr/>
+      </w:r>
+    </w:p>
+    <w:p>
+      <w:pPr>
+        <w:pStyle w:val="Normal"/>
+        <w:bidi w:val="0"/>
+        <w:jc w:val="start"/>
+        <w:rPr/>
+      </w:pPr>
+      <w:r>
+        <w:rPr/>
+      </w:r>
+    </w:p>
+    <w:p>
+      <w:pPr>
+        <w:pStyle w:val="Normal"/>
+        <w:bidi w:val="0"/>
+        <w:jc w:val="start"/>
+        <w:rPr/>
+      </w:pPr>
+      <w:r>
+        <w:rPr/>
+      </w:r>
+    </w:p>
+    <w:p>
+      <w:pPr>
+        <w:pStyle w:val="Normal"/>
+        <w:bidi w:val="0"/>
+        <w:jc w:val="start"/>
+        <w:rPr/>
+      </w:pPr>
+      <w:r>
+        <w:rPr/>
+      </w:r>
+    </w:p>
+    <w:p>
+      <w:pPr>
+        <w:pStyle w:val="Normal"/>
+        <w:bidi w:val="0"/>
+        <w:jc w:val="start"/>
+        <w:rPr/>
+      </w:pPr>
+      <w:r>
+        <w:rPr/>
       </w:r>
     </w:p>
     <w:p>
@@ -4378,6 +9356,13 @@
       <w:sz w:val="24"/>
       <w:szCs w:val="24"/>
       <w:lang w:val="en-US" w:eastAsia="zh-CN" w:bidi="hi-IN"/>
+    </w:rPr>
+  </w:style>
+  <w:style w:type="character" w:styleId="Hyperlink">
+    <w:name w:val="Hyperlink"/>
+    <w:rPr>
+      <w:color w:val="000080"/>
+      <w:u w:val="single"/>
     </w:rPr>
   </w:style>
   <w:style w:type="paragraph" w:styleId="Heading">
